--- a/criador informal/Anexo_Delimitacao_DL314_2003.docx
+++ b/criador informal/Anexo_Delimitacao_DL314_2003.docx
@@ -270,6 +270,148 @@
     </w:p>
     <w:p>
       <w:pPr>
+        <w:spacing w:before="0" w:after="140" w:line="293" w:lineRule="auto"/>
+        <w:jc w:val="both"/>
+      </w:pPr>
+      <w:r>
+        <w:rPr>
+          <w:rFonts w:ascii="Aptos" w:hAnsi="Aptos" w:cs="Aptos" w:eastAsia="Aptos"/>
+          <w:b w:val="0"/>
+          <w:i w:val="0"/>
+          <w:color w:val="2B2B2B"/>
+          <w:sz w:val="20"/>
+        </w:rPr>
+        <w:t>A doutrina que se debruçou sobre o artigo 3.º recusou, pelas mesmas razões, que os seus limites valham fora do domínio sanitário. A propósito da tentativa de deles extrair uma limitação geral aos poderes do proprietário de fracção autónoma, escreveu-se o seguinte.</w:t>
+      </w:r>
+    </w:p>
+    <w:tbl>
+      <w:tblPr>
+        <w:tblW w:type="auto" w:w="0"/>
+        <w:jc w:val="center"/>
+        <w:tblBorders>
+          <w:top w:val="nil"/>
+          <w:left w:val="nil"/>
+          <w:bottom w:val="nil"/>
+          <w:right w:val="nil"/>
+          <w:insideH w:val="nil"/>
+          <w:insideV w:val="nil"/>
+        </w:tblBorders>
+        <w:tblLayout w:type="fixed"/>
+        <w:tblLook w:firstColumn="1" w:firstRow="1" w:lastColumn="0" w:lastRow="0" w:noHBand="0" w:noVBand="1" w:val="04A0"/>
+      </w:tblPr>
+      <w:tblGrid>
+        <w:gridCol w:w="9412"/>
+      </w:tblGrid>
+      <w:tr>
+        <w:trPr>
+          <w:cantSplit/>
+        </w:trPr>
+        <w:tc>
+          <w:tcPr>
+            <w:tcW w:type="dxa" w:w="9411"/>
+            <w:tcBorders>
+              <w:top w:val="nil"/>
+              <w:left w:val="single" w:sz="18" w:space="0" w:color="A9C2D8"/>
+              <w:bottom w:val="nil"/>
+              <w:right w:val="nil"/>
+            </w:tcBorders>
+            <w:shd w:val="clear" w:color="auto" w:fill="F3F6F9"/>
+            <w:tcMar>
+              <w:top w:w="130" w:type="dxa"/>
+              <w:bottom w:w="130" w:type="dxa"/>
+              <w:left w:w="200" w:type="dxa"/>
+              <w:right w:w="180" w:type="dxa"/>
+            </w:tcMar>
+          </w:tcPr>
+          <w:p>
+            <w:pPr>
+              <w:spacing w:before="0" w:after="80" w:line="293" w:lineRule="auto"/>
+              <w:jc w:val="both"/>
+            </w:pPr>
+            <w:r>
+              <w:rPr>
+                <w:rFonts w:ascii="Aptos" w:hAnsi="Aptos" w:cs="Aptos" w:eastAsia="Aptos"/>
+                <w:b w:val="0"/>
+                <w:i/>
+                <w:color w:val="2B2B2B"/>
+                <w:sz w:val="19"/>
+              </w:rPr>
+              <w:t>Seria no mínimo abusivo pretender retirar daqui uma limitação geral em termos de detenção de animais numa fracção autónoma, numa limitação matreira aos poderes conferidos pelo código civil aos proprietários.</w:t>
+            </w:r>
+          </w:p>
+          <w:p>
+            <w:pPr>
+              <w:spacing w:before="0" w:after="80" w:line="293" w:lineRule="auto"/>
+              <w:jc w:val="both"/>
+            </w:pPr>
+            <w:r>
+              <w:rPr>
+                <w:rFonts w:ascii="Aptos" w:hAnsi="Aptos" w:cs="Aptos" w:eastAsia="Aptos"/>
+                <w:b w:val="0"/>
+                <w:i/>
+                <w:color w:val="2B2B2B"/>
+                <w:sz w:val="19"/>
+              </w:rPr>
+              <w:t>A limitação prevista nesta norma vale para efeito de prevenção de zoonoses. Mal se compreenderia, num diploma desta natureza, uma limitação geral, feita em abstracto (sem qualquer atenção, por exemplo, à dimensão da fracção autónoma) aos poderes conferidos ao proprietário pelo Direito Civil.</w:t>
+            </w:r>
+          </w:p>
+          <w:p>
+            <w:pPr>
+              <w:spacing w:before="0" w:after="0" w:line="293" w:lineRule="auto"/>
+              <w:jc w:val="both"/>
+            </w:pPr>
+            <w:r>
+              <w:rPr>
+                <w:rFonts w:ascii="Aptos" w:hAnsi="Aptos" w:cs="Aptos" w:eastAsia="Aptos"/>
+                <w:b w:val="0"/>
+                <w:i/>
+                <w:color w:val="2B2B2B"/>
+                <w:sz w:val="19"/>
+              </w:rPr>
+              <w:t>O limite máximo aqui estabelecido releva para efeitos de luta e vigilância epidemiológica, indiciando riscos higío-sanitários, não pretende regular relações de vizinhança, nem tutelar direitos de personalidade dos outros conviventes no prédio.</w:t>
+            </w:r>
+          </w:p>
+          <w:p>
+            <w:pPr>
+              <w:spacing w:before="120" w:after="0" w:line="293" w:lineRule="auto"/>
+            </w:pPr>
+            <w:r>
+              <w:rPr>
+                <w:rFonts w:ascii="Aptos" w:hAnsi="Aptos" w:cs="Aptos" w:eastAsia="Aptos"/>
+                <w:b w:val="0"/>
+                <w:i w:val="0"/>
+                <w:color w:val="7C8894"/>
+                <w:sz w:val="15"/>
+              </w:rPr>
+              <w:t>Sandra Passinhas, «Os animais e o regime português da propriedade horizontal», Revista da Ordem dos Advogados, Ano 66, Vol. II, setembro de 2006</w:t>
+            </w:r>
+          </w:p>
+        </w:tc>
+      </w:tr>
+    </w:tbl>
+    <w:p>
+      <w:pPr>
+        <w:spacing w:before="0" w:after="180" w:line="293" w:lineRule="auto"/>
+      </w:pPr>
+    </w:p>
+    <w:p>
+      <w:pPr>
+        <w:spacing w:before="0" w:after="140" w:line="293" w:lineRule="auto"/>
+        <w:jc w:val="both"/>
+      </w:pPr>
+      <w:r>
+        <w:rPr>
+          <w:rFonts w:ascii="Aptos" w:hAnsi="Aptos" w:cs="Aptos" w:eastAsia="Aptos"/>
+          <w:b w:val="0"/>
+          <w:i w:val="0"/>
+          <w:color w:val="2B2B2B"/>
+          <w:sz w:val="20"/>
+        </w:rPr>
+        <w:t>O raciocínio vale por maioria de razão no caso presente. Se os limites do artigo 3.º não podem ser invocados para conformar o conteúdo do direito de propriedade e as relações de vizinhança, que são matéria civil próxima do seu campo de incidência material, menos ainda podem sê-lo para condicionar o acesso a uma atividade económica regulada por diploma próprio, com autoridade competente, procedimento e regime sancionatório distintos.</w:t>
+      </w:r>
+    </w:p>
+    <w:p>
+      <w:pPr>
         <w:keepNext/>
         <w:spacing w:before="360" w:after="40" w:line="293" w:lineRule="auto"/>
       </w:pPr>
@@ -523,6 +665,22 @@
         <w:t>O sentido da intervenção é inequívoco. Confrontado com a coexistência dos dois regimes, o legislador não converteu os limites de detenção em limiar de capacidade dos alojamentos. Fez o inverso: subtraiu ao conceito de alojamento sujeito a título de acesso as situações de detenção que o diploma sanitário regula. Delimitou os planos em vez de os sobrepor.</w:t>
       </w:r>
     </w:p>
+    <w:p>
+      <w:pPr>
+        <w:spacing w:before="0" w:after="140" w:line="293" w:lineRule="auto"/>
+        <w:jc w:val="both"/>
+      </w:pPr>
+      <w:r>
+        <w:rPr>
+          <w:rFonts w:ascii="Aptos" w:hAnsi="Aptos" w:cs="Aptos" w:eastAsia="Aptos"/>
+          <w:b w:val="0"/>
+          <w:i w:val="0"/>
+          <w:color w:val="2B2B2B"/>
+          <w:sz w:val="20"/>
+        </w:rPr>
+        <w:t>O n.º 3 do artigo 3.º para que se remete permanece hoje na redação originária de 2003, tal como todo o artigo 3.º, que nunca foi alterado. Tem o seguinte teor.</w:t>
+      </w:r>
+    </w:p>
     <w:tbl>
       <w:tblPr>
         <w:tblW w:type="auto" w:w="0"/>
@@ -550,11 +708,11 @@
             <w:tcW w:type="dxa" w:w="9411"/>
             <w:tcBorders>
               <w:top w:val="nil"/>
-              <w:left w:val="single" w:sz="18" w:space="0" w:color="E0BEBA"/>
+              <w:left w:val="single" w:sz="18" w:space="0" w:color="A9C2D8"/>
               <w:bottom w:val="nil"/>
               <w:right w:val="nil"/>
             </w:tcBorders>
-            <w:shd w:val="clear" w:color="auto" w:fill="FAF2F1"/>
+            <w:shd w:val="clear" w:color="auto" w:fill="F3F6F9"/>
             <w:tcMar>
               <w:top w:w="130" w:type="dxa"/>
               <w:bottom w:w="130" w:type="dxa"/>
@@ -571,11 +729,26 @@
               <w:rPr>
                 <w:rFonts w:ascii="Aptos" w:hAnsi="Aptos" w:cs="Aptos" w:eastAsia="Aptos"/>
                 <w:b w:val="0"/>
-                <w:i w:val="0"/>
+                <w:i/>
                 <w:color w:val="2B2B2B"/>
                 <w:sz w:val="19"/>
               </w:rPr>
-              <w:t>Assinala-se que a remissão ficou desatualizada. A numeração do artigo 3.º do Decreto-Lei n.º 314/2003 foi posteriormente afetada, pelo que a referência ao seu n.º 3 já não corresponde à disposição visada em 2003. A correção da remissão deve ser considerada no âmbito da revisão em curso. A imprecisão sobrevinda não altera o sentido da opção legislativa originária.</w:t>
+              <w:t>3 — No caso de fracções autónomas em regime de propriedade horizontal, o regulamento do condomínio pode estabelecer um limite de animais inferior ao previsto no número anterior.</w:t>
+            </w:r>
+          </w:p>
+          <w:p>
+            <w:pPr>
+              <w:spacing w:before="120" w:after="0" w:line="293" w:lineRule="auto"/>
+            </w:pPr>
+            <w:r>
+              <w:rPr>
+                <w:rFonts w:ascii="Aptos" w:hAnsi="Aptos" w:cs="Aptos" w:eastAsia="Aptos"/>
+                <w:b w:val="0"/>
+                <w:i w:val="0"/>
+                <w:color w:val="7C8894"/>
+                <w:sz w:val="15"/>
+              </w:rPr>
+              <w:t>N.º 3 do artigo 3.º do Decreto-Lei n.º 314/2003, redação originária</w:t>
             </w:r>
           </w:p>
         </w:tc>
@@ -585,6 +758,38 @@
       <w:pPr>
         <w:spacing w:before="0" w:after="180" w:line="293" w:lineRule="auto"/>
       </w:pPr>
+    </w:p>
+    <w:p>
+      <w:pPr>
+        <w:spacing w:before="0" w:after="140" w:line="293" w:lineRule="auto"/>
+        <w:jc w:val="both"/>
+      </w:pPr>
+      <w:r>
+        <w:rPr>
+          <w:rFonts w:ascii="Aptos" w:hAnsi="Aptos" w:cs="Aptos" w:eastAsia="Aptos"/>
+          <w:b w:val="0"/>
+          <w:i w:val="0"/>
+          <w:color w:val="2B2B2B"/>
+          <w:sz w:val="20"/>
+        </w:rPr>
+        <w:t>A concordância gramatical fixa o sentido da exceção: «das referidas» reporta-se às fracções autónomas. O alojamento de animais numa fracção autónoma em regime de propriedade horizontal não é, para efeitos do Decreto-Lei n.º 276/2001, hospedagem sem fins lucrativos, e não fica por isso sujeito a mera comunicação prévia nos termos da al. a) do n.º 1 do seu artigo 3.º.</w:t>
+      </w:r>
+    </w:p>
+    <w:p>
+      <w:pPr>
+        <w:spacing w:before="0" w:after="140" w:line="293" w:lineRule="auto"/>
+        <w:jc w:val="both"/>
+      </w:pPr>
+      <w:r>
+        <w:rPr>
+          <w:rFonts w:ascii="Aptos" w:hAnsi="Aptos" w:cs="Aptos" w:eastAsia="Aptos"/>
+          <w:b w:val="0"/>
+          <w:i w:val="0"/>
+          <w:color w:val="2B2B2B"/>
+          <w:sz w:val="20"/>
+        </w:rPr>
+        <w:t>A opção é significativa. O legislador podia ter transformado os limites de detenção em teto de lotação dos alojamentos, e não o fez. Retirou do universo dos alojamentos sujeitos a título de acesso a situação doméstica que o diploma sanitário passava a regular. A exceção é estreita, porque circunscrita à fracção autónoma, mas a direção da intervenção é inequívoca e vale como elemento interpretativo quanto à relação entre os dois regimes.</w:t>
+      </w:r>
     </w:p>
     <w:p>
       <w:pPr>
@@ -3200,7 +3405,7 @@
           <w:color w:val="2B2B2B"/>
           <w:sz w:val="20"/>
         </w:rPr>
-        <w:t>Corrigir a remissão da al. p) do artigo 2.º do Decreto-Lei n.º 276/2001, hoje desatualizada por efeito da renumeração do artigo 3.º do Decreto-Lei n.º 314/2003.</w:t>
+        <w:t>Ponderar o alargamento da exceção da al. p) do artigo 2.º do Decreto-Lei n.º 276/2001, hoje circunscrita às fracções autónomas em regime de propriedade horizontal, a toda a detenção doméstica abrangida pelo artigo 3.º do Decreto-Lei n.º 314/2003, eliminando a assimetria entre quem detém animais em apartamento e quem os detém em moradia.</w:t>
       </w:r>
     </w:p>
     <w:p>

--- a/criador informal/Anexo_Delimitacao_DL314_2003.docx
+++ b/criador informal/Anexo_Delimitacao_DL314_2003.docx
@@ -789,6 +789,701 @@
           <w:sz w:val="20"/>
         </w:rPr>
         <w:t>A opção é significativa. O legislador podia ter transformado os limites de detenção em teto de lotação dos alojamentos, e não o fez. Retirou do universo dos alojamentos sujeitos a título de acesso a situação doméstica que o diploma sanitário passava a regular. A exceção é estreita, porque circunscrita à fracção autónoma, mas a direção da intervenção é inequívoca e vale como elemento interpretativo quanto à relação entre os dois regimes.</w:t>
+      </w:r>
+    </w:p>
+    <w:p>
+      <w:pPr>
+        <w:keepNext/>
+        <w:spacing w:before="200" w:after="60" w:line="293" w:lineRule="auto"/>
+      </w:pPr>
+      <w:r>
+        <w:rPr>
+          <w:rFonts w:ascii="Aptos" w:hAnsi="Aptos" w:cs="Aptos" w:eastAsia="Aptos"/>
+          <w:b/>
+          <w:i w:val="0"/>
+          <w:color w:val="5C7891"/>
+          <w:sz w:val="19"/>
+        </w:rPr>
+        <w:t>Alcance exato da exceção</w:t>
+      </w:r>
+    </w:p>
+    <w:p>
+      <w:pPr>
+        <w:spacing w:before="0" w:after="140" w:line="293" w:lineRule="auto"/>
+        <w:jc w:val="both"/>
+      </w:pPr>
+      <w:r>
+        <w:rPr>
+          <w:rFonts w:ascii="Aptos" w:hAnsi="Aptos" w:cs="Aptos" w:eastAsia="Aptos"/>
+          <w:b w:val="0"/>
+          <w:i w:val="0"/>
+          <w:color w:val="2B2B2B"/>
+          <w:sz w:val="20"/>
+        </w:rPr>
+        <w:t>Conjugada com a al. a) do n.º 1 do artigo 3.º, que sujeita a mera comunicação prévia os alojamentos para hospedagem com ou sem fins lucrativos, a exceção produz o seguinte resultado.</w:t>
+      </w:r>
+    </w:p>
+    <w:tbl>
+      <w:tblPr>
+        <w:tblW w:type="auto" w:w="0"/>
+        <w:jc w:val="center"/>
+        <w:tblBorders>
+          <w:top w:val="nil"/>
+          <w:left w:val="nil"/>
+          <w:bottom w:val="nil"/>
+          <w:right w:val="nil"/>
+          <w:insideH w:val="nil"/>
+          <w:insideV w:val="nil"/>
+        </w:tblBorders>
+        <w:tblLayout w:type="fixed"/>
+        <w:tblLook w:firstColumn="1" w:firstRow="1" w:lastColumn="0" w:lastRow="0" w:noHBand="0" w:noVBand="1" w:val="04A0"/>
+      </w:tblPr>
+      <w:tblGrid>
+        <w:gridCol w:w="3137"/>
+        <w:gridCol w:w="3137"/>
+        <w:gridCol w:w="3137"/>
+      </w:tblGrid>
+      <w:tr>
+        <w:trPr>
+          <w:cantSplit/>
+          <w:tblHeader/>
+        </w:trPr>
+        <w:tc>
+          <w:tcPr>
+            <w:tcW w:type="dxa" w:w="2835"/>
+            <w:tcBorders>
+              <w:top w:val="nil"/>
+              <w:left w:val="nil"/>
+              <w:bottom w:val="single" w:sz="8" w:space="0" w:color="A9C2D8"/>
+              <w:right w:val="nil"/>
+            </w:tcBorders>
+            <w:shd w:val="clear" w:color="auto" w:fill="E9EFF4"/>
+            <w:tcMar>
+              <w:top w:w="90" w:type="dxa"/>
+              <w:bottom w:w="90" w:type="dxa"/>
+              <w:left w:w="120" w:type="dxa"/>
+              <w:right w:w="120" w:type="dxa"/>
+            </w:tcMar>
+          </w:tcPr>
+          <w:p>
+            <w:pPr>
+              <w:spacing w:before="0" w:after="0" w:line="293" w:lineRule="auto"/>
+            </w:pPr>
+            <w:r>
+              <w:rPr>
+                <w:rFonts w:ascii="Aptos" w:hAnsi="Aptos" w:cs="Aptos" w:eastAsia="Aptos"/>
+                <w:b/>
+                <w:i w:val="0"/>
+                <w:color w:val="35506B"/>
+                <w:sz w:val="17"/>
+              </w:rPr>
+              <w:t>Situação</w:t>
+            </w:r>
+          </w:p>
+        </w:tc>
+        <w:tc>
+          <w:tcPr>
+            <w:tcW w:type="dxa" w:w="3061"/>
+            <w:tcBorders>
+              <w:top w:val="nil"/>
+              <w:left w:val="nil"/>
+              <w:bottom w:val="single" w:sz="8" w:space="0" w:color="A9C2D8"/>
+              <w:right w:val="nil"/>
+            </w:tcBorders>
+            <w:shd w:val="clear" w:color="auto" w:fill="E9EFF4"/>
+            <w:tcMar>
+              <w:top w:w="90" w:type="dxa"/>
+              <w:bottom w:w="90" w:type="dxa"/>
+              <w:left w:w="120" w:type="dxa"/>
+              <w:right w:w="120" w:type="dxa"/>
+            </w:tcMar>
+          </w:tcPr>
+          <w:p>
+            <w:pPr>
+              <w:spacing w:before="0" w:after="0" w:line="293" w:lineRule="auto"/>
+            </w:pPr>
+            <w:r>
+              <w:rPr>
+                <w:rFonts w:ascii="Aptos" w:hAnsi="Aptos" w:cs="Aptos" w:eastAsia="Aptos"/>
+                <w:b/>
+                <w:i w:val="0"/>
+                <w:color w:val="35506B"/>
+                <w:sz w:val="17"/>
+              </w:rPr>
+              <w:t>Qualificação</w:t>
+            </w:r>
+          </w:p>
+        </w:tc>
+        <w:tc>
+          <w:tcPr>
+            <w:tcW w:type="dxa" w:w="3515"/>
+            <w:tcBorders>
+              <w:top w:val="nil"/>
+              <w:left w:val="nil"/>
+              <w:bottom w:val="single" w:sz="8" w:space="0" w:color="A9C2D8"/>
+              <w:right w:val="nil"/>
+            </w:tcBorders>
+            <w:shd w:val="clear" w:color="auto" w:fill="E9EFF4"/>
+            <w:tcMar>
+              <w:top w:w="90" w:type="dxa"/>
+              <w:bottom w:w="90" w:type="dxa"/>
+              <w:left w:w="120" w:type="dxa"/>
+              <w:right w:w="120" w:type="dxa"/>
+            </w:tcMar>
+          </w:tcPr>
+          <w:p>
+            <w:pPr>
+              <w:spacing w:before="0" w:after="0" w:line="293" w:lineRule="auto"/>
+            </w:pPr>
+            <w:r>
+              <w:rPr>
+                <w:rFonts w:ascii="Aptos" w:hAnsi="Aptos" w:cs="Aptos" w:eastAsia="Aptos"/>
+                <w:b/>
+                <w:i w:val="0"/>
+                <w:color w:val="35506B"/>
+                <w:sz w:val="17"/>
+              </w:rPr>
+              <w:t>Título de acesso</w:t>
+            </w:r>
+          </w:p>
+        </w:tc>
+      </w:tr>
+      <w:tr>
+        <w:trPr>
+          <w:cantSplit/>
+        </w:trPr>
+        <w:tc>
+          <w:tcPr>
+            <w:tcW w:type="dxa" w:w="2835"/>
+            <w:tcBorders>
+              <w:top w:val="nil"/>
+              <w:left w:val="nil"/>
+              <w:bottom w:val="single" w:sz="4" w:space="0" w:color="D7DEE5"/>
+              <w:right w:val="nil"/>
+            </w:tcBorders>
+            <w:shd w:val="clear" w:color="auto" w:fill="F8FAFC"/>
+            <w:tcMar>
+              <w:top w:w="85" w:type="dxa"/>
+              <w:bottom w:w="85" w:type="dxa"/>
+              <w:left w:w="120" w:type="dxa"/>
+              <w:right w:w="120" w:type="dxa"/>
+            </w:tcMar>
+          </w:tcPr>
+          <w:p>
+            <w:pPr>
+              <w:spacing w:before="0" w:after="0" w:line="274" w:lineRule="auto"/>
+            </w:pPr>
+            <w:r>
+              <w:rPr>
+                <w:rFonts w:ascii="Aptos" w:hAnsi="Aptos" w:cs="Aptos" w:eastAsia="Aptos"/>
+                <w:b w:val="0"/>
+                <w:i w:val="0"/>
+                <w:color w:val="2B2B2B"/>
+                <w:sz w:val="17"/>
+              </w:rPr>
+              <w:t>Animais detidos sem intuito de rendimento em fracção autónoma</w:t>
+            </w:r>
+          </w:p>
+        </w:tc>
+        <w:tc>
+          <w:tcPr>
+            <w:tcW w:type="dxa" w:w="3061"/>
+            <w:tcBorders>
+              <w:top w:val="nil"/>
+              <w:left w:val="nil"/>
+              <w:bottom w:val="single" w:sz="4" w:space="0" w:color="D7DEE5"/>
+              <w:right w:val="nil"/>
+            </w:tcBorders>
+            <w:shd w:val="clear" w:color="auto" w:fill="F8FAFC"/>
+            <w:tcMar>
+              <w:top w:w="85" w:type="dxa"/>
+              <w:bottom w:w="85" w:type="dxa"/>
+              <w:left w:w="120" w:type="dxa"/>
+              <w:right w:w="120" w:type="dxa"/>
+            </w:tcMar>
+          </w:tcPr>
+          <w:p>
+            <w:pPr>
+              <w:spacing w:before="0" w:after="0" w:line="274" w:lineRule="auto"/>
+            </w:pPr>
+            <w:r>
+              <w:rPr>
+                <w:rFonts w:ascii="Aptos" w:hAnsi="Aptos" w:cs="Aptos" w:eastAsia="Aptos"/>
+                <w:b w:val="0"/>
+                <w:i w:val="0"/>
+                <w:color w:val="2B2B2B"/>
+                <w:sz w:val="17"/>
+              </w:rPr>
+              <w:t>Excluída da hospedagem sem fins lucrativos pela al. p)</w:t>
+            </w:r>
+          </w:p>
+        </w:tc>
+        <w:tc>
+          <w:tcPr>
+            <w:tcW w:type="dxa" w:w="3515"/>
+            <w:tcBorders>
+              <w:top w:val="nil"/>
+              <w:left w:val="nil"/>
+              <w:bottom w:val="single" w:sz="4" w:space="0" w:color="D7DEE5"/>
+              <w:right w:val="nil"/>
+            </w:tcBorders>
+            <w:shd w:val="clear" w:color="auto" w:fill="F8FAFC"/>
+            <w:tcMar>
+              <w:top w:w="85" w:type="dxa"/>
+              <w:bottom w:w="85" w:type="dxa"/>
+              <w:left w:w="120" w:type="dxa"/>
+              <w:right w:w="120" w:type="dxa"/>
+            </w:tcMar>
+          </w:tcPr>
+          <w:p>
+            <w:pPr>
+              <w:spacing w:before="0" w:after="0" w:line="274" w:lineRule="auto"/>
+            </w:pPr>
+            <w:r>
+              <w:rPr>
+                <w:rFonts w:ascii="Aptos" w:hAnsi="Aptos" w:cs="Aptos" w:eastAsia="Aptos"/>
+                <w:b w:val="0"/>
+                <w:i w:val="0"/>
+                <w:color w:val="2B2B2B"/>
+                <w:sz w:val="17"/>
+              </w:rPr>
+              <w:t>Nenhum. Rege o regulamento de condomínio e, em caso de excesso, a remoção municipal do n.º 5 do artigo 3.º do Decreto-Lei n.º 314/2003</w:t>
+            </w:r>
+          </w:p>
+        </w:tc>
+      </w:tr>
+      <w:tr>
+        <w:trPr>
+          <w:cantSplit/>
+        </w:trPr>
+        <w:tc>
+          <w:tcPr>
+            <w:tcW w:type="dxa" w:w="2835"/>
+            <w:tcBorders>
+              <w:top w:val="nil"/>
+              <w:left w:val="nil"/>
+              <w:bottom w:val="single" w:sz="4" w:space="0" w:color="D7DEE5"/>
+              <w:right w:val="nil"/>
+            </w:tcBorders>
+            <w:shd w:val="clear" w:color="auto" w:fill="FFFFFF"/>
+            <w:tcMar>
+              <w:top w:w="85" w:type="dxa"/>
+              <w:bottom w:w="85" w:type="dxa"/>
+              <w:left w:w="120" w:type="dxa"/>
+              <w:right w:w="120" w:type="dxa"/>
+            </w:tcMar>
+          </w:tcPr>
+          <w:p>
+            <w:pPr>
+              <w:spacing w:before="0" w:after="0" w:line="274" w:lineRule="auto"/>
+            </w:pPr>
+            <w:r>
+              <w:rPr>
+                <w:rFonts w:ascii="Aptos" w:hAnsi="Aptos" w:cs="Aptos" w:eastAsia="Aptos"/>
+                <w:b w:val="0"/>
+                <w:i w:val="0"/>
+                <w:color w:val="2B2B2B"/>
+                <w:sz w:val="17"/>
+              </w:rPr>
+              <w:t>Alojamento sem intuito de rendimento explorado fora de fracção autónoma, designadamente abrigo de associação</w:t>
+            </w:r>
+          </w:p>
+        </w:tc>
+        <w:tc>
+          <w:tcPr>
+            <w:tcW w:type="dxa" w:w="3061"/>
+            <w:tcBorders>
+              <w:top w:val="nil"/>
+              <w:left w:val="nil"/>
+              <w:bottom w:val="single" w:sz="4" w:space="0" w:color="D7DEE5"/>
+              <w:right w:val="nil"/>
+            </w:tcBorders>
+            <w:shd w:val="clear" w:color="auto" w:fill="FFFFFF"/>
+            <w:tcMar>
+              <w:top w:w="85" w:type="dxa"/>
+              <w:bottom w:w="85" w:type="dxa"/>
+              <w:left w:w="120" w:type="dxa"/>
+              <w:right w:w="120" w:type="dxa"/>
+            </w:tcMar>
+          </w:tcPr>
+          <w:p>
+            <w:pPr>
+              <w:spacing w:before="0" w:after="0" w:line="274" w:lineRule="auto"/>
+            </w:pPr>
+            <w:r>
+              <w:rPr>
+                <w:rFonts w:ascii="Aptos" w:hAnsi="Aptos" w:cs="Aptos" w:eastAsia="Aptos"/>
+                <w:b w:val="0"/>
+                <w:i w:val="0"/>
+                <w:color w:val="2B2B2B"/>
+                <w:sz w:val="17"/>
+              </w:rPr>
+              <w:t>Hospedagem sem fins lucrativos</w:t>
+            </w:r>
+          </w:p>
+        </w:tc>
+        <w:tc>
+          <w:tcPr>
+            <w:tcW w:type="dxa" w:w="3515"/>
+            <w:tcBorders>
+              <w:top w:val="nil"/>
+              <w:left w:val="nil"/>
+              <w:bottom w:val="single" w:sz="4" w:space="0" w:color="D7DEE5"/>
+              <w:right w:val="nil"/>
+            </w:tcBorders>
+            <w:shd w:val="clear" w:color="auto" w:fill="FFFFFF"/>
+            <w:tcMar>
+              <w:top w:w="85" w:type="dxa"/>
+              <w:bottom w:w="85" w:type="dxa"/>
+              <w:left w:w="120" w:type="dxa"/>
+              <w:right w:w="120" w:type="dxa"/>
+            </w:tcMar>
+          </w:tcPr>
+          <w:p>
+            <w:pPr>
+              <w:spacing w:before="0" w:after="0" w:line="274" w:lineRule="auto"/>
+            </w:pPr>
+            <w:r>
+              <w:rPr>
+                <w:rFonts w:ascii="Aptos" w:hAnsi="Aptos" w:cs="Aptos" w:eastAsia="Aptos"/>
+                <w:b w:val="0"/>
+                <w:i w:val="0"/>
+                <w:color w:val="2B2B2B"/>
+                <w:sz w:val="17"/>
+              </w:rPr>
+              <w:t>Mera comunicação prévia</w:t>
+            </w:r>
+          </w:p>
+        </w:tc>
+      </w:tr>
+      <w:tr>
+        <w:trPr>
+          <w:cantSplit/>
+        </w:trPr>
+        <w:tc>
+          <w:tcPr>
+            <w:tcW w:type="dxa" w:w="2835"/>
+            <w:tcBorders>
+              <w:top w:val="nil"/>
+              <w:left w:val="nil"/>
+              <w:bottom w:val="single" w:sz="4" w:space="0" w:color="D7DEE5"/>
+              <w:right w:val="nil"/>
+            </w:tcBorders>
+            <w:shd w:val="clear" w:color="auto" w:fill="F8FAFC"/>
+            <w:tcMar>
+              <w:top w:w="85" w:type="dxa"/>
+              <w:bottom w:w="85" w:type="dxa"/>
+              <w:left w:w="120" w:type="dxa"/>
+              <w:right w:w="120" w:type="dxa"/>
+            </w:tcMar>
+          </w:tcPr>
+          <w:p>
+            <w:pPr>
+              <w:spacing w:before="0" w:after="0" w:line="274" w:lineRule="auto"/>
+            </w:pPr>
+            <w:r>
+              <w:rPr>
+                <w:rFonts w:ascii="Aptos" w:hAnsi="Aptos" w:cs="Aptos" w:eastAsia="Aptos"/>
+                <w:b w:val="0"/>
+                <w:i w:val="0"/>
+                <w:color w:val="2B2B2B"/>
+                <w:sz w:val="17"/>
+              </w:rPr>
+              <w:t>Alojamento para reprodução, criação, manutenção ou venda com interesse comercial ou lucrativo, em qualquer tipo de prédio, incluindo fracção autónoma</w:t>
+            </w:r>
+          </w:p>
+        </w:tc>
+        <w:tc>
+          <w:tcPr>
+            <w:tcW w:type="dxa" w:w="3061"/>
+            <w:tcBorders>
+              <w:top w:val="nil"/>
+              <w:left w:val="nil"/>
+              <w:bottom w:val="single" w:sz="4" w:space="0" w:color="D7DEE5"/>
+              <w:right w:val="nil"/>
+            </w:tcBorders>
+            <w:shd w:val="clear" w:color="auto" w:fill="F8FAFC"/>
+            <w:tcMar>
+              <w:top w:w="85" w:type="dxa"/>
+              <w:bottom w:w="85" w:type="dxa"/>
+              <w:left w:w="120" w:type="dxa"/>
+              <w:right w:w="120" w:type="dxa"/>
+            </w:tcMar>
+          </w:tcPr>
+          <w:p>
+            <w:pPr>
+              <w:spacing w:before="0" w:after="0" w:line="274" w:lineRule="auto"/>
+            </w:pPr>
+            <w:r>
+              <w:rPr>
+                <w:rFonts w:ascii="Aptos" w:hAnsi="Aptos" w:cs="Aptos" w:eastAsia="Aptos"/>
+                <w:b w:val="0"/>
+                <w:i w:val="0"/>
+                <w:color w:val="2B2B2B"/>
+                <w:sz w:val="17"/>
+              </w:rPr>
+              <w:t xml:space="preserve">Hospedagem com fins lucrativos, al. q), </w:t>
+            </w:r>
+            <w:r>
+              <w:rPr>
+                <w:rFonts w:ascii="Aptos" w:hAnsi="Aptos" w:cs="Aptos" w:eastAsia="Aptos"/>
+                <w:b/>
+                <w:i w:val="0"/>
+                <w:color w:val="2B2B2B"/>
+                <w:sz w:val="17"/>
+              </w:rPr>
+              <w:t>sem qualquer exceção</w:t>
+            </w:r>
+          </w:p>
+        </w:tc>
+        <w:tc>
+          <w:tcPr>
+            <w:tcW w:type="dxa" w:w="3515"/>
+            <w:tcBorders>
+              <w:top w:val="nil"/>
+              <w:left w:val="nil"/>
+              <w:bottom w:val="single" w:sz="4" w:space="0" w:color="D7DEE5"/>
+              <w:right w:val="nil"/>
+            </w:tcBorders>
+            <w:shd w:val="clear" w:color="auto" w:fill="F8FAFC"/>
+            <w:tcMar>
+              <w:top w:w="85" w:type="dxa"/>
+              <w:bottom w:w="85" w:type="dxa"/>
+              <w:left w:w="120" w:type="dxa"/>
+              <w:right w:w="120" w:type="dxa"/>
+            </w:tcMar>
+          </w:tcPr>
+          <w:p>
+            <w:pPr>
+              <w:spacing w:before="0" w:after="0" w:line="274" w:lineRule="auto"/>
+            </w:pPr>
+            <w:r>
+              <w:rPr>
+                <w:rFonts w:ascii="Aptos" w:hAnsi="Aptos" w:cs="Aptos" w:eastAsia="Aptos"/>
+                <w:b w:val="0"/>
+                <w:i w:val="0"/>
+                <w:color w:val="2B2B2B"/>
+                <w:sz w:val="17"/>
+              </w:rPr>
+              <w:t>Mera comunicação prévia ou permissão administrativa</w:t>
+            </w:r>
+          </w:p>
+        </w:tc>
+      </w:tr>
+    </w:tbl>
+    <w:p>
+      <w:pPr>
+        <w:spacing w:before="40" w:after="180" w:line="293" w:lineRule="auto"/>
+      </w:pPr>
+    </w:p>
+    <w:p>
+      <w:pPr>
+        <w:keepNext/>
+        <w:spacing w:before="200" w:after="60" w:line="293" w:lineRule="auto"/>
+      </w:pPr>
+      <w:r>
+        <w:rPr>
+          <w:rFonts w:ascii="Aptos" w:hAnsi="Aptos" w:cs="Aptos" w:eastAsia="Aptos"/>
+          <w:b/>
+          <w:i w:val="0"/>
+          <w:color w:val="5C7891"/>
+          <w:sz w:val="19"/>
+        </w:rPr>
+        <w:t>Argumento a contrario: a alínea q) nunca foi excecionada</w:t>
+      </w:r>
+    </w:p>
+    <w:p>
+      <w:pPr>
+        <w:spacing w:before="0" w:after="140" w:line="293" w:lineRule="auto"/>
+        <w:jc w:val="both"/>
+      </w:pPr>
+      <w:r>
+        <w:rPr>
+          <w:rFonts w:ascii="Aptos" w:hAnsi="Aptos" w:cs="Aptos" w:eastAsia="Aptos"/>
+          <w:b w:val="0"/>
+          <w:i w:val="0"/>
+          <w:color w:val="2B2B2B"/>
+          <w:sz w:val="20"/>
+        </w:rPr>
+        <w:t>A alínea q) define a hospedagem com fins lucrativos como o alojamento para reprodução, criação, manutenção e venda de animais de companhia. É a norma que qualifica o estabelecimento de criação. Nunca conteve, em nenhuma das dez versões do diploma entre 2001 e a redação atual, qualquer remissão para o regime da raiva ou para os limites de detenção.</w:t>
+      </w:r>
+    </w:p>
+    <w:p>
+      <w:pPr>
+        <w:spacing w:before="0" w:after="140" w:line="293" w:lineRule="auto"/>
+        <w:jc w:val="both"/>
+      </w:pPr>
+      <w:r>
+        <w:rPr>
+          <w:rFonts w:ascii="Aptos" w:hAnsi="Aptos" w:cs="Aptos" w:eastAsia="Aptos"/>
+          <w:b w:val="0"/>
+          <w:i w:val="0"/>
+          <w:color w:val="2B2B2B"/>
+          <w:sz w:val="20"/>
+        </w:rPr>
+        <w:t>O contraste é decisivo. No mesmo ato em que criou os limites por fogo, o legislador introduziu a exceção na alínea p) e não a introduziu na alínea q). Soube excecionar quando quis excecionar. Se tivesse pretendido que os limites de detenção do Decreto-Lei n.º 314/2003 condicionassem os alojamentos de reprodução e criação, teria feito na alínea q) o que fez na alínea p). A ausência é deliberada e opõe-se à tese de que aqueles limites valem como teto de lotação dos estabelecimentos.</w:t>
+      </w:r>
+    </w:p>
+    <w:p>
+      <w:pPr>
+        <w:keepNext/>
+        <w:spacing w:before="200" w:after="60" w:line="293" w:lineRule="auto"/>
+      </w:pPr>
+      <w:r>
+        <w:rPr>
+          <w:rFonts w:ascii="Aptos" w:hAnsi="Aptos" w:cs="Aptos" w:eastAsia="Aptos"/>
+          <w:b/>
+          <w:i w:val="0"/>
+          <w:color w:val="5C7891"/>
+          <w:sz w:val="19"/>
+        </w:rPr>
+        <w:t>Defeitos de redação da remissão</w:t>
+      </w:r>
+    </w:p>
+    <w:p>
+      <w:pPr>
+        <w:spacing w:before="0" w:after="140" w:line="293" w:lineRule="auto"/>
+        <w:jc w:val="both"/>
+      </w:pPr>
+      <w:r>
+        <w:rPr>
+          <w:rFonts w:ascii="Aptos" w:hAnsi="Aptos" w:cs="Aptos" w:eastAsia="Aptos"/>
+          <w:b w:val="0"/>
+          <w:i w:val="0"/>
+          <w:color w:val="2B2B2B"/>
+          <w:sz w:val="20"/>
+        </w:rPr>
+        <w:t>A remissão é imperfeita, em três planos que importa distinguir, porque nenhum deles afeta a conclusão anterior.</w:t>
+      </w:r>
+    </w:p>
+    <w:p>
+      <w:pPr>
+        <w:spacing w:before="0" w:after="100" w:line="293" w:lineRule="auto"/>
+        <w:ind w:left="408" w:hanging="408"/>
+        <w:jc w:val="both"/>
+      </w:pPr>
+      <w:r>
+        <w:rPr>
+          <w:rFonts w:ascii="Aptos" w:hAnsi="Aptos" w:cs="Aptos" w:eastAsia="Aptos"/>
+          <w:b/>
+          <w:i w:val="0"/>
+          <w:color w:val="5C7891"/>
+          <w:sz w:val="20"/>
+        </w:rPr>
+        <w:t>1.</w:t>
+        <w:tab/>
+      </w:r>
+      <w:r>
+        <w:rPr>
+          <w:rFonts w:ascii="Aptos" w:hAnsi="Aptos" w:cs="Aptos" w:eastAsia="Aptos"/>
+          <w:b/>
+          <w:i w:val="0"/>
+          <w:color w:val="2B2B2B"/>
+          <w:sz w:val="20"/>
+        </w:rPr>
+        <w:t>Designação incorreta do diploma remetido.</w:t>
+      </w:r>
+      <w:r>
+        <w:rPr>
+          <w:rFonts w:ascii="Aptos" w:hAnsi="Aptos" w:cs="Aptos" w:eastAsia="Aptos"/>
+          <w:b w:val="0"/>
+          <w:i w:val="0"/>
+          <w:color w:val="2B2B2B"/>
+          <w:sz w:val="20"/>
+        </w:rPr>
+        <w:t xml:space="preserve"> A alínea p) refere o «Plano Nacional de Luta e Vigilância da Raiva Animal e outras Zoonoses». A designação legal, fixada no artigo 1.º tanto do Decreto-Lei n.º 91/2001 como do Decreto-Lei n.º 314/2003, é «Programa Nacional de Luta e Vigilância Epidemiológica da Raiva Animal e Outras Zoonoses». Erram o substantivo e omite-se o qualificativo. É lapso objetivo, e subsiste desde 2003.</w:t>
+      </w:r>
+    </w:p>
+    <w:p>
+      <w:pPr>
+        <w:spacing w:before="0" w:after="100" w:line="293" w:lineRule="auto"/>
+        <w:ind w:left="408" w:hanging="408"/>
+        <w:jc w:val="both"/>
+      </w:pPr>
+      <w:r>
+        <w:rPr>
+          <w:rFonts w:ascii="Aptos" w:hAnsi="Aptos" w:cs="Aptos" w:eastAsia="Aptos"/>
+          <w:b/>
+          <w:i w:val="0"/>
+          <w:color w:val="5C7891"/>
+          <w:sz w:val="20"/>
+        </w:rPr>
+        <w:t>2.</w:t>
+        <w:tab/>
+      </w:r>
+      <w:r>
+        <w:rPr>
+          <w:rFonts w:ascii="Aptos" w:hAnsi="Aptos" w:cs="Aptos" w:eastAsia="Aptos"/>
+          <w:b/>
+          <w:i w:val="0"/>
+          <w:color w:val="2B2B2B"/>
+          <w:sz w:val="20"/>
+        </w:rPr>
+        <w:t>Remissão indireta.</w:t>
+      </w:r>
+      <w:r>
+        <w:rPr>
+          <w:rFonts w:ascii="Aptos" w:hAnsi="Aptos" w:cs="Aptos" w:eastAsia="Aptos"/>
+          <w:b w:val="0"/>
+          <w:i w:val="0"/>
+          <w:color w:val="2B2B2B"/>
+          <w:sz w:val="20"/>
+        </w:rPr>
+        <w:t xml:space="preserve"> O n.º 3 do artigo 3.º não define uma categoria de alojamento: é norma habilitante do regulamento de condomínio. As fracções autónomas aparecem nele como cenário de aplicação, não como objeto regulado. A remissão capta o referente pretendido por acidente da redação e não por técnica legislativa. A formulação correta seria excecionar diretamente «as fracções autónomas em regime de propriedade horizontal».</w:t>
+      </w:r>
+    </w:p>
+    <w:p>
+      <w:pPr>
+        <w:spacing w:before="0" w:after="100" w:line="293" w:lineRule="auto"/>
+        <w:ind w:left="408" w:hanging="408"/>
+        <w:jc w:val="both"/>
+      </w:pPr>
+      <w:r>
+        <w:rPr>
+          <w:rFonts w:ascii="Aptos" w:hAnsi="Aptos" w:cs="Aptos" w:eastAsia="Aptos"/>
+          <w:b/>
+          <w:i w:val="0"/>
+          <w:color w:val="5C7891"/>
+          <w:sz w:val="20"/>
+        </w:rPr>
+        <w:t>3.</w:t>
+        <w:tab/>
+      </w:r>
+      <w:r>
+        <w:rPr>
+          <w:rFonts w:ascii="Aptos" w:hAnsi="Aptos" w:cs="Aptos" w:eastAsia="Aptos"/>
+          <w:b/>
+          <w:i w:val="0"/>
+          <w:color w:val="2B2B2B"/>
+          <w:sz w:val="20"/>
+        </w:rPr>
+        <w:t>Incompletude.</w:t>
+      </w:r>
+      <w:r>
+        <w:rPr>
+          <w:rFonts w:ascii="Aptos" w:hAnsi="Aptos" w:cs="Aptos" w:eastAsia="Aptos"/>
+          <w:b w:val="0"/>
+          <w:i w:val="0"/>
+          <w:color w:val="2B2B2B"/>
+          <w:sz w:val="20"/>
+        </w:rPr>
+        <w:t xml:space="preserve"> A exceção cobre apenas a fracção autónoma. A detenção doméstica em moradia, em prédio rústico ou em prédio misto fica formalmente fora dela. Se o propósito era subtrair a detenção doméstica ao conceito de alojamento, a exceção é mais estreita do que o seu fim.</w:t>
+      </w:r>
+    </w:p>
+    <w:p>
+      <w:pPr>
+        <w:spacing w:before="0" w:after="140" w:line="293" w:lineRule="auto"/>
+        <w:jc w:val="both"/>
+      </w:pPr>
+      <w:r>
+        <w:rPr>
+          <w:rFonts w:ascii="Aptos" w:hAnsi="Aptos" w:cs="Aptos" w:eastAsia="Aptos"/>
+          <w:b w:val="0"/>
+          <w:i w:val="0"/>
+          <w:color w:val="2B2B2B"/>
+          <w:sz w:val="20"/>
+        </w:rPr>
+        <w:t>Não há, em contrapartida, erro no número remetido. O n.º 3 é o único do artigo 3.º onde figura um substantivo feminino plural, «fracções autónomas», com o qual concorda a expressão «das referidas» usada na alínea p). A concordância gramatical confirma que o legislador visou aquele número e não outro. Os lapsos de designação e de técnica não permitem, por si, concluir por lapso de numeração.</w:t>
       </w:r>
     </w:p>
     <w:p>
@@ -3405,7 +4100,7 @@
           <w:color w:val="2B2B2B"/>
           <w:sz w:val="20"/>
         </w:rPr>
-        <w:t>Ponderar o alargamento da exceção da al. p) do artigo 2.º do Decreto-Lei n.º 276/2001, hoje circunscrita às fracções autónomas em regime de propriedade horizontal, a toda a detenção doméstica abrangida pelo artigo 3.º do Decreto-Lei n.º 314/2003, eliminando a assimetria entre quem detém animais em apartamento e quem os detém em moradia.</w:t>
+        <w:t>Reformular a exceção da al. p) do artigo 2.º do Decreto-Lei n.º 276/2001. Deve excecionar diretamente a detenção doméstica, sem remissão, corrigindo simultaneamente a designação do diploma remetido, hoje incorreta, e a assimetria entre quem detém animais em fracção autónoma e quem os detém em moradia ou em prédio rústico.</w:t>
       </w:r>
     </w:p>
     <w:p>
@@ -3423,6 +4118,34 @@
           <w:sz w:val="20"/>
         </w:rPr>
         <w:t>3.</w:t>
+        <w:tab/>
+      </w:r>
+      <w:r>
+        <w:rPr>
+          <w:rFonts w:ascii="Aptos" w:hAnsi="Aptos" w:cs="Aptos" w:eastAsia="Aptos"/>
+          <w:b w:val="0"/>
+          <w:i w:val="0"/>
+          <w:color w:val="2B2B2B"/>
+          <w:sz w:val="20"/>
+        </w:rPr>
+        <w:t>Manter a alínea q), relativa ao alojamento para reprodução, criação, manutenção e venda, sem qualquer exceção fundada em limites de detenção, em linha com a opção seguida desde 2001.</w:t>
+      </w:r>
+    </w:p>
+    <w:p>
+      <w:pPr>
+        <w:spacing w:before="0" w:after="100" w:line="293" w:lineRule="auto"/>
+        <w:ind w:left="408" w:hanging="408"/>
+        <w:jc w:val="both"/>
+      </w:pPr>
+      <w:r>
+        <w:rPr>
+          <w:rFonts w:ascii="Aptos" w:hAnsi="Aptos" w:cs="Aptos" w:eastAsia="Aptos"/>
+          <w:b/>
+          <w:i w:val="0"/>
+          <w:color w:val="5C7891"/>
+          <w:sz w:val="20"/>
+        </w:rPr>
+        <w:t>4.</w:t>
         <w:tab/>
       </w:r>
       <w:r>

--- a/criador informal/Anexo_Delimitacao_DL314_2003.docx
+++ b/criador informal/Anexo_Delimitacao_DL314_2003.docx
@@ -30,7 +30,7 @@
           <w:color w:val="35506B"/>
           <w:sz w:val="42"/>
         </w:rPr>
-        <w:t>Delimitação entre o Decreto-Lei n.º 314/2003 e o Decreto-Lei n.º 276/2001</w:t>
+        <w:t>Articulação entre o Decreto-Lei n.º 314/2003 e o Decreto-Lei n.º 276/2001</w:t>
       </w:r>
     </w:p>
     <w:p>
@@ -45,7 +45,7 @@
           <w:color w:val="5C7891"/>
           <w:sz w:val="22"/>
         </w:rPr>
-        <w:t>Os limites de alojamento por prédio não constituem limiar de capacidade dos estabelecimentos de criação</w:t>
+        <w:t>Análise da questão dos limites de alojamento por prédio e do seu efeito sobre os estabelecimentos de criação</w:t>
       </w:r>
     </w:p>
     <w:p>
@@ -94,7 +94,7 @@
           <w:color w:val="35506B"/>
           <w:sz w:val="27"/>
         </w:rPr>
-        <w:t>Questão</w:t>
+        <w:t>Questão e método</w:t>
       </w:r>
     </w:p>
     <w:p>
@@ -119,8 +119,562 @@
           <w:color w:val="2B2B2B"/>
           <w:sz w:val="20"/>
         </w:rPr>
-        <w:t>Discute-se se os limites de animais por fogo fixados no artigo 3.º do Decreto-Lei n.º 314/2003 condicionam a capacidade dos estabelecimentos de criação de cães e gatos e, por essa via, o acesso à atividade regulada pelo Decreto-Lei n.º 276/2001. A leitura afirmativa tem sido sustentada sem demonstração e conduz a resultados que a própria arquitetura dos dois diplomas não comporta.</w:t>
+        <w:t>Pergunta-se se os limites de animais por fogo fixados no artigo 3.º do Decreto-Lei n.º 314/2003 condicionam a capacidade dos estabelecimentos de criação de cães e gatos e, por essa via, o acesso à atividade regulada pelo Decreto-Lei n.º 276/2001.</w:t>
       </w:r>
+    </w:p>
+    <w:p>
+      <w:pPr>
+        <w:spacing w:before="0" w:after="140" w:line="293" w:lineRule="auto"/>
+        <w:jc w:val="both"/>
+      </w:pPr>
+      <w:r>
+        <w:rPr>
+          <w:rFonts w:ascii="Aptos" w:hAnsi="Aptos" w:cs="Aptos" w:eastAsia="Aptos"/>
+          <w:b w:val="0"/>
+          <w:i w:val="0"/>
+          <w:color w:val="2B2B2B"/>
+          <w:sz w:val="20"/>
+        </w:rPr>
+        <w:t>A pergunta tem sido respondida nos dois sentidos, em regra sem demonstração. Este anexo não parte de uma resposta. Expõe primeiro os elementos que sustentam a tese da sobreposição, depois os que sustentam a tese da delimitação, pondera-os e só então formula a conclusão que os elementos consentem — que não coincide inteiramente com nenhuma das duas formulações correntes.</w:t>
+      </w:r>
+    </w:p>
+    <w:tbl>
+      <w:tblPr>
+        <w:tblW w:type="auto" w:w="0"/>
+        <w:jc w:val="center"/>
+        <w:tblBorders>
+          <w:top w:val="nil"/>
+          <w:left w:val="nil"/>
+          <w:bottom w:val="nil"/>
+          <w:right w:val="nil"/>
+          <w:insideH w:val="nil"/>
+          <w:insideV w:val="nil"/>
+        </w:tblBorders>
+        <w:tblLayout w:type="fixed"/>
+        <w:tblLook w:firstColumn="1" w:firstRow="1" w:lastColumn="0" w:lastRow="0" w:noHBand="0" w:noVBand="1" w:val="04A0"/>
+      </w:tblPr>
+      <w:tblGrid>
+        <w:gridCol w:w="9412"/>
+      </w:tblGrid>
+      <w:tr>
+        <w:trPr>
+          <w:cantSplit/>
+        </w:trPr>
+        <w:tc>
+          <w:tcPr>
+            <w:tcW w:type="dxa" w:w="9411"/>
+            <w:tcBorders>
+              <w:top w:val="nil"/>
+              <w:left w:val="single" w:sz="18" w:space="0" w:color="C9D2DA"/>
+              <w:bottom w:val="nil"/>
+              <w:right w:val="nil"/>
+            </w:tcBorders>
+            <w:shd w:val="clear" w:color="auto" w:fill="F6F7F8"/>
+            <w:tcMar>
+              <w:top w:w="130" w:type="dxa"/>
+              <w:bottom w:w="130" w:type="dxa"/>
+              <w:left w:w="200" w:type="dxa"/>
+              <w:right w:w="180" w:type="dxa"/>
+            </w:tcMar>
+          </w:tcPr>
+          <w:p>
+            <w:pPr>
+              <w:spacing w:before="0" w:after="0" w:line="293" w:lineRule="auto"/>
+              <w:jc w:val="both"/>
+            </w:pPr>
+            <w:r>
+              <w:rPr>
+                <w:rFonts w:ascii="Aptos" w:hAnsi="Aptos" w:cs="Aptos" w:eastAsia="Aptos"/>
+                <w:b w:val="0"/>
+                <w:i w:val="0"/>
+                <w:color w:val="2B2B2B"/>
+                <w:sz w:val="18"/>
+              </w:rPr>
+              <w:t>A ordem de exposição é deliberada. Os elementos desfavoráveis à conclusão final são apresentados em primeiro lugar e sem atenuação, porque uma delimitação que só resista quando se omite o que a contraria não serve para fundamentar uma posição institucional nem para sustentar uma opção legislativa.</w:t>
+            </w:r>
+          </w:p>
+        </w:tc>
+      </w:tr>
+    </w:tbl>
+    <w:p>
+      <w:pPr>
+        <w:spacing w:before="0" w:after="180" w:line="293" w:lineRule="auto"/>
+      </w:pPr>
+    </w:p>
+    <w:p>
+      <w:pPr>
+        <w:keepNext/>
+        <w:spacing w:before="360" w:after="40" w:line="293" w:lineRule="auto"/>
+      </w:pPr>
+      <w:r>
+        <w:rPr>
+          <w:rFonts w:ascii="Aptos" w:hAnsi="Aptos" w:cs="Aptos" w:eastAsia="Aptos"/>
+          <w:b/>
+          <w:i w:val="0"/>
+          <w:color w:val="5C7891"/>
+          <w:sz w:val="27"/>
+        </w:rPr>
+        <w:t xml:space="preserve">2.  </w:t>
+      </w:r>
+      <w:r>
+        <w:rPr>
+          <w:rFonts w:ascii="Aptos" w:hAnsi="Aptos" w:cs="Aptos" w:eastAsia="Aptos"/>
+          <w:b/>
+          <w:i w:val="0"/>
+          <w:color w:val="35506B"/>
+          <w:sz w:val="27"/>
+        </w:rPr>
+        <w:t>Elementos que sustentam a leitura da sobreposição</w:t>
+      </w:r>
+    </w:p>
+    <w:p>
+      <w:pPr>
+        <w:keepNext/>
+        <w:pBdr>
+          <w:bottom w:val="single" w:sz="4" w:space="1" w:color="D7DEE5"/>
+        </w:pBdr>
+        <w:spacing w:before="0" w:after="160" w:line="40" w:lineRule="exact"/>
+      </w:pPr>
+    </w:p>
+    <w:p>
+      <w:pPr>
+        <w:keepNext/>
+        <w:spacing w:before="200" w:after="60" w:line="293" w:lineRule="auto"/>
+      </w:pPr>
+      <w:r>
+        <w:rPr>
+          <w:rFonts w:ascii="Aptos" w:hAnsi="Aptos" w:cs="Aptos" w:eastAsia="Aptos"/>
+          <w:b/>
+          <w:i w:val="0"/>
+          <w:color w:val="5C7891"/>
+          <w:sz w:val="19"/>
+        </w:rPr>
+        <w:t>2.1  O artigo 3.º emprega a palavra «alojamento»</w:t>
+      </w:r>
+    </w:p>
+    <w:p>
+      <w:pPr>
+        <w:spacing w:before="0" w:after="140" w:line="293" w:lineRule="auto"/>
+        <w:jc w:val="both"/>
+      </w:pPr>
+      <w:r>
+        <w:rPr>
+          <w:rFonts w:ascii="Aptos" w:hAnsi="Aptos" w:cs="Aptos" w:eastAsia="Aptos"/>
+          <w:b w:val="0"/>
+          <w:i w:val="0"/>
+          <w:color w:val="2B2B2B"/>
+          <w:sz w:val="20"/>
+        </w:rPr>
+        <w:t>O primeiro obstáculo à tese da separação está no próprio texto. O artigo 3.º não fala de «detenção» no seu corpo dispositivo: fala de alojamento, que é precisamente o conceito que define o objeto do Decreto-Lei n.º 276/2001.</w:t>
+      </w:r>
+    </w:p>
+    <w:tbl>
+      <w:tblPr>
+        <w:tblW w:type="auto" w:w="0"/>
+        <w:jc w:val="center"/>
+        <w:tblBorders>
+          <w:top w:val="nil"/>
+          <w:left w:val="nil"/>
+          <w:bottom w:val="nil"/>
+          <w:right w:val="nil"/>
+          <w:insideH w:val="nil"/>
+          <w:insideV w:val="nil"/>
+        </w:tblBorders>
+        <w:tblLayout w:type="fixed"/>
+        <w:tblLook w:firstColumn="1" w:firstRow="1" w:lastColumn="0" w:lastRow="0" w:noHBand="0" w:noVBand="1" w:val="04A0"/>
+      </w:tblPr>
+      <w:tblGrid>
+        <w:gridCol w:w="9412"/>
+      </w:tblGrid>
+      <w:tr>
+        <w:trPr>
+          <w:cantSplit/>
+        </w:trPr>
+        <w:tc>
+          <w:tcPr>
+            <w:tcW w:type="dxa" w:w="9411"/>
+            <w:tcBorders>
+              <w:top w:val="nil"/>
+              <w:left w:val="single" w:sz="18" w:space="0" w:color="A9C2D8"/>
+              <w:bottom w:val="nil"/>
+              <w:right w:val="nil"/>
+            </w:tcBorders>
+            <w:shd w:val="clear" w:color="auto" w:fill="F3F6F9"/>
+            <w:tcMar>
+              <w:top w:w="130" w:type="dxa"/>
+              <w:bottom w:w="130" w:type="dxa"/>
+              <w:left w:w="200" w:type="dxa"/>
+              <w:right w:w="180" w:type="dxa"/>
+            </w:tcMar>
+          </w:tcPr>
+          <w:p>
+            <w:pPr>
+              <w:spacing w:before="0" w:after="80" w:line="293" w:lineRule="auto"/>
+              <w:jc w:val="both"/>
+            </w:pPr>
+            <w:r>
+              <w:rPr>
+                <w:rFonts w:ascii="Aptos" w:hAnsi="Aptos" w:cs="Aptos" w:eastAsia="Aptos"/>
+                <w:b w:val="0"/>
+                <w:i/>
+                <w:color w:val="2B2B2B"/>
+                <w:sz w:val="19"/>
+              </w:rPr>
+              <w:t>1 — O alojamento de cães e gatos em prédios urbanos, rústicos ou mistos, fica sempre condicionado à existência de boas condições do mesmo e ausência de riscos hígio-sanitários relativamente à conspurcação ambiental e doenças transmissíveis ao homem.</w:t>
+            </w:r>
+          </w:p>
+          <w:p>
+            <w:pPr>
+              <w:spacing w:before="0" w:after="0" w:line="293" w:lineRule="auto"/>
+              <w:jc w:val="both"/>
+            </w:pPr>
+            <w:r>
+              <w:rPr>
+                <w:rFonts w:ascii="Aptos" w:hAnsi="Aptos" w:cs="Aptos" w:eastAsia="Aptos"/>
+                <w:b w:val="0"/>
+                <w:i/>
+                <w:color w:val="2B2B2B"/>
+                <w:sz w:val="19"/>
+              </w:rPr>
+              <w:t>2 — Nos prédios urbanos podem ser alojados até três cães ou quatro gatos adultos por cada fogo […]</w:t>
+            </w:r>
+          </w:p>
+          <w:p>
+            <w:pPr>
+              <w:spacing w:before="120" w:after="0" w:line="293" w:lineRule="auto"/>
+            </w:pPr>
+            <w:r>
+              <w:rPr>
+                <w:rFonts w:ascii="Aptos" w:hAnsi="Aptos" w:cs="Aptos" w:eastAsia="Aptos"/>
+                <w:b w:val="0"/>
+                <w:i w:val="0"/>
+                <w:color w:val="7C8894"/>
+                <w:sz w:val="15"/>
+              </w:rPr>
+              <w:t>N.ºs 1 e 2 do artigo 3.º do Decreto-Lei n.º 314/2003</w:t>
+            </w:r>
+          </w:p>
+        </w:tc>
+      </w:tr>
+    </w:tbl>
+    <w:p>
+      <w:pPr>
+        <w:spacing w:before="0" w:after="180" w:line="293" w:lineRule="auto"/>
+      </w:pPr>
+    </w:p>
+    <w:p>
+      <w:pPr>
+        <w:spacing w:before="0" w:after="140" w:line="293" w:lineRule="auto"/>
+        <w:jc w:val="both"/>
+      </w:pPr>
+      <w:r>
+        <w:rPr>
+          <w:rFonts w:ascii="Aptos" w:hAnsi="Aptos" w:cs="Aptos" w:eastAsia="Aptos"/>
+          <w:b w:val="0"/>
+          <w:i w:val="0"/>
+          <w:color w:val="2B2B2B"/>
+          <w:sz w:val="20"/>
+        </w:rPr>
+        <w:t>A definição do Decreto-Lei n.º 276/2001 é, por seu turno, suficientemente ampla para abranger uma habitação.</w:t>
+      </w:r>
+    </w:p>
+    <w:tbl>
+      <w:tblPr>
+        <w:tblW w:type="auto" w:w="0"/>
+        <w:jc w:val="center"/>
+        <w:tblBorders>
+          <w:top w:val="nil"/>
+          <w:left w:val="nil"/>
+          <w:bottom w:val="nil"/>
+          <w:right w:val="nil"/>
+          <w:insideH w:val="nil"/>
+          <w:insideV w:val="nil"/>
+        </w:tblBorders>
+        <w:tblLayout w:type="fixed"/>
+        <w:tblLook w:firstColumn="1" w:firstRow="1" w:lastColumn="0" w:lastRow="0" w:noHBand="0" w:noVBand="1" w:val="04A0"/>
+      </w:tblPr>
+      <w:tblGrid>
+        <w:gridCol w:w="9412"/>
+      </w:tblGrid>
+      <w:tr>
+        <w:trPr>
+          <w:cantSplit/>
+        </w:trPr>
+        <w:tc>
+          <w:tcPr>
+            <w:tcW w:type="dxa" w:w="9411"/>
+            <w:tcBorders>
+              <w:top w:val="nil"/>
+              <w:left w:val="single" w:sz="18" w:space="0" w:color="A9C2D8"/>
+              <w:bottom w:val="nil"/>
+              <w:right w:val="nil"/>
+            </w:tcBorders>
+            <w:shd w:val="clear" w:color="auto" w:fill="F3F6F9"/>
+            <w:tcMar>
+              <w:top w:w="130" w:type="dxa"/>
+              <w:bottom w:w="130" w:type="dxa"/>
+              <w:left w:w="200" w:type="dxa"/>
+              <w:right w:w="180" w:type="dxa"/>
+            </w:tcMar>
+          </w:tcPr>
+          <w:p>
+            <w:pPr>
+              <w:spacing w:before="0" w:after="0" w:line="293" w:lineRule="auto"/>
+              <w:jc w:val="both"/>
+            </w:pPr>
+            <w:r>
+              <w:rPr>
+                <w:rFonts w:ascii="Aptos" w:hAnsi="Aptos" w:cs="Aptos" w:eastAsia="Aptos"/>
+                <w:b w:val="0"/>
+                <w:i/>
+                <w:color w:val="2B2B2B"/>
+                <w:sz w:val="19"/>
+              </w:rPr>
+              <w:t>n) «Alojamento» qualquer instalação, edifício, grupo de edifícios ou outro local, podendo incluir zona não completamente fechada, onde os animais de companhia se encontram mantidos;</w:t>
+            </w:r>
+          </w:p>
+          <w:p>
+            <w:pPr>
+              <w:spacing w:before="120" w:after="0" w:line="293" w:lineRule="auto"/>
+            </w:pPr>
+            <w:r>
+              <w:rPr>
+                <w:rFonts w:ascii="Aptos" w:hAnsi="Aptos" w:cs="Aptos" w:eastAsia="Aptos"/>
+                <w:b w:val="0"/>
+                <w:i w:val="0"/>
+                <w:color w:val="7C8894"/>
+                <w:sz w:val="15"/>
+              </w:rPr>
+              <w:t>Al. n) do n.º 1 do artigo 2.º do Decreto-Lei n.º 276/2001</w:t>
+            </w:r>
+          </w:p>
+        </w:tc>
+      </w:tr>
+    </w:tbl>
+    <w:p>
+      <w:pPr>
+        <w:spacing w:before="0" w:after="180" w:line="293" w:lineRule="auto"/>
+      </w:pPr>
+    </w:p>
+    <w:p>
+      <w:pPr>
+        <w:spacing w:before="0" w:after="140" w:line="293" w:lineRule="auto"/>
+        <w:jc w:val="both"/>
+      </w:pPr>
+      <w:r>
+        <w:rPr>
+          <w:rFonts w:ascii="Aptos" w:hAnsi="Aptos" w:cs="Aptos" w:eastAsia="Aptos"/>
+          <w:b w:val="0"/>
+          <w:i w:val="0"/>
+          <w:color w:val="2B2B2B"/>
+          <w:sz w:val="20"/>
+        </w:rPr>
+        <w:t>Qualquer argumento que assente numa alegada divergência de vocabulário entre os dois diplomas tem de ser construído sobre esta base, e não contra ela.</w:t>
+      </w:r>
+    </w:p>
+    <w:p>
+      <w:pPr>
+        <w:keepNext/>
+        <w:spacing w:before="200" w:after="60" w:line="293" w:lineRule="auto"/>
+      </w:pPr>
+      <w:r>
+        <w:rPr>
+          <w:rFonts w:ascii="Aptos" w:hAnsi="Aptos" w:cs="Aptos" w:eastAsia="Aptos"/>
+          <w:b/>
+          <w:i w:val="0"/>
+          <w:color w:val="5C7891"/>
+          <w:sz w:val="19"/>
+        </w:rPr>
+        <w:t>2.2  O «detentor» do diploma sanitário abrange expressamente quem cria com fins comerciais</w:t>
+      </w:r>
+    </w:p>
+    <w:p>
+      <w:pPr>
+        <w:spacing w:before="0" w:after="140" w:line="293" w:lineRule="auto"/>
+        <w:jc w:val="both"/>
+      </w:pPr>
+      <w:r>
+        <w:rPr>
+          <w:rFonts w:ascii="Aptos" w:hAnsi="Aptos" w:cs="Aptos" w:eastAsia="Aptos"/>
+          <w:b w:val="0"/>
+          <w:i w:val="0"/>
+          <w:color w:val="2B2B2B"/>
+          <w:sz w:val="20"/>
+        </w:rPr>
+        <w:t>Este é o elemento mais forte contra a tese da separação de planos, e não pode ser contornado. O Decreto-Lei n.º 314/2003 define detentor por referência expressa à reprodução e à criação, com ou sem fins comerciais.</w:t>
+      </w:r>
+    </w:p>
+    <w:tbl>
+      <w:tblPr>
+        <w:tblW w:type="auto" w:w="0"/>
+        <w:jc w:val="center"/>
+        <w:tblBorders>
+          <w:top w:val="nil"/>
+          <w:left w:val="nil"/>
+          <w:bottom w:val="nil"/>
+          <w:right w:val="nil"/>
+          <w:insideH w:val="nil"/>
+          <w:insideV w:val="nil"/>
+        </w:tblBorders>
+        <w:tblLayout w:type="fixed"/>
+        <w:tblLook w:firstColumn="1" w:firstRow="1" w:lastColumn="0" w:lastRow="0" w:noHBand="0" w:noVBand="1" w:val="04A0"/>
+      </w:tblPr>
+      <w:tblGrid>
+        <w:gridCol w:w="9412"/>
+      </w:tblGrid>
+      <w:tr>
+        <w:trPr>
+          <w:cantSplit/>
+        </w:trPr>
+        <w:tc>
+          <w:tcPr>
+            <w:tcW w:type="dxa" w:w="9411"/>
+            <w:tcBorders>
+              <w:top w:val="nil"/>
+              <w:left w:val="single" w:sz="18" w:space="0" w:color="A9C2D8"/>
+              <w:bottom w:val="nil"/>
+              <w:right w:val="nil"/>
+            </w:tcBorders>
+            <w:shd w:val="clear" w:color="auto" w:fill="F3F6F9"/>
+            <w:tcMar>
+              <w:top w:w="130" w:type="dxa"/>
+              <w:bottom w:w="130" w:type="dxa"/>
+              <w:left w:w="200" w:type="dxa"/>
+              <w:right w:w="180" w:type="dxa"/>
+            </w:tcMar>
+          </w:tcPr>
+          <w:p>
+            <w:pPr>
+              <w:spacing w:before="0" w:after="0" w:line="293" w:lineRule="auto"/>
+              <w:jc w:val="both"/>
+            </w:pPr>
+            <w:r>
+              <w:rPr>
+                <w:rFonts w:ascii="Aptos" w:hAnsi="Aptos" w:cs="Aptos" w:eastAsia="Aptos"/>
+                <w:b w:val="0"/>
+                <w:i/>
+                <w:color w:val="2B2B2B"/>
+                <w:sz w:val="19"/>
+              </w:rPr>
+              <w:t>d) 'Detentor' qualquer pessoa, singular ou colectiva, responsável pelos animais de companhia para efeitos de reprodução, criação, manutenção, acomodação ou utilização, com ou sem fins comerciais;</w:t>
+            </w:r>
+          </w:p>
+          <w:p>
+            <w:pPr>
+              <w:spacing w:before="120" w:after="0" w:line="293" w:lineRule="auto"/>
+            </w:pPr>
+            <w:r>
+              <w:rPr>
+                <w:rFonts w:ascii="Aptos" w:hAnsi="Aptos" w:cs="Aptos" w:eastAsia="Aptos"/>
+                <w:b w:val="0"/>
+                <w:i w:val="0"/>
+                <w:color w:val="7C8894"/>
+                <w:sz w:val="15"/>
+              </w:rPr>
+              <w:t>Al. d) do artigo 2.º do Decreto-Lei n.º 314/2003</w:t>
+            </w:r>
+          </w:p>
+        </w:tc>
+      </w:tr>
+    </w:tbl>
+    <w:p>
+      <w:pPr>
+        <w:spacing w:before="0" w:after="180" w:line="293" w:lineRule="auto"/>
+      </w:pPr>
+    </w:p>
+    <w:p>
+      <w:pPr>
+        <w:spacing w:before="0" w:after="140" w:line="293" w:lineRule="auto"/>
+        <w:jc w:val="both"/>
+      </w:pPr>
+      <w:r>
+        <w:rPr>
+          <w:rFonts w:ascii="Aptos" w:hAnsi="Aptos" w:cs="Aptos" w:eastAsia="Aptos"/>
+          <w:b w:val="0"/>
+          <w:i w:val="0"/>
+          <w:color w:val="2B2B2B"/>
+          <w:sz w:val="20"/>
+        </w:rPr>
+        <w:t>A definição do Decreto-Lei n.º 276/2001 é praticamente a mesma, com substituição de «comerciais» por «lucrativos».</w:t>
+      </w:r>
+    </w:p>
+    <w:tbl>
+      <w:tblPr>
+        <w:tblW w:type="auto" w:w="0"/>
+        <w:jc w:val="center"/>
+        <w:tblBorders>
+          <w:top w:val="nil"/>
+          <w:left w:val="nil"/>
+          <w:bottom w:val="nil"/>
+          <w:right w:val="nil"/>
+          <w:insideH w:val="nil"/>
+          <w:insideV w:val="nil"/>
+        </w:tblBorders>
+        <w:tblLayout w:type="fixed"/>
+        <w:tblLook w:firstColumn="1" w:firstRow="1" w:lastColumn="0" w:lastRow="0" w:noHBand="0" w:noVBand="1" w:val="04A0"/>
+      </w:tblPr>
+      <w:tblGrid>
+        <w:gridCol w:w="9412"/>
+      </w:tblGrid>
+      <w:tr>
+        <w:trPr>
+          <w:cantSplit/>
+        </w:trPr>
+        <w:tc>
+          <w:tcPr>
+            <w:tcW w:type="dxa" w:w="9411"/>
+            <w:tcBorders>
+              <w:top w:val="nil"/>
+              <w:left w:val="single" w:sz="18" w:space="0" w:color="A9C2D8"/>
+              <w:bottom w:val="nil"/>
+              <w:right w:val="nil"/>
+            </w:tcBorders>
+            <w:shd w:val="clear" w:color="auto" w:fill="F3F6F9"/>
+            <w:tcMar>
+              <w:top w:w="130" w:type="dxa"/>
+              <w:bottom w:w="130" w:type="dxa"/>
+              <w:left w:w="200" w:type="dxa"/>
+              <w:right w:w="180" w:type="dxa"/>
+            </w:tcMar>
+          </w:tcPr>
+          <w:p>
+            <w:pPr>
+              <w:spacing w:before="0" w:after="0" w:line="293" w:lineRule="auto"/>
+              <w:jc w:val="both"/>
+            </w:pPr>
+            <w:r>
+              <w:rPr>
+                <w:rFonts w:ascii="Aptos" w:hAnsi="Aptos" w:cs="Aptos" w:eastAsia="Aptos"/>
+                <w:b w:val="0"/>
+                <w:i/>
+                <w:color w:val="2B2B2B"/>
+                <w:sz w:val="19"/>
+              </w:rPr>
+              <w:t>v) «Detentor» qualquer pessoa, singular ou coletiva, responsável pelos animais de companhia para efeitos de reprodução, criação, manutenção, acomodação ou utilização, com ou sem fins lucrativos;</w:t>
+            </w:r>
+          </w:p>
+          <w:p>
+            <w:pPr>
+              <w:spacing w:before="120" w:after="0" w:line="293" w:lineRule="auto"/>
+            </w:pPr>
+            <w:r>
+              <w:rPr>
+                <w:rFonts w:ascii="Aptos" w:hAnsi="Aptos" w:cs="Aptos" w:eastAsia="Aptos"/>
+                <w:b w:val="0"/>
+                <w:i w:val="0"/>
+                <w:color w:val="7C8894"/>
+                <w:sz w:val="15"/>
+              </w:rPr>
+              <w:t>Al. v) do n.º 1 do artigo 2.º do Decreto-Lei n.º 276/2001</w:t>
+            </w:r>
+          </w:p>
+        </w:tc>
+      </w:tr>
+    </w:tbl>
+    <w:p>
+      <w:pPr>
+        <w:spacing w:before="0" w:after="180" w:line="293" w:lineRule="auto"/>
+      </w:pPr>
     </w:p>
     <w:tbl>
       <w:tblPr>
@@ -174,7 +728,27 @@
                 <w:color w:val="2B2B2B"/>
                 <w:sz w:val="20"/>
               </w:rPr>
-              <w:t>Conclusão: os limites do artigo 3.º do Decreto-Lei n.º 314/2003 são normas de polícia sanitária sobre a detenção doméstica de animais. Não fixam a lotação dos alojamentos sujeitos ao Decreto-Lei n.º 276/2001, cuja capacidade tem regime próprio, e não constituem condição de acesso à atividade de criação.</w:t>
+              <w:t xml:space="preserve">Daqui resulta uma conclusão que deve ser afirmada sem rodeios: </w:t>
+            </w:r>
+            <w:r>
+              <w:rPr>
+                <w:rFonts w:ascii="Aptos" w:hAnsi="Aptos" w:cs="Aptos" w:eastAsia="Aptos"/>
+                <w:b/>
+                <w:i w:val="0"/>
+                <w:color w:val="2B2B2B"/>
+                <w:sz w:val="20"/>
+              </w:rPr>
+              <w:t>é incorreto sustentar que o Decreto-Lei n.º 314/2003 não se aplica a quem cria.</w:t>
+            </w:r>
+            <w:r>
+              <w:rPr>
+                <w:rFonts w:ascii="Aptos" w:hAnsi="Aptos" w:cs="Aptos" w:eastAsia="Aptos"/>
+                <w:b w:val="0"/>
+                <w:i w:val="0"/>
+                <w:color w:val="2B2B2B"/>
+                <w:sz w:val="20"/>
+              </w:rPr>
+              <w:t xml:space="preserve"> Aplica-se. Quem cria é detentor para efeitos do diploma sanitário, e o artigo 3.º dirige-se-lhe. A questão em aberto não é essa; é apenas a de saber se os números do artigo 3.º funcionam como teto de lotação do estabelecimento.</w:t>
             </w:r>
           </w:p>
         </w:tc>
@@ -188,7 +762,7 @@
     <w:p>
       <w:pPr>
         <w:keepNext/>
-        <w:spacing w:before="360" w:after="40" w:line="293" w:lineRule="auto"/>
+        <w:spacing w:before="200" w:after="60" w:line="293" w:lineRule="auto"/>
       </w:pPr>
       <w:r>
         <w:rPr>
@@ -196,28 +770,103 @@
           <w:b/>
           <w:i w:val="0"/>
           <w:color w:val="5C7891"/>
-          <w:sz w:val="27"/>
+          <w:sz w:val="19"/>
         </w:rPr>
-        <w:t xml:space="preserve">2.  </w:t>
-      </w:r>
-      <w:r>
-        <w:rPr>
-          <w:rFonts w:ascii="Aptos" w:hAnsi="Aptos" w:cs="Aptos" w:eastAsia="Aptos"/>
-          <w:b/>
-          <w:i w:val="0"/>
-          <w:color w:val="35506B"/>
-          <w:sz w:val="27"/>
-        </w:rPr>
-        <w:t>Argumento literal e teleológico</w:t>
+        <w:t>2.3  O n.º 4 do artigo 3.º tem estrutura de norma de capacidade</w:t>
       </w:r>
     </w:p>
     <w:p>
       <w:pPr>
-        <w:keepNext/>
-        <w:pBdr>
-          <w:bottom w:val="single" w:sz="4" w:space="1" w:color="D7DEE5"/>
-        </w:pBdr>
-        <w:spacing w:before="0" w:after="160" w:line="40" w:lineRule="exact"/>
+        <w:spacing w:before="0" w:after="140" w:line="293" w:lineRule="auto"/>
+        <w:jc w:val="both"/>
+      </w:pPr>
+      <w:r>
+        <w:rPr>
+          <w:rFonts w:ascii="Aptos" w:hAnsi="Aptos" w:cs="Aptos" w:eastAsia="Aptos"/>
+          <w:b w:val="0"/>
+          <w:i w:val="0"/>
+          <w:color w:val="2B2B2B"/>
+          <w:sz w:val="20"/>
+        </w:rPr>
+        <w:t>O artigo 3.º não se limita a impor condições higiossanitárias. No n.º 4 gradua o número admissível em função da área disponível, que é a lógica própria das normas de lotação.</w:t>
+      </w:r>
+    </w:p>
+    <w:tbl>
+      <w:tblPr>
+        <w:tblW w:type="auto" w:w="0"/>
+        <w:jc w:val="center"/>
+        <w:tblBorders>
+          <w:top w:val="nil"/>
+          <w:left w:val="nil"/>
+          <w:bottom w:val="nil"/>
+          <w:right w:val="nil"/>
+          <w:insideH w:val="nil"/>
+          <w:insideV w:val="nil"/>
+        </w:tblBorders>
+        <w:tblLayout w:type="fixed"/>
+        <w:tblLook w:firstColumn="1" w:firstRow="1" w:lastColumn="0" w:lastRow="0" w:noHBand="0" w:noVBand="1" w:val="04A0"/>
+      </w:tblPr>
+      <w:tblGrid>
+        <w:gridCol w:w="9412"/>
+      </w:tblGrid>
+      <w:tr>
+        <w:trPr>
+          <w:cantSplit/>
+        </w:trPr>
+        <w:tc>
+          <w:tcPr>
+            <w:tcW w:type="dxa" w:w="9411"/>
+            <w:tcBorders>
+              <w:top w:val="nil"/>
+              <w:left w:val="single" w:sz="18" w:space="0" w:color="A9C2D8"/>
+              <w:bottom w:val="nil"/>
+              <w:right w:val="nil"/>
+            </w:tcBorders>
+            <w:shd w:val="clear" w:color="auto" w:fill="F3F6F9"/>
+            <w:tcMar>
+              <w:top w:w="130" w:type="dxa"/>
+              <w:bottom w:w="130" w:type="dxa"/>
+              <w:left w:w="200" w:type="dxa"/>
+              <w:right w:w="180" w:type="dxa"/>
+            </w:tcMar>
+          </w:tcPr>
+          <w:p>
+            <w:pPr>
+              <w:spacing w:before="0" w:after="0" w:line="293" w:lineRule="auto"/>
+              <w:jc w:val="both"/>
+            </w:pPr>
+            <w:r>
+              <w:rPr>
+                <w:rFonts w:ascii="Aptos" w:hAnsi="Aptos" w:cs="Aptos" w:eastAsia="Aptos"/>
+                <w:b w:val="0"/>
+                <w:i/>
+                <w:color w:val="2B2B2B"/>
+                <w:sz w:val="19"/>
+              </w:rPr>
+              <w:t>4 — Nos prédios rústicos ou mistos podem ser alojados até seis animais adultos, podendo tal número ser excedido se a dimensão do terreno o permitir e desde que as condições de alojamento obedeçam aos requisitos estabelecidos no n.º 1.</w:t>
+            </w:r>
+          </w:p>
+          <w:p>
+            <w:pPr>
+              <w:spacing w:before="120" w:after="0" w:line="293" w:lineRule="auto"/>
+            </w:pPr>
+            <w:r>
+              <w:rPr>
+                <w:rFonts w:ascii="Aptos" w:hAnsi="Aptos" w:cs="Aptos" w:eastAsia="Aptos"/>
+                <w:b w:val="0"/>
+                <w:i w:val="0"/>
+                <w:color w:val="7C8894"/>
+                <w:sz w:val="15"/>
+              </w:rPr>
+              <w:t>N.º 4 do artigo 3.º do Decreto-Lei n.º 314/2003</w:t>
+            </w:r>
+          </w:p>
+        </w:tc>
+      </w:tr>
+    </w:tbl>
+    <w:p>
+      <w:pPr>
+        <w:spacing w:before="0" w:after="180" w:line="293" w:lineRule="auto"/>
       </w:pPr>
     </w:p>
     <w:p>
@@ -233,55 +882,7 @@
           <w:color w:val="2B2B2B"/>
           <w:sz w:val="20"/>
         </w:rPr>
-        <w:t>O Decreto-Lei n.º 314/2003 aprova o Programa Nacional de Luta e Vigilância Epidemiológica da Raiva Animal e Outras Zoonoses e estabelece as regras relativas à posse e detenção, comércio, exposições e entrada em território nacional de animais suscetíveis à raiva. O seu objeto é sanitário e epidemiológico. A epígrafe do artigo 3.º é «Detenção de cães e gatos»; o sujeito das suas normas é o detentor; a unidade de referência é o fogo.</w:t>
-      </w:r>
-    </w:p>
-    <w:p>
-      <w:pPr>
-        <w:spacing w:before="0" w:after="140" w:line="293" w:lineRule="auto"/>
-        <w:jc w:val="both"/>
-      </w:pPr>
-      <w:r>
-        <w:rPr>
-          <w:rFonts w:ascii="Aptos" w:hAnsi="Aptos" w:cs="Aptos" w:eastAsia="Aptos"/>
-          <w:b w:val="0"/>
-          <w:i w:val="0"/>
-          <w:color w:val="2B2B2B"/>
-          <w:sz w:val="20"/>
-        </w:rPr>
-        <w:t>O Decreto-Lei n.º 276/2001 tem objeto distinto. Nos termos do seu artigo 1.º, regula o exercício da atividade de exploração de alojamentos, independentemente do seu fim, e de venda de animais de companhia. Uma norma dirige-se a quem detém; a outra a quem exerce uma atividade.</w:t>
-      </w:r>
-    </w:p>
-    <w:p>
-      <w:pPr>
-        <w:spacing w:before="0" w:after="140" w:line="293" w:lineRule="auto"/>
-        <w:jc w:val="both"/>
-      </w:pPr>
-      <w:r>
-        <w:rPr>
-          <w:rFonts w:ascii="Aptos" w:hAnsi="Aptos" w:cs="Aptos" w:eastAsia="Aptos"/>
-          <w:b w:val="0"/>
-          <w:i w:val="0"/>
-          <w:color w:val="2B2B2B"/>
-          <w:sz w:val="20"/>
-        </w:rPr>
-        <w:t>A finalidade confirma a leitura. O n.º 1 do artigo 3.º do Decreto-Lei n.º 314/2003 condiciona o alojamento à ausência de riscos hígio-sanitários relativamente à conspurcação ambiental e a doenças transmissíveis ao homem. O bem jurídico é a saúde pública na sua dimensão de vizinhança, não a proteção do animal na atividade económica, que é o objeto do Decreto-Lei n.º 276/2001 enquanto diploma de execução da Convenção Europeia para a Proteção dos Animais de Companhia.</w:t>
-      </w:r>
-    </w:p>
-    <w:p>
-      <w:pPr>
-        <w:spacing w:before="0" w:after="140" w:line="293" w:lineRule="auto"/>
-        <w:jc w:val="both"/>
-      </w:pPr>
-      <w:r>
-        <w:rPr>
-          <w:rFonts w:ascii="Aptos" w:hAnsi="Aptos" w:cs="Aptos" w:eastAsia="Aptos"/>
-          <w:b w:val="0"/>
-          <w:i w:val="0"/>
-          <w:color w:val="2B2B2B"/>
-          <w:sz w:val="20"/>
-        </w:rPr>
-        <w:t>A doutrina que se debruçou sobre o artigo 3.º recusou, pelas mesmas razões, que os seus limites valham fora do domínio sanitário. A propósito da tentativa de deles extrair uma limitação geral aos poderes do proprietário de fracção autónoma, escreveu-se o seguinte.</w:t>
+        <w:t>A jurisprudência administrativa leu a norma exatamente nesses termos, impondo à Administração o dever de aferir, caso a caso, se a dimensão do prédio permite exceder os seis animais.</w:t>
       </w:r>
     </w:p>
     <w:tbl>
@@ -336,23 +937,7 @@
                 <w:color w:val="2B2B2B"/>
                 <w:sz w:val="19"/>
               </w:rPr>
-              <w:t>Seria no mínimo abusivo pretender retirar daqui uma limitação geral em termos de detenção de animais numa fracção autónoma, numa limitação matreira aos poderes conferidos pelo código civil aos proprietários.</w:t>
-            </w:r>
-          </w:p>
-          <w:p>
-            <w:pPr>
-              <w:spacing w:before="0" w:after="80" w:line="293" w:lineRule="auto"/>
-              <w:jc w:val="both"/>
-            </w:pPr>
-            <w:r>
-              <w:rPr>
-                <w:rFonts w:ascii="Aptos" w:hAnsi="Aptos" w:cs="Aptos" w:eastAsia="Aptos"/>
-                <w:b w:val="0"/>
-                <w:i/>
-                <w:color w:val="2B2B2B"/>
-                <w:sz w:val="19"/>
-              </w:rPr>
-              <w:t>A limitação prevista nesta norma vale para efeito de prevenção de zoonoses. Mal se compreenderia, num diploma desta natureza, uma limitação geral, feita em abstracto (sem qualquer atenção, por exemplo, à dimensão da fracção autónoma) aos poderes conferidos ao proprietário pelo Direito Civil.</w:t>
+              <w:t>I — A posse de animais [cães ou gatos] em qualquer número em prédios urbanos, rústicos ou mistos, nos termos do n.º 1 do artigo 3.º do DL n.º 314/2003, de 17/12, depende da existência de uma situação de salubridade ambiental, com vista a evitar um perigo para a saúde pública.</w:t>
             </w:r>
           </w:p>
           <w:p>
@@ -368,7 +953,7 @@
                 <w:color w:val="2B2B2B"/>
                 <w:sz w:val="19"/>
               </w:rPr>
-              <w:t>O limite máximo aqui estabelecido releva para efeitos de luta e vigilância epidemiológica, indiciando riscos higío-sanitários, não pretende regular relações de vizinhança, nem tutelar direitos de personalidade dos outros conviventes no prédio.</w:t>
+              <w:t>II — Porém, o n.º 4 do preceito em causa prevê que «nos prédios rústicos ou mistos podem ser alojados até seis animais adultos, podendo tal número ser excedido se a dimensão do terreno o permitir […]», o que significa que incumbe à Administração aferir sempre se o prédio onde se encontram alojados animais [cães e gatos] permite ou não o enquadramento na situação especial contida na norma […]</w:t>
             </w:r>
           </w:p>
           <w:p>
@@ -383,7 +968,7 @@
                 <w:color w:val="7C8894"/>
                 <w:sz w:val="15"/>
               </w:rPr>
-              <w:t>Sandra Passinhas, «Os animais e o regime português da propriedade horizontal», Revista da Ordem dos Advogados, Ano 66, Vol. II, setembro de 2006</w:t>
+              <w:t>Acórdão do Tribunal Central Administrativo Sul de 4 de fevereiro de 2010, processo n.º 04784/09</w:t>
             </w:r>
           </w:p>
         </w:tc>
@@ -396,24 +981,8 @@
     </w:p>
     <w:p>
       <w:pPr>
-        <w:spacing w:before="0" w:after="140" w:line="293" w:lineRule="auto"/>
-        <w:jc w:val="both"/>
-      </w:pPr>
-      <w:r>
-        <w:rPr>
-          <w:rFonts w:ascii="Aptos" w:hAnsi="Aptos" w:cs="Aptos" w:eastAsia="Aptos"/>
-          <w:b w:val="0"/>
-          <w:i w:val="0"/>
-          <w:color w:val="2B2B2B"/>
-          <w:sz w:val="20"/>
-        </w:rPr>
-        <w:t>O raciocínio vale por maioria de razão no caso presente. Se os limites do artigo 3.º não podem ser invocados para conformar o conteúdo do direito de propriedade e as relações de vizinhança, que são matéria civil próxima do seu campo de incidência material, menos ainda podem sê-lo para condicionar o acesso a uma atividade económica regulada por diploma próprio, com autoridade competente, procedimento e regime sancionatório distintos.</w:t>
-      </w:r>
-    </w:p>
-    <w:p>
-      <w:pPr>
         <w:keepNext/>
-        <w:spacing w:before="360" w:after="40" w:line="293" w:lineRule="auto"/>
+        <w:spacing w:before="200" w:after="60" w:line="293" w:lineRule="auto"/>
       </w:pPr>
       <w:r>
         <w:rPr>
@@ -421,44 +990,9 @@
           <w:b/>
           <w:i w:val="0"/>
           <w:color w:val="5C7891"/>
-          <w:sz w:val="27"/>
+          <w:sz w:val="19"/>
         </w:rPr>
-        <w:t xml:space="preserve">3.  </w:t>
-      </w:r>
-      <w:r>
-        <w:rPr>
-          <w:rFonts w:ascii="Aptos" w:hAnsi="Aptos" w:cs="Aptos" w:eastAsia="Aptos"/>
-          <w:b/>
-          <w:i w:val="0"/>
-          <w:color w:val="35506B"/>
-          <w:sz w:val="27"/>
-        </w:rPr>
-        <w:t>Argumento sistemático: a articulação feita pelo legislador</w:t>
-      </w:r>
-    </w:p>
-    <w:p>
-      <w:pPr>
-        <w:keepNext/>
-        <w:pBdr>
-          <w:bottom w:val="single" w:sz="4" w:space="1" w:color="D7DEE5"/>
-        </w:pBdr>
-        <w:spacing w:before="0" w:after="160" w:line="40" w:lineRule="exact"/>
-      </w:pPr>
-    </w:p>
-    <w:p>
-      <w:pPr>
-        <w:spacing w:before="0" w:after="140" w:line="293" w:lineRule="auto"/>
-        <w:jc w:val="both"/>
-      </w:pPr>
-      <w:r>
-        <w:rPr>
-          <w:rFonts w:ascii="Aptos" w:hAnsi="Aptos" w:cs="Aptos" w:eastAsia="Aptos"/>
-          <w:b w:val="0"/>
-          <w:i w:val="0"/>
-          <w:color w:val="2B2B2B"/>
-          <w:sz w:val="20"/>
-        </w:rPr>
-        <w:t>Este é o elemento decisivo e resulta da sequência legislativa. O Decreto-Lei n.º 314/2003 e o Decreto-Lei n.º 315/2003 têm a mesma data, 17 de dezembro de 2003. O segundo alterou o Decreto-Lei n.º 276/2001. No mesmo momento em que introduziu no ordenamento os limites de detenção por fogo, o legislador interveio no diploma dos alojamentos para articular os dois regimes.</w:t>
+        <w:t>2.4  A existência da exceção da al. p) pressupõe sobreposição</w:t>
       </w:r>
     </w:p>
     <w:p>
@@ -474,7 +1008,7 @@
           <w:color w:val="2B2B2B"/>
           <w:sz w:val="20"/>
         </w:rPr>
-        <w:t>A redação original de 2001 da definição de hospedagem sem fins lucrativos não continha qualquer remissão para legislação sanitária.</w:t>
+        <w:t>O argumento que se costuma extrair da alteração introduzida pelo Decreto-Lei n.º 315/2003 funciona, na verdade, nos dois sentidos, e o sentido desfavorável merece ser explicitado. Se os dois regimes não se tocassem, não teria sido necessária exceção nenhuma. A inserção de uma ressalva na definição de hospedagem sem fins lucrativos demonstra que o legislador reconheceu que, sem ela, situações de detenção doméstica ficariam abrangidas pelo conceito de alojamento do Decreto-Lei n.º 276/2001.</w:t>
       </w:r>
     </w:p>
     <w:tbl>
@@ -529,7 +1063,7 @@
                 <w:color w:val="2B2B2B"/>
                 <w:sz w:val="19"/>
               </w:rPr>
-              <w:t>p) 'Hospedagem sem fins lucrativos' alojamento, permanente ou temporário, de animais de companhia que não vise a obtenção de rendimentos;</w:t>
+              <w:t>p) «Hospedagem sem fins lucrativos» o alojamento, permanente ou temporário, de animais de companhia que não vise a obtenção de rendimentos, com exceção das referidas no n.º 3 do artigo 3.º do diploma que aprova o Plano Nacional de Luta e Vigilância da Raiva Animal e outras Zoonoses;</w:t>
             </w:r>
           </w:p>
           <w:p>
@@ -544,7 +1078,7 @@
                 <w:color w:val="7C8894"/>
                 <w:sz w:val="15"/>
               </w:rPr>
-              <w:t>Al. p) do artigo 2.º do Decreto-Lei n.º 276/2001, redação originária de 17 de outubro de 2001</w:t>
+              <w:t>Al. p) do n.º 1 do artigo 2.º do Decreto-Lei n.º 276/2001, na redação em vigor</w:t>
             </w:r>
           </w:p>
         </w:tc>
@@ -568,7 +1102,107 @@
           <w:color w:val="2B2B2B"/>
           <w:sz w:val="20"/>
         </w:rPr>
-        <w:t>O Decreto-Lei n.º 315/2003 acrescentou-lhe uma exceção expressa, por remissão para o artigo 3.º do diploma da raiva.</w:t>
+        <w:t>E a exceção é estreita: «das referidas» é feminino plural e só pode reportar-se às fracções autónomas mencionadas no n.º 3 do artigo 3.º. Quem detém animais em moradia ou em prédio rústico não está abrangido pela ressalva. Lido literalmente, o preceito conduz a que a generalidade da detenção doméstica caia na definição de hospedagem sem fins lucrativos — e, por via da al. a) do n.º 1 do artigo 3.º, fique sujeita a mera comunicação prévia. Um argumento a contrario construído sobre a al. p) pode, por isso, voltar-se contra quem o invoca.</w:t>
+      </w:r>
+    </w:p>
+    <w:p>
+      <w:pPr>
+        <w:keepNext/>
+        <w:spacing w:before="200" w:after="60" w:line="293" w:lineRule="auto"/>
+      </w:pPr>
+      <w:r>
+        <w:rPr>
+          <w:rFonts w:ascii="Aptos" w:hAnsi="Aptos" w:cs="Aptos" w:eastAsia="Aptos"/>
+          <w:b/>
+          <w:i w:val="0"/>
+          <w:color w:val="5C7891"/>
+          <w:sz w:val="19"/>
+        </w:rPr>
+        <w:t>2.5  Não há prova de que a articulação tenha sido deliberada</w:t>
+      </w:r>
+    </w:p>
+    <w:p>
+      <w:pPr>
+        <w:spacing w:before="0" w:after="140" w:line="293" w:lineRule="auto"/>
+        <w:jc w:val="both"/>
+      </w:pPr>
+      <w:r>
+        <w:rPr>
+          <w:rFonts w:ascii="Aptos" w:hAnsi="Aptos" w:cs="Aptos" w:eastAsia="Aptos"/>
+          <w:b w:val="0"/>
+          <w:i w:val="0"/>
+          <w:color w:val="2B2B2B"/>
+          <w:sz w:val="20"/>
+        </w:rPr>
+        <w:t xml:space="preserve">Sustentou-se por vezes que, tendo os dois diplomas a mesma data, o legislador teria conscientemente delimitado os regimes. A afirmação não resiste à consulta do preâmbulo do Decreto-Lei n.º 315/2003, que enuncia como finalidades a autonomização do regime dos animais potencialmente perigosos, a correção de inexatidões do texto anterior e o reforço de normas de bem-estar, e que </w:t>
+      </w:r>
+      <w:r>
+        <w:rPr>
+          <w:rFonts w:ascii="Aptos" w:hAnsi="Aptos" w:cs="Aptos" w:eastAsia="Aptos"/>
+          <w:b/>
+          <w:i w:val="0"/>
+          <w:color w:val="2B2B2B"/>
+          <w:sz w:val="20"/>
+        </w:rPr>
+        <w:t>não faz qualquer referência ao Decreto-Lei n.º 314/2003 nem ao programa da raiva</w:t>
+      </w:r>
+      <w:r>
+        <w:rPr>
+          <w:rFonts w:ascii="Aptos" w:hAnsi="Aptos" w:cs="Aptos" w:eastAsia="Aptos"/>
+          <w:b w:val="0"/>
+          <w:i w:val="0"/>
+          <w:color w:val="2B2B2B"/>
+          <w:sz w:val="20"/>
+        </w:rPr>
+        <w:t>.</w:t>
+      </w:r>
+    </w:p>
+    <w:p>
+      <w:pPr>
+        <w:spacing w:before="0" w:after="140" w:line="293" w:lineRule="auto"/>
+        <w:jc w:val="both"/>
+      </w:pPr>
+      <w:r>
+        <w:rPr>
+          <w:rFonts w:ascii="Aptos" w:hAnsi="Aptos" w:cs="Aptos" w:eastAsia="Aptos"/>
+          <w:b w:val="0"/>
+          <w:i w:val="0"/>
+          <w:color w:val="2B2B2B"/>
+          <w:sz w:val="20"/>
+        </w:rPr>
+        <w:t>A ressalva da al. p) apresenta-se, assim, com maior verosimilhança como uma das «correções de inexatidões» do que como um ato de delimitação pensado. O seu valor interpretativo é, nessa medida, limitado, e não deve ser apresentado como demonstração.</w:t>
+      </w:r>
+    </w:p>
+    <w:p>
+      <w:pPr>
+        <w:keepNext/>
+        <w:spacing w:before="200" w:after="60" w:line="293" w:lineRule="auto"/>
+      </w:pPr>
+      <w:r>
+        <w:rPr>
+          <w:rFonts w:ascii="Aptos" w:hAnsi="Aptos" w:cs="Aptos" w:eastAsia="Aptos"/>
+          <w:b/>
+          <w:i w:val="0"/>
+          <w:color w:val="5C7891"/>
+          <w:sz w:val="19"/>
+        </w:rPr>
+        <w:t>2.6  Os tribunais dão ao artigo 3.º efeitos fora do plano sanitário</w:t>
+      </w:r>
+    </w:p>
+    <w:p>
+      <w:pPr>
+        <w:spacing w:before="0" w:after="140" w:line="293" w:lineRule="auto"/>
+        <w:jc w:val="both"/>
+      </w:pPr>
+      <w:r>
+        <w:rPr>
+          <w:rFonts w:ascii="Aptos" w:hAnsi="Aptos" w:cs="Aptos" w:eastAsia="Aptos"/>
+          <w:b w:val="0"/>
+          <w:i w:val="0"/>
+          <w:color w:val="2B2B2B"/>
+          <w:sz w:val="20"/>
+        </w:rPr>
+        <w:t>A doutrina que adiante se cita sustenta que os limites do artigo 3.º valem apenas para efeitos de prevenção de zoonoses. A jurisprudência civil não tem seguido essa contenção. O Tribunal da Relação de Guimarães integrou o artigo 3.º no elenco das regras de higiene, sossego e boa vizinhança cuja violação releva para a resolução do contrato de arrendamento, a par do Regulamento Geral do Ruído e das restrições de vizinhança do Código Civil.</w:t>
       </w:r>
     </w:p>
     <w:tbl>
@@ -623,7 +1257,7 @@
                 <w:color w:val="2B2B2B"/>
                 <w:sz w:val="19"/>
               </w:rPr>
-              <w:t>p) 'Hospedagem sem fins lucrativos', alojamento, permanente ou temporário, de animais de companhia que não vise a obtenção de rendimentos, com excepção das referidas no n.º 3 do artigo 3.º do diploma que aprova o Plano Nacional de Luta e Vigilância da Raiva Animal e outras Zoonoses;</w:t>
+              <w:t>[…] o DL n.º 314/2003, de 17 de Dezembro, que aprova o Programa Nacional de Luta e Vigilância Epidemiológica da Raiva e que em cuja art.º 3º n.º 2 dispõe que nos prédios urbanos podem ser alojados até três cães ou quatro gatos adultos por cada fogo, não podendo no total ser excedido o número de quatro animais […]</w:t>
             </w:r>
           </w:p>
           <w:p>
@@ -638,7 +1272,7 @@
                 <w:color w:val="7C8894"/>
                 <w:sz w:val="15"/>
               </w:rPr>
-              <w:t>Al. p) do artigo 2.º do Decreto-Lei n.º 276/2001, na redação do Decreto-Lei n.º 315/2003</w:t>
+              <w:t>Acórdão do Tribunal da Relação de Guimarães de 19 de maio de 2022, processo n.º 119/20.1T8FAF.G1, a propósito da al. a) do n.º 2 do artigo 1083.º do Código Civil</w:t>
             </w:r>
           </w:p>
         </w:tc>
@@ -662,7 +1296,23 @@
           <w:color w:val="2B2B2B"/>
           <w:sz w:val="20"/>
         </w:rPr>
-        <w:t>O sentido da intervenção é inequívoco. Confrontado com a coexistência dos dois regimes, o legislador não converteu os limites de detenção em limiar de capacidade dos alojamentos. Fez o inverso: subtraiu ao conceito de alojamento sujeito a título de acesso as situações de detenção que o diploma sanitário regula. Delimitou os planos em vez de os sobrepor.</w:t>
+        <w:t>O acórdão mostra que os limites do artigo 3.º são mobilizados como padrão geral de conduta, fora do domínio da polícia sanitária. Quem sustente que a norma tem alcance estritamente sanitário tem de contar com este elemento.</w:t>
+      </w:r>
+    </w:p>
+    <w:p>
+      <w:pPr>
+        <w:keepNext/>
+        <w:spacing w:before="200" w:after="60" w:line="293" w:lineRule="auto"/>
+      </w:pPr>
+      <w:r>
+        <w:rPr>
+          <w:rFonts w:ascii="Aptos" w:hAnsi="Aptos" w:cs="Aptos" w:eastAsia="Aptos"/>
+          <w:b/>
+          <w:i w:val="0"/>
+          <w:color w:val="5C7891"/>
+          <w:sz w:val="19"/>
+        </w:rPr>
+        <w:t>2.7  Os tribunais aplicam o artigo 3.º a canis de facto</w:t>
       </w:r>
     </w:p>
     <w:p>
@@ -678,7 +1328,7 @@
           <w:color w:val="2B2B2B"/>
           <w:sz w:val="20"/>
         </w:rPr>
-        <w:t>O n.º 3 do artigo 3.º para que se remete permanece hoje na redação originária de 2003, tal como todo o artigo 3.º, que nunca foi alterado. Tem o seguinte teor.</w:t>
+        <w:t>Também não é exato que o artigo 3.º só seja convocado em situações de detenção familiar. Foi ao abrigo do seu n.º 1 — e não da falta de título de acesso — que se ordenou a remoção dos animais de um canil instalado no logradouro de um prédio urbano.</w:t>
       </w:r>
     </w:p>
     <w:tbl>
@@ -733,7 +1383,7 @@
                 <w:color w:val="2B2B2B"/>
                 <w:sz w:val="19"/>
               </w:rPr>
-              <w:t>3 — No caso de fracções autónomas em regime de propriedade horizontal, o regulamento do condomínio pode estabelecer um limite de animais inferior ao previsto no número anterior.</w:t>
+              <w:t>I — Deve ser deferida a providência que visa a remoção de animais alojados num canil clandestino, instalado no logradouro de um prédio urbano, de onde emana um cheiro nauseabundo, ladrando os 30 canídeos dia e noite o que traduz violação do disposto no artigo 3.º/1 do Decreto-Lei n.º 314/2003, de 17 de Dezembro.</w:t>
             </w:r>
           </w:p>
           <w:p>
@@ -748,7 +1398,7 @@
                 <w:color w:val="7C8894"/>
                 <w:sz w:val="15"/>
               </w:rPr>
-              <w:t>N.º 3 do artigo 3.º do Decreto-Lei n.º 314/2003, redação originária</w:t>
+              <w:t>Acórdão do Tribunal da Relação de Lisboa de 28 de junho de 2007, processo n.º 1692/2007-8</w:t>
             </w:r>
           </w:p>
         </w:tc>
@@ -772,7 +1422,58 @@
           <w:color w:val="2B2B2B"/>
           <w:sz w:val="20"/>
         </w:rPr>
-        <w:t>A concordância gramatical fixa o sentido da exceção: «das referidas» reporta-se às fracções autónomas. O alojamento de animais numa fracção autónoma em regime de propriedade horizontal não é, para efeitos do Decreto-Lei n.º 276/2001, hospedagem sem fins lucrativos, e não fica por isso sujeito a mera comunicação prévia nos termos da al. a) do n.º 1 do seu artigo 3.º.</w:t>
+        <w:t>O caso envolvia mais de cinquenta cães de grande porte num logradouro residencial. O Decreto-Lei n.º 276/2001 não é sequer mencionado. A leitura mais natural do aresto não é a de que o diploma dos alojamentos não se aplicava, mas a de que a via sanitária foi a escolhida por ser a eficaz.</w:t>
+      </w:r>
+    </w:p>
+    <w:p>
+      <w:pPr>
+        <w:keepNext/>
+        <w:spacing w:before="360" w:after="40" w:line="293" w:lineRule="auto"/>
+      </w:pPr>
+      <w:r>
+        <w:rPr>
+          <w:rFonts w:ascii="Aptos" w:hAnsi="Aptos" w:cs="Aptos" w:eastAsia="Aptos"/>
+          <w:b/>
+          <w:i w:val="0"/>
+          <w:color w:val="5C7891"/>
+          <w:sz w:val="27"/>
+        </w:rPr>
+        <w:t xml:space="preserve">3.  </w:t>
+      </w:r>
+      <w:r>
+        <w:rPr>
+          <w:rFonts w:ascii="Aptos" w:hAnsi="Aptos" w:cs="Aptos" w:eastAsia="Aptos"/>
+          <w:b/>
+          <w:i w:val="0"/>
+          <w:color w:val="35506B"/>
+          <w:sz w:val="27"/>
+        </w:rPr>
+        <w:t>Elementos que sustentam a leitura da delimitação</w:t>
+      </w:r>
+    </w:p>
+    <w:p>
+      <w:pPr>
+        <w:keepNext/>
+        <w:pBdr>
+          <w:bottom w:val="single" w:sz="4" w:space="1" w:color="D7DEE5"/>
+        </w:pBdr>
+        <w:spacing w:before="0" w:after="160" w:line="40" w:lineRule="exact"/>
+      </w:pPr>
+    </w:p>
+    <w:p>
+      <w:pPr>
+        <w:keepNext/>
+        <w:spacing w:before="200" w:after="60" w:line="293" w:lineRule="auto"/>
+      </w:pPr>
+      <w:r>
+        <w:rPr>
+          <w:rFonts w:ascii="Aptos" w:hAnsi="Aptos" w:cs="Aptos" w:eastAsia="Aptos"/>
+          <w:b/>
+          <w:i w:val="0"/>
+          <w:color w:val="5C7891"/>
+          <w:sz w:val="19"/>
+        </w:rPr>
+        <w:t>3.1  Objeto e finalidade dos diplomas</w:t>
       </w:r>
     </w:p>
     <w:p>
@@ -788,7 +1489,7 @@
           <w:color w:val="2B2B2B"/>
           <w:sz w:val="20"/>
         </w:rPr>
-        <w:t>A opção é significativa. O legislador podia ter transformado os limites de detenção em teto de lotação dos alojamentos, e não o fez. Retirou do universo dos alojamentos sujeitos a título de acesso a situação doméstica que o diploma sanitário passava a regular. A exceção é estreita, porque circunscrita à fracção autónoma, mas a direção da intervenção é inequívoca e vale como elemento interpretativo quanto à relação entre os dois regimes.</w:t>
+        <w:t>O Decreto-Lei n.º 314/2003 aprova o Programa Nacional de Luta e Vigilância Epidemiológica da Raiva Animal e Outras Zoonoses. O bem jurídico do artigo 3.º é enunciado no seu n.º 1 e é a salubridade: ausência de riscos relativamente à conspurcação ambiental e a doenças transmissíveis ao homem. O Decreto-Lei n.º 276/2001 executa a Convenção Europeia para a Proteção dos Animais de Companhia e regula, nos termos do seu artigo 1.º, o exercício da atividade de exploração de alojamentos e de venda. Um protege a vizinhança e a saúde pública; o outro protege o animal na atividade económica.</w:t>
       </w:r>
     </w:p>
     <w:p>
@@ -804,7 +1505,7 @@
           <w:color w:val="5C7891"/>
           <w:sz w:val="19"/>
         </w:rPr>
-        <w:t>Alcance exato da exceção</w:t>
+        <w:t>3.2  O tipo contraordenacional qualifica o objeto do artigo 3.º</w:t>
       </w:r>
     </w:p>
     <w:p>
@@ -820,7 +1521,243 @@
           <w:color w:val="2B2B2B"/>
           <w:sz w:val="20"/>
         </w:rPr>
-        <w:t>Conjugada com a al. a) do n.º 1 do artigo 3.º, que sujeita a mera comunicação prévia os alojamentos para hospedagem com ou sem fins lucrativos, a exceção produz o seguinte resultado.</w:t>
+        <w:t>Quando teve de nomear a realidade que o artigo 3.º disciplina, o legislador não empregou «alojamento», «estabelecimento» nem «canil». Empregou «habitações e terrenos anexos».</w:t>
+      </w:r>
+    </w:p>
+    <w:tbl>
+      <w:tblPr>
+        <w:tblW w:type="auto" w:w="0"/>
+        <w:jc w:val="center"/>
+        <w:tblBorders>
+          <w:top w:val="nil"/>
+          <w:left w:val="nil"/>
+          <w:bottom w:val="nil"/>
+          <w:right w:val="nil"/>
+          <w:insideH w:val="nil"/>
+          <w:insideV w:val="nil"/>
+        </w:tblBorders>
+        <w:tblLayout w:type="fixed"/>
+        <w:tblLook w:firstColumn="1" w:firstRow="1" w:lastColumn="0" w:lastRow="0" w:noHBand="0" w:noVBand="1" w:val="04A0"/>
+      </w:tblPr>
+      <w:tblGrid>
+        <w:gridCol w:w="9412"/>
+      </w:tblGrid>
+      <w:tr>
+        <w:trPr>
+          <w:cantSplit/>
+        </w:trPr>
+        <w:tc>
+          <w:tcPr>
+            <w:tcW w:type="dxa" w:w="9411"/>
+            <w:tcBorders>
+              <w:top w:val="nil"/>
+              <w:left w:val="single" w:sz="18" w:space="0" w:color="A9C2D8"/>
+              <w:bottom w:val="nil"/>
+              <w:right w:val="nil"/>
+            </w:tcBorders>
+            <w:shd w:val="clear" w:color="auto" w:fill="F3F6F9"/>
+            <w:tcMar>
+              <w:top w:w="130" w:type="dxa"/>
+              <w:bottom w:w="130" w:type="dxa"/>
+              <w:left w:w="200" w:type="dxa"/>
+              <w:right w:w="180" w:type="dxa"/>
+            </w:tcMar>
+          </w:tcPr>
+          <w:p>
+            <w:pPr>
+              <w:spacing w:before="0" w:after="0" w:line="293" w:lineRule="auto"/>
+              <w:jc w:val="both"/>
+            </w:pPr>
+            <w:r>
+              <w:rPr>
+                <w:rFonts w:ascii="Aptos" w:hAnsi="Aptos" w:cs="Aptos" w:eastAsia="Aptos"/>
+                <w:b w:val="0"/>
+                <w:i/>
+                <w:color w:val="2B2B2B"/>
+                <w:sz w:val="19"/>
+              </w:rPr>
+              <w:t>c) A permanência de cães e gatos em habitações e terrenos anexos em desrespeito pelas condições previstas no artigo 3.º;</w:t>
+            </w:r>
+          </w:p>
+          <w:p>
+            <w:pPr>
+              <w:spacing w:before="120" w:after="0" w:line="293" w:lineRule="auto"/>
+            </w:pPr>
+            <w:r>
+              <w:rPr>
+                <w:rFonts w:ascii="Aptos" w:hAnsi="Aptos" w:cs="Aptos" w:eastAsia="Aptos"/>
+                <w:b w:val="0"/>
+                <w:i w:val="0"/>
+                <w:color w:val="7C8894"/>
+                <w:sz w:val="15"/>
+              </w:rPr>
+              <w:t>Al. c), do n.º 3, do artigo 14.º do Decreto-Lei n.º 314/2003</w:t>
+            </w:r>
+          </w:p>
+        </w:tc>
+      </w:tr>
+    </w:tbl>
+    <w:p>
+      <w:pPr>
+        <w:spacing w:before="0" w:after="180" w:line="293" w:lineRule="auto"/>
+      </w:pPr>
+    </w:p>
+    <w:p>
+      <w:pPr>
+        <w:spacing w:before="0" w:after="140" w:line="293" w:lineRule="auto"/>
+        <w:jc w:val="both"/>
+      </w:pPr>
+      <w:r>
+        <w:rPr>
+          <w:rFonts w:ascii="Aptos" w:hAnsi="Aptos" w:cs="Aptos" w:eastAsia="Aptos"/>
+          <w:b w:val="0"/>
+          <w:i w:val="0"/>
+          <w:color w:val="2B2B2B"/>
+          <w:sz w:val="20"/>
+        </w:rPr>
+        <w:t>O elemento é relevante porque provém da norma sancionatória, que delimita condutas puníveis e, por isso, exige precisão. Não existe no Decreto-Lei n.º 314/2003 qualquer tipo que puna o exercício de atividade em estabelecimento acima de determinada lotação.</w:t>
+      </w:r>
+    </w:p>
+    <w:p>
+      <w:pPr>
+        <w:keepNext/>
+        <w:spacing w:before="200" w:after="60" w:line="293" w:lineRule="auto"/>
+      </w:pPr>
+      <w:r>
+        <w:rPr>
+          <w:rFonts w:ascii="Aptos" w:hAnsi="Aptos" w:cs="Aptos" w:eastAsia="Aptos"/>
+          <w:b/>
+          <w:i w:val="0"/>
+          <w:color w:val="5C7891"/>
+          <w:sz w:val="19"/>
+        </w:rPr>
+        <w:t>3.3  O diploma sanitário sabe distinguir estabelecimento de habitação</w:t>
+      </w:r>
+    </w:p>
+    <w:p>
+      <w:pPr>
+        <w:spacing w:before="0" w:after="140" w:line="293" w:lineRule="auto"/>
+        <w:jc w:val="both"/>
+      </w:pPr>
+      <w:r>
+        <w:rPr>
+          <w:rFonts w:ascii="Aptos" w:hAnsi="Aptos" w:cs="Aptos" w:eastAsia="Aptos"/>
+          <w:b w:val="0"/>
+          <w:i w:val="0"/>
+          <w:color w:val="2B2B2B"/>
+          <w:sz w:val="20"/>
+        </w:rPr>
+        <w:t>O Decreto-Lei n.º 314/2003 conhece e regula estabelecimentos — mas fá-lo em artigo próprio, distinto do artigo 3.º e com alínea sancionatória distinta.</w:t>
+      </w:r>
+    </w:p>
+    <w:tbl>
+      <w:tblPr>
+        <w:tblW w:type="auto" w:w="0"/>
+        <w:jc w:val="center"/>
+        <w:tblBorders>
+          <w:top w:val="nil"/>
+          <w:left w:val="nil"/>
+          <w:bottom w:val="nil"/>
+          <w:right w:val="nil"/>
+          <w:insideH w:val="nil"/>
+          <w:insideV w:val="nil"/>
+        </w:tblBorders>
+        <w:tblLayout w:type="fixed"/>
+        <w:tblLook w:firstColumn="1" w:firstRow="1" w:lastColumn="0" w:lastRow="0" w:noHBand="0" w:noVBand="1" w:val="04A0"/>
+      </w:tblPr>
+      <w:tblGrid>
+        <w:gridCol w:w="9412"/>
+      </w:tblGrid>
+      <w:tr>
+        <w:trPr>
+          <w:cantSplit/>
+        </w:trPr>
+        <w:tc>
+          <w:tcPr>
+            <w:tcW w:type="dxa" w:w="9411"/>
+            <w:tcBorders>
+              <w:top w:val="nil"/>
+              <w:left w:val="single" w:sz="18" w:space="0" w:color="A9C2D8"/>
+              <w:bottom w:val="nil"/>
+              <w:right w:val="nil"/>
+            </w:tcBorders>
+            <w:shd w:val="clear" w:color="auto" w:fill="F3F6F9"/>
+            <w:tcMar>
+              <w:top w:w="130" w:type="dxa"/>
+              <w:bottom w:w="130" w:type="dxa"/>
+              <w:left w:w="200" w:type="dxa"/>
+              <w:right w:w="180" w:type="dxa"/>
+            </w:tcMar>
+          </w:tcPr>
+          <w:p>
+            <w:pPr>
+              <w:spacing w:before="0" w:after="0" w:line="293" w:lineRule="auto"/>
+              <w:jc w:val="both"/>
+            </w:pPr>
+            <w:r>
+              <w:rPr>
+                <w:rFonts w:ascii="Aptos" w:hAnsi="Aptos" w:cs="Aptos" w:eastAsia="Aptos"/>
+                <w:b w:val="0"/>
+                <w:i/>
+                <w:color w:val="2B2B2B"/>
+                <w:sz w:val="19"/>
+              </w:rPr>
+              <w:t>1 — Os cães e gatos que se encontrem em estabelecimentos destinados ao seu comércio devem estar acompanhados do respectivo boletim sanitário de cães e gatos […]</w:t>
+            </w:r>
+          </w:p>
+          <w:p>
+            <w:pPr>
+              <w:spacing w:before="120" w:after="0" w:line="293" w:lineRule="auto"/>
+            </w:pPr>
+            <w:r>
+              <w:rPr>
+                <w:rFonts w:ascii="Aptos" w:hAnsi="Aptos" w:cs="Aptos" w:eastAsia="Aptos"/>
+                <w:b w:val="0"/>
+                <w:i w:val="0"/>
+                <w:color w:val="7C8894"/>
+                <w:sz w:val="15"/>
+              </w:rPr>
+              <w:t>N.º 1 do artigo 5.º do Decreto-Lei n.º 314/2003</w:t>
+            </w:r>
+          </w:p>
+        </w:tc>
+      </w:tr>
+    </w:tbl>
+    <w:p>
+      <w:pPr>
+        <w:spacing w:before="0" w:after="180" w:line="293" w:lineRule="auto"/>
+      </w:pPr>
+    </w:p>
+    <w:p>
+      <w:pPr>
+        <w:spacing w:before="0" w:after="140" w:line="293" w:lineRule="auto"/>
+        <w:jc w:val="both"/>
+      </w:pPr>
+      <w:r>
+        <w:rPr>
+          <w:rFonts w:ascii="Aptos" w:hAnsi="Aptos" w:cs="Aptos" w:eastAsia="Aptos"/>
+          <w:b w:val="0"/>
+          <w:i w:val="0"/>
+          <w:color w:val="2B2B2B"/>
+          <w:sz w:val="20"/>
+        </w:rPr>
+        <w:t>A arrumação interna do diploma é, pois, a seguinte: artigo 3.º para as habitações e terrenos anexos, punido pela al. c); artigo 5.º para os estabelecimentos de comércio, punido pela al. f). A distinção é do próprio legislador sanitário. O que não existe é um artigo do Decreto-Lei n.º 314/2003 dedicado aos estabelecimentos de criação.</w:t>
+      </w:r>
+    </w:p>
+    <w:p>
+      <w:pPr>
+        <w:keepNext/>
+        <w:spacing w:before="200" w:after="60" w:line="293" w:lineRule="auto"/>
+      </w:pPr>
+      <w:r>
+        <w:rPr>
+          <w:rFonts w:ascii="Aptos" w:hAnsi="Aptos" w:cs="Aptos" w:eastAsia="Aptos"/>
+          <w:b/>
+          <w:i w:val="0"/>
+          <w:color w:val="5C7891"/>
+          <w:sz w:val="19"/>
+        </w:rPr>
+        <w:t>3.4  Autoridade competente e procedimento não coincidem</w:t>
       </w:r>
     </w:p>
     <w:tbl>
@@ -850,7 +1787,7 @@
         </w:trPr>
         <w:tc>
           <w:tcPr>
-            <w:tcW w:type="dxa" w:w="2835"/>
+            <w:tcW w:type="dxa" w:w="1814"/>
             <w:tcBorders>
               <w:top w:val="nil"/>
               <w:left w:val="nil"/>
@@ -877,13 +1814,12 @@
                 <w:color w:val="35506B"/>
                 <w:sz w:val="17"/>
               </w:rPr>
-              <w:t>Situação</w:t>
             </w:r>
           </w:p>
         </w:tc>
         <w:tc>
           <w:tcPr>
-            <w:tcW w:type="dxa" w:w="3061"/>
+            <w:tcW w:type="dxa" w:w="3742"/>
             <w:tcBorders>
               <w:top w:val="nil"/>
               <w:left w:val="nil"/>
@@ -910,694 +1846,13 @@
                 <w:color w:val="35506B"/>
                 <w:sz w:val="17"/>
               </w:rPr>
-              <w:t>Qualificação</w:t>
+              <w:t>Decreto-Lei n.º 314/2003, artigo 3.º</w:t>
             </w:r>
           </w:p>
         </w:tc>
         <w:tc>
           <w:tcPr>
-            <w:tcW w:type="dxa" w:w="3515"/>
-            <w:tcBorders>
-              <w:top w:val="nil"/>
-              <w:left w:val="nil"/>
-              <w:bottom w:val="single" w:sz="8" w:space="0" w:color="A9C2D8"/>
-              <w:right w:val="nil"/>
-            </w:tcBorders>
-            <w:shd w:val="clear" w:color="auto" w:fill="E9EFF4"/>
-            <w:tcMar>
-              <w:top w:w="90" w:type="dxa"/>
-              <w:bottom w:w="90" w:type="dxa"/>
-              <w:left w:w="120" w:type="dxa"/>
-              <w:right w:w="120" w:type="dxa"/>
-            </w:tcMar>
-          </w:tcPr>
-          <w:p>
-            <w:pPr>
-              <w:spacing w:before="0" w:after="0" w:line="293" w:lineRule="auto"/>
-            </w:pPr>
-            <w:r>
-              <w:rPr>
-                <w:rFonts w:ascii="Aptos" w:hAnsi="Aptos" w:cs="Aptos" w:eastAsia="Aptos"/>
-                <w:b/>
-                <w:i w:val="0"/>
-                <w:color w:val="35506B"/>
-                <w:sz w:val="17"/>
-              </w:rPr>
-              <w:t>Título de acesso</w:t>
-            </w:r>
-          </w:p>
-        </w:tc>
-      </w:tr>
-      <w:tr>
-        <w:trPr>
-          <w:cantSplit/>
-        </w:trPr>
-        <w:tc>
-          <w:tcPr>
-            <w:tcW w:type="dxa" w:w="2835"/>
-            <w:tcBorders>
-              <w:top w:val="nil"/>
-              <w:left w:val="nil"/>
-              <w:bottom w:val="single" w:sz="4" w:space="0" w:color="D7DEE5"/>
-              <w:right w:val="nil"/>
-            </w:tcBorders>
-            <w:shd w:val="clear" w:color="auto" w:fill="F8FAFC"/>
-            <w:tcMar>
-              <w:top w:w="85" w:type="dxa"/>
-              <w:bottom w:w="85" w:type="dxa"/>
-              <w:left w:w="120" w:type="dxa"/>
-              <w:right w:w="120" w:type="dxa"/>
-            </w:tcMar>
-          </w:tcPr>
-          <w:p>
-            <w:pPr>
-              <w:spacing w:before="0" w:after="0" w:line="274" w:lineRule="auto"/>
-            </w:pPr>
-            <w:r>
-              <w:rPr>
-                <w:rFonts w:ascii="Aptos" w:hAnsi="Aptos" w:cs="Aptos" w:eastAsia="Aptos"/>
-                <w:b w:val="0"/>
-                <w:i w:val="0"/>
-                <w:color w:val="2B2B2B"/>
-                <w:sz w:val="17"/>
-              </w:rPr>
-              <w:t>Animais detidos sem intuito de rendimento em fracção autónoma</w:t>
-            </w:r>
-          </w:p>
-        </w:tc>
-        <w:tc>
-          <w:tcPr>
-            <w:tcW w:type="dxa" w:w="3061"/>
-            <w:tcBorders>
-              <w:top w:val="nil"/>
-              <w:left w:val="nil"/>
-              <w:bottom w:val="single" w:sz="4" w:space="0" w:color="D7DEE5"/>
-              <w:right w:val="nil"/>
-            </w:tcBorders>
-            <w:shd w:val="clear" w:color="auto" w:fill="F8FAFC"/>
-            <w:tcMar>
-              <w:top w:w="85" w:type="dxa"/>
-              <w:bottom w:w="85" w:type="dxa"/>
-              <w:left w:w="120" w:type="dxa"/>
-              <w:right w:w="120" w:type="dxa"/>
-            </w:tcMar>
-          </w:tcPr>
-          <w:p>
-            <w:pPr>
-              <w:spacing w:before="0" w:after="0" w:line="274" w:lineRule="auto"/>
-            </w:pPr>
-            <w:r>
-              <w:rPr>
-                <w:rFonts w:ascii="Aptos" w:hAnsi="Aptos" w:cs="Aptos" w:eastAsia="Aptos"/>
-                <w:b w:val="0"/>
-                <w:i w:val="0"/>
-                <w:color w:val="2B2B2B"/>
-                <w:sz w:val="17"/>
-              </w:rPr>
-              <w:t>Excluída da hospedagem sem fins lucrativos pela al. p)</w:t>
-            </w:r>
-          </w:p>
-        </w:tc>
-        <w:tc>
-          <w:tcPr>
-            <w:tcW w:type="dxa" w:w="3515"/>
-            <w:tcBorders>
-              <w:top w:val="nil"/>
-              <w:left w:val="nil"/>
-              <w:bottom w:val="single" w:sz="4" w:space="0" w:color="D7DEE5"/>
-              <w:right w:val="nil"/>
-            </w:tcBorders>
-            <w:shd w:val="clear" w:color="auto" w:fill="F8FAFC"/>
-            <w:tcMar>
-              <w:top w:w="85" w:type="dxa"/>
-              <w:bottom w:w="85" w:type="dxa"/>
-              <w:left w:w="120" w:type="dxa"/>
-              <w:right w:w="120" w:type="dxa"/>
-            </w:tcMar>
-          </w:tcPr>
-          <w:p>
-            <w:pPr>
-              <w:spacing w:before="0" w:after="0" w:line="274" w:lineRule="auto"/>
-            </w:pPr>
-            <w:r>
-              <w:rPr>
-                <w:rFonts w:ascii="Aptos" w:hAnsi="Aptos" w:cs="Aptos" w:eastAsia="Aptos"/>
-                <w:b w:val="0"/>
-                <w:i w:val="0"/>
-                <w:color w:val="2B2B2B"/>
-                <w:sz w:val="17"/>
-              </w:rPr>
-              <w:t>Nenhum. Rege o regulamento de condomínio e, em caso de excesso, a remoção municipal do n.º 5 do artigo 3.º do Decreto-Lei n.º 314/2003</w:t>
-            </w:r>
-          </w:p>
-        </w:tc>
-      </w:tr>
-      <w:tr>
-        <w:trPr>
-          <w:cantSplit/>
-        </w:trPr>
-        <w:tc>
-          <w:tcPr>
-            <w:tcW w:type="dxa" w:w="2835"/>
-            <w:tcBorders>
-              <w:top w:val="nil"/>
-              <w:left w:val="nil"/>
-              <w:bottom w:val="single" w:sz="4" w:space="0" w:color="D7DEE5"/>
-              <w:right w:val="nil"/>
-            </w:tcBorders>
-            <w:shd w:val="clear" w:color="auto" w:fill="FFFFFF"/>
-            <w:tcMar>
-              <w:top w:w="85" w:type="dxa"/>
-              <w:bottom w:w="85" w:type="dxa"/>
-              <w:left w:w="120" w:type="dxa"/>
-              <w:right w:w="120" w:type="dxa"/>
-            </w:tcMar>
-          </w:tcPr>
-          <w:p>
-            <w:pPr>
-              <w:spacing w:before="0" w:after="0" w:line="274" w:lineRule="auto"/>
-            </w:pPr>
-            <w:r>
-              <w:rPr>
-                <w:rFonts w:ascii="Aptos" w:hAnsi="Aptos" w:cs="Aptos" w:eastAsia="Aptos"/>
-                <w:b w:val="0"/>
-                <w:i w:val="0"/>
-                <w:color w:val="2B2B2B"/>
-                <w:sz w:val="17"/>
-              </w:rPr>
-              <w:t>Alojamento sem intuito de rendimento explorado fora de fracção autónoma, designadamente abrigo de associação</w:t>
-            </w:r>
-          </w:p>
-        </w:tc>
-        <w:tc>
-          <w:tcPr>
-            <w:tcW w:type="dxa" w:w="3061"/>
-            <w:tcBorders>
-              <w:top w:val="nil"/>
-              <w:left w:val="nil"/>
-              <w:bottom w:val="single" w:sz="4" w:space="0" w:color="D7DEE5"/>
-              <w:right w:val="nil"/>
-            </w:tcBorders>
-            <w:shd w:val="clear" w:color="auto" w:fill="FFFFFF"/>
-            <w:tcMar>
-              <w:top w:w="85" w:type="dxa"/>
-              <w:bottom w:w="85" w:type="dxa"/>
-              <w:left w:w="120" w:type="dxa"/>
-              <w:right w:w="120" w:type="dxa"/>
-            </w:tcMar>
-          </w:tcPr>
-          <w:p>
-            <w:pPr>
-              <w:spacing w:before="0" w:after="0" w:line="274" w:lineRule="auto"/>
-            </w:pPr>
-            <w:r>
-              <w:rPr>
-                <w:rFonts w:ascii="Aptos" w:hAnsi="Aptos" w:cs="Aptos" w:eastAsia="Aptos"/>
-                <w:b w:val="0"/>
-                <w:i w:val="0"/>
-                <w:color w:val="2B2B2B"/>
-                <w:sz w:val="17"/>
-              </w:rPr>
-              <w:t>Hospedagem sem fins lucrativos</w:t>
-            </w:r>
-          </w:p>
-        </w:tc>
-        <w:tc>
-          <w:tcPr>
-            <w:tcW w:type="dxa" w:w="3515"/>
-            <w:tcBorders>
-              <w:top w:val="nil"/>
-              <w:left w:val="nil"/>
-              <w:bottom w:val="single" w:sz="4" w:space="0" w:color="D7DEE5"/>
-              <w:right w:val="nil"/>
-            </w:tcBorders>
-            <w:shd w:val="clear" w:color="auto" w:fill="FFFFFF"/>
-            <w:tcMar>
-              <w:top w:w="85" w:type="dxa"/>
-              <w:bottom w:w="85" w:type="dxa"/>
-              <w:left w:w="120" w:type="dxa"/>
-              <w:right w:w="120" w:type="dxa"/>
-            </w:tcMar>
-          </w:tcPr>
-          <w:p>
-            <w:pPr>
-              <w:spacing w:before="0" w:after="0" w:line="274" w:lineRule="auto"/>
-            </w:pPr>
-            <w:r>
-              <w:rPr>
-                <w:rFonts w:ascii="Aptos" w:hAnsi="Aptos" w:cs="Aptos" w:eastAsia="Aptos"/>
-                <w:b w:val="0"/>
-                <w:i w:val="0"/>
-                <w:color w:val="2B2B2B"/>
-                <w:sz w:val="17"/>
-              </w:rPr>
-              <w:t>Mera comunicação prévia</w:t>
-            </w:r>
-          </w:p>
-        </w:tc>
-      </w:tr>
-      <w:tr>
-        <w:trPr>
-          <w:cantSplit/>
-        </w:trPr>
-        <w:tc>
-          <w:tcPr>
-            <w:tcW w:type="dxa" w:w="2835"/>
-            <w:tcBorders>
-              <w:top w:val="nil"/>
-              <w:left w:val="nil"/>
-              <w:bottom w:val="single" w:sz="4" w:space="0" w:color="D7DEE5"/>
-              <w:right w:val="nil"/>
-            </w:tcBorders>
-            <w:shd w:val="clear" w:color="auto" w:fill="F8FAFC"/>
-            <w:tcMar>
-              <w:top w:w="85" w:type="dxa"/>
-              <w:bottom w:w="85" w:type="dxa"/>
-              <w:left w:w="120" w:type="dxa"/>
-              <w:right w:w="120" w:type="dxa"/>
-            </w:tcMar>
-          </w:tcPr>
-          <w:p>
-            <w:pPr>
-              <w:spacing w:before="0" w:after="0" w:line="274" w:lineRule="auto"/>
-            </w:pPr>
-            <w:r>
-              <w:rPr>
-                <w:rFonts w:ascii="Aptos" w:hAnsi="Aptos" w:cs="Aptos" w:eastAsia="Aptos"/>
-                <w:b w:val="0"/>
-                <w:i w:val="0"/>
-                <w:color w:val="2B2B2B"/>
-                <w:sz w:val="17"/>
-              </w:rPr>
-              <w:t>Alojamento para reprodução, criação, manutenção ou venda com interesse comercial ou lucrativo, em qualquer tipo de prédio, incluindo fracção autónoma</w:t>
-            </w:r>
-          </w:p>
-        </w:tc>
-        <w:tc>
-          <w:tcPr>
-            <w:tcW w:type="dxa" w:w="3061"/>
-            <w:tcBorders>
-              <w:top w:val="nil"/>
-              <w:left w:val="nil"/>
-              <w:bottom w:val="single" w:sz="4" w:space="0" w:color="D7DEE5"/>
-              <w:right w:val="nil"/>
-            </w:tcBorders>
-            <w:shd w:val="clear" w:color="auto" w:fill="F8FAFC"/>
-            <w:tcMar>
-              <w:top w:w="85" w:type="dxa"/>
-              <w:bottom w:w="85" w:type="dxa"/>
-              <w:left w:w="120" w:type="dxa"/>
-              <w:right w:w="120" w:type="dxa"/>
-            </w:tcMar>
-          </w:tcPr>
-          <w:p>
-            <w:pPr>
-              <w:spacing w:before="0" w:after="0" w:line="274" w:lineRule="auto"/>
-            </w:pPr>
-            <w:r>
-              <w:rPr>
-                <w:rFonts w:ascii="Aptos" w:hAnsi="Aptos" w:cs="Aptos" w:eastAsia="Aptos"/>
-                <w:b w:val="0"/>
-                <w:i w:val="0"/>
-                <w:color w:val="2B2B2B"/>
-                <w:sz w:val="17"/>
-              </w:rPr>
-              <w:t xml:space="preserve">Hospedagem com fins lucrativos, al. q), </w:t>
-            </w:r>
-            <w:r>
-              <w:rPr>
-                <w:rFonts w:ascii="Aptos" w:hAnsi="Aptos" w:cs="Aptos" w:eastAsia="Aptos"/>
-                <w:b/>
-                <w:i w:val="0"/>
-                <w:color w:val="2B2B2B"/>
-                <w:sz w:val="17"/>
-              </w:rPr>
-              <w:t>sem qualquer exceção</w:t>
-            </w:r>
-          </w:p>
-        </w:tc>
-        <w:tc>
-          <w:tcPr>
-            <w:tcW w:type="dxa" w:w="3515"/>
-            <w:tcBorders>
-              <w:top w:val="nil"/>
-              <w:left w:val="nil"/>
-              <w:bottom w:val="single" w:sz="4" w:space="0" w:color="D7DEE5"/>
-              <w:right w:val="nil"/>
-            </w:tcBorders>
-            <w:shd w:val="clear" w:color="auto" w:fill="F8FAFC"/>
-            <w:tcMar>
-              <w:top w:w="85" w:type="dxa"/>
-              <w:bottom w:w="85" w:type="dxa"/>
-              <w:left w:w="120" w:type="dxa"/>
-              <w:right w:w="120" w:type="dxa"/>
-            </w:tcMar>
-          </w:tcPr>
-          <w:p>
-            <w:pPr>
-              <w:spacing w:before="0" w:after="0" w:line="274" w:lineRule="auto"/>
-            </w:pPr>
-            <w:r>
-              <w:rPr>
-                <w:rFonts w:ascii="Aptos" w:hAnsi="Aptos" w:cs="Aptos" w:eastAsia="Aptos"/>
-                <w:b w:val="0"/>
-                <w:i w:val="0"/>
-                <w:color w:val="2B2B2B"/>
-                <w:sz w:val="17"/>
-              </w:rPr>
-              <w:t>Mera comunicação prévia ou permissão administrativa</w:t>
-            </w:r>
-          </w:p>
-        </w:tc>
-      </w:tr>
-    </w:tbl>
-    <w:p>
-      <w:pPr>
-        <w:spacing w:before="40" w:after="180" w:line="293" w:lineRule="auto"/>
-      </w:pPr>
-    </w:p>
-    <w:p>
-      <w:pPr>
-        <w:keepNext/>
-        <w:spacing w:before="200" w:after="60" w:line="293" w:lineRule="auto"/>
-      </w:pPr>
-      <w:r>
-        <w:rPr>
-          <w:rFonts w:ascii="Aptos" w:hAnsi="Aptos" w:cs="Aptos" w:eastAsia="Aptos"/>
-          <w:b/>
-          <w:i w:val="0"/>
-          <w:color w:val="5C7891"/>
-          <w:sz w:val="19"/>
-        </w:rPr>
-        <w:t>Argumento a contrario: a alínea q) nunca foi excecionada</w:t>
-      </w:r>
-    </w:p>
-    <w:p>
-      <w:pPr>
-        <w:spacing w:before="0" w:after="140" w:line="293" w:lineRule="auto"/>
-        <w:jc w:val="both"/>
-      </w:pPr>
-      <w:r>
-        <w:rPr>
-          <w:rFonts w:ascii="Aptos" w:hAnsi="Aptos" w:cs="Aptos" w:eastAsia="Aptos"/>
-          <w:b w:val="0"/>
-          <w:i w:val="0"/>
-          <w:color w:val="2B2B2B"/>
-          <w:sz w:val="20"/>
-        </w:rPr>
-        <w:t>A alínea q) define a hospedagem com fins lucrativos como o alojamento para reprodução, criação, manutenção e venda de animais de companhia. É a norma que qualifica o estabelecimento de criação. Nunca conteve, em nenhuma das dez versões do diploma entre 2001 e a redação atual, qualquer remissão para o regime da raiva ou para os limites de detenção.</w:t>
-      </w:r>
-    </w:p>
-    <w:p>
-      <w:pPr>
-        <w:spacing w:before="0" w:after="140" w:line="293" w:lineRule="auto"/>
-        <w:jc w:val="both"/>
-      </w:pPr>
-      <w:r>
-        <w:rPr>
-          <w:rFonts w:ascii="Aptos" w:hAnsi="Aptos" w:cs="Aptos" w:eastAsia="Aptos"/>
-          <w:b w:val="0"/>
-          <w:i w:val="0"/>
-          <w:color w:val="2B2B2B"/>
-          <w:sz w:val="20"/>
-        </w:rPr>
-        <w:t>O contraste é decisivo. No mesmo ato em que criou os limites por fogo, o legislador introduziu a exceção na alínea p) e não a introduziu na alínea q). Soube excecionar quando quis excecionar. Se tivesse pretendido que os limites de detenção do Decreto-Lei n.º 314/2003 condicionassem os alojamentos de reprodução e criação, teria feito na alínea q) o que fez na alínea p). A ausência é deliberada e opõe-se à tese de que aqueles limites valem como teto de lotação dos estabelecimentos.</w:t>
-      </w:r>
-    </w:p>
-    <w:p>
-      <w:pPr>
-        <w:keepNext/>
-        <w:spacing w:before="200" w:after="60" w:line="293" w:lineRule="auto"/>
-      </w:pPr>
-      <w:r>
-        <w:rPr>
-          <w:rFonts w:ascii="Aptos" w:hAnsi="Aptos" w:cs="Aptos" w:eastAsia="Aptos"/>
-          <w:b/>
-          <w:i w:val="0"/>
-          <w:color w:val="5C7891"/>
-          <w:sz w:val="19"/>
-        </w:rPr>
-        <w:t>Defeitos de redação da remissão</w:t>
-      </w:r>
-    </w:p>
-    <w:p>
-      <w:pPr>
-        <w:spacing w:before="0" w:after="140" w:line="293" w:lineRule="auto"/>
-        <w:jc w:val="both"/>
-      </w:pPr>
-      <w:r>
-        <w:rPr>
-          <w:rFonts w:ascii="Aptos" w:hAnsi="Aptos" w:cs="Aptos" w:eastAsia="Aptos"/>
-          <w:b w:val="0"/>
-          <w:i w:val="0"/>
-          <w:color w:val="2B2B2B"/>
-          <w:sz w:val="20"/>
-        </w:rPr>
-        <w:t>A remissão é imperfeita, em três planos que importa distinguir, porque nenhum deles afeta a conclusão anterior.</w:t>
-      </w:r>
-    </w:p>
-    <w:p>
-      <w:pPr>
-        <w:spacing w:before="0" w:after="100" w:line="293" w:lineRule="auto"/>
-        <w:ind w:left="408" w:hanging="408"/>
-        <w:jc w:val="both"/>
-      </w:pPr>
-      <w:r>
-        <w:rPr>
-          <w:rFonts w:ascii="Aptos" w:hAnsi="Aptos" w:cs="Aptos" w:eastAsia="Aptos"/>
-          <w:b/>
-          <w:i w:val="0"/>
-          <w:color w:val="5C7891"/>
-          <w:sz w:val="20"/>
-        </w:rPr>
-        <w:t>1.</w:t>
-        <w:tab/>
-      </w:r>
-      <w:r>
-        <w:rPr>
-          <w:rFonts w:ascii="Aptos" w:hAnsi="Aptos" w:cs="Aptos" w:eastAsia="Aptos"/>
-          <w:b/>
-          <w:i w:val="0"/>
-          <w:color w:val="2B2B2B"/>
-          <w:sz w:val="20"/>
-        </w:rPr>
-        <w:t>Designação incorreta do diploma remetido.</w:t>
-      </w:r>
-      <w:r>
-        <w:rPr>
-          <w:rFonts w:ascii="Aptos" w:hAnsi="Aptos" w:cs="Aptos" w:eastAsia="Aptos"/>
-          <w:b w:val="0"/>
-          <w:i w:val="0"/>
-          <w:color w:val="2B2B2B"/>
-          <w:sz w:val="20"/>
-        </w:rPr>
-        <w:t xml:space="preserve"> A alínea p) refere o «Plano Nacional de Luta e Vigilância da Raiva Animal e outras Zoonoses». A designação legal, fixada no artigo 1.º tanto do Decreto-Lei n.º 91/2001 como do Decreto-Lei n.º 314/2003, é «Programa Nacional de Luta e Vigilância Epidemiológica da Raiva Animal e Outras Zoonoses». Erram o substantivo e omite-se o qualificativo. É lapso objetivo, e subsiste desde 2003.</w:t>
-      </w:r>
-    </w:p>
-    <w:p>
-      <w:pPr>
-        <w:spacing w:before="0" w:after="100" w:line="293" w:lineRule="auto"/>
-        <w:ind w:left="408" w:hanging="408"/>
-        <w:jc w:val="both"/>
-      </w:pPr>
-      <w:r>
-        <w:rPr>
-          <w:rFonts w:ascii="Aptos" w:hAnsi="Aptos" w:cs="Aptos" w:eastAsia="Aptos"/>
-          <w:b/>
-          <w:i w:val="0"/>
-          <w:color w:val="5C7891"/>
-          <w:sz w:val="20"/>
-        </w:rPr>
-        <w:t>2.</w:t>
-        <w:tab/>
-      </w:r>
-      <w:r>
-        <w:rPr>
-          <w:rFonts w:ascii="Aptos" w:hAnsi="Aptos" w:cs="Aptos" w:eastAsia="Aptos"/>
-          <w:b/>
-          <w:i w:val="0"/>
-          <w:color w:val="2B2B2B"/>
-          <w:sz w:val="20"/>
-        </w:rPr>
-        <w:t>Remissão indireta.</w:t>
-      </w:r>
-      <w:r>
-        <w:rPr>
-          <w:rFonts w:ascii="Aptos" w:hAnsi="Aptos" w:cs="Aptos" w:eastAsia="Aptos"/>
-          <w:b w:val="0"/>
-          <w:i w:val="0"/>
-          <w:color w:val="2B2B2B"/>
-          <w:sz w:val="20"/>
-        </w:rPr>
-        <w:t xml:space="preserve"> O n.º 3 do artigo 3.º não define uma categoria de alojamento: é norma habilitante do regulamento de condomínio. As fracções autónomas aparecem nele como cenário de aplicação, não como objeto regulado. A remissão capta o referente pretendido por acidente da redação e não por técnica legislativa. A formulação correta seria excecionar diretamente «as fracções autónomas em regime de propriedade horizontal».</w:t>
-      </w:r>
-    </w:p>
-    <w:p>
-      <w:pPr>
-        <w:spacing w:before="0" w:after="100" w:line="293" w:lineRule="auto"/>
-        <w:ind w:left="408" w:hanging="408"/>
-        <w:jc w:val="both"/>
-      </w:pPr>
-      <w:r>
-        <w:rPr>
-          <w:rFonts w:ascii="Aptos" w:hAnsi="Aptos" w:cs="Aptos" w:eastAsia="Aptos"/>
-          <w:b/>
-          <w:i w:val="0"/>
-          <w:color w:val="5C7891"/>
-          <w:sz w:val="20"/>
-        </w:rPr>
-        <w:t>3.</w:t>
-        <w:tab/>
-      </w:r>
-      <w:r>
-        <w:rPr>
-          <w:rFonts w:ascii="Aptos" w:hAnsi="Aptos" w:cs="Aptos" w:eastAsia="Aptos"/>
-          <w:b/>
-          <w:i w:val="0"/>
-          <w:color w:val="2B2B2B"/>
-          <w:sz w:val="20"/>
-        </w:rPr>
-        <w:t>Incompletude.</w:t>
-      </w:r>
-      <w:r>
-        <w:rPr>
-          <w:rFonts w:ascii="Aptos" w:hAnsi="Aptos" w:cs="Aptos" w:eastAsia="Aptos"/>
-          <w:b w:val="0"/>
-          <w:i w:val="0"/>
-          <w:color w:val="2B2B2B"/>
-          <w:sz w:val="20"/>
-        </w:rPr>
-        <w:t xml:space="preserve"> A exceção cobre apenas a fracção autónoma. A detenção doméstica em moradia, em prédio rústico ou em prédio misto fica formalmente fora dela. Se o propósito era subtrair a detenção doméstica ao conceito de alojamento, a exceção é mais estreita do que o seu fim.</w:t>
-      </w:r>
-    </w:p>
-    <w:p>
-      <w:pPr>
-        <w:spacing w:before="0" w:after="140" w:line="293" w:lineRule="auto"/>
-        <w:jc w:val="both"/>
-      </w:pPr>
-      <w:r>
-        <w:rPr>
-          <w:rFonts w:ascii="Aptos" w:hAnsi="Aptos" w:cs="Aptos" w:eastAsia="Aptos"/>
-          <w:b w:val="0"/>
-          <w:i w:val="0"/>
-          <w:color w:val="2B2B2B"/>
-          <w:sz w:val="20"/>
-        </w:rPr>
-        <w:t>Não há, em contrapartida, erro no número remetido. O n.º 3 é o único do artigo 3.º onde figura um substantivo feminino plural, «fracções autónomas», com o qual concorda a expressão «das referidas» usada na alínea p). A concordância gramatical confirma que o legislador visou aquele número e não outro. Os lapsos de designação e de técnica não permitem, por si, concluir por lapso de numeração.</w:t>
-      </w:r>
-    </w:p>
-    <w:p>
-      <w:pPr>
-        <w:keepNext/>
-        <w:spacing w:before="360" w:after="40" w:line="293" w:lineRule="auto"/>
-      </w:pPr>
-      <w:r>
-        <w:rPr>
-          <w:rFonts w:ascii="Aptos" w:hAnsi="Aptos" w:cs="Aptos" w:eastAsia="Aptos"/>
-          <w:b/>
-          <w:i w:val="0"/>
-          <w:color w:val="5C7891"/>
-          <w:sz w:val="27"/>
-        </w:rPr>
-        <w:t xml:space="preserve">4.  </w:t>
-      </w:r>
-      <w:r>
-        <w:rPr>
-          <w:rFonts w:ascii="Aptos" w:hAnsi="Aptos" w:cs="Aptos" w:eastAsia="Aptos"/>
-          <w:b/>
-          <w:i w:val="0"/>
-          <w:color w:val="35506B"/>
-          <w:sz w:val="27"/>
-        </w:rPr>
-        <w:t>Argumento do critério de aplicação</w:t>
-      </w:r>
-    </w:p>
-    <w:p>
-      <w:pPr>
-        <w:keepNext/>
-        <w:pBdr>
-          <w:bottom w:val="single" w:sz="4" w:space="1" w:color="D7DEE5"/>
-        </w:pBdr>
-        <w:spacing w:before="0" w:after="160" w:line="40" w:lineRule="exact"/>
-      </w:pPr>
-    </w:p>
-    <w:p>
-      <w:pPr>
-        <w:spacing w:before="0" w:after="140" w:line="293" w:lineRule="auto"/>
-        <w:jc w:val="both"/>
-      </w:pPr>
-      <w:r>
-        <w:rPr>
-          <w:rFonts w:ascii="Aptos" w:hAnsi="Aptos" w:cs="Aptos" w:eastAsia="Aptos"/>
-          <w:b w:val="0"/>
-          <w:i w:val="0"/>
-          <w:color w:val="2B2B2B"/>
-          <w:sz w:val="20"/>
-        </w:rPr>
-        <w:t>Os dois regimes acionam-se por factos distintos e logicamente independentes. O Decreto-Lei n.º 276/2001 desencadeia-se pela atividade: basta possuir uma fêmea reprodutora cujas crias se destinem ao comércio. O Decreto-Lei n.º 314/2003 desencadeia-se pelo número de animais adultos no fogo.</w:t>
-      </w:r>
-    </w:p>
-    <w:tbl>
-      <w:tblPr>
-        <w:tblW w:type="auto" w:w="0"/>
-        <w:jc w:val="center"/>
-        <w:tblBorders>
-          <w:top w:val="nil"/>
-          <w:left w:val="nil"/>
-          <w:bottom w:val="nil"/>
-          <w:right w:val="nil"/>
-          <w:insideH w:val="nil"/>
-          <w:insideV w:val="nil"/>
-        </w:tblBorders>
-        <w:tblLayout w:type="fixed"/>
-        <w:tblLook w:firstColumn="1" w:firstRow="1" w:lastColumn="0" w:lastRow="0" w:noHBand="0" w:noVBand="1" w:val="04A0"/>
-      </w:tblPr>
-      <w:tblGrid>
-        <w:gridCol w:w="3137"/>
-        <w:gridCol w:w="3137"/>
-        <w:gridCol w:w="3137"/>
-      </w:tblGrid>
-      <w:tr>
-        <w:trPr>
-          <w:cantSplit/>
-          <w:tblHeader/>
-        </w:trPr>
-        <w:tc>
-          <w:tcPr>
-            <w:tcW w:type="dxa" w:w="3061"/>
-            <w:tcBorders>
-              <w:top w:val="nil"/>
-              <w:left w:val="nil"/>
-              <w:bottom w:val="single" w:sz="8" w:space="0" w:color="A9C2D8"/>
-              <w:right w:val="nil"/>
-            </w:tcBorders>
-            <w:shd w:val="clear" w:color="auto" w:fill="E9EFF4"/>
-            <w:tcMar>
-              <w:top w:w="90" w:type="dxa"/>
-              <w:bottom w:w="90" w:type="dxa"/>
-              <w:left w:w="120" w:type="dxa"/>
-              <w:right w:w="120" w:type="dxa"/>
-            </w:tcMar>
-          </w:tcPr>
-          <w:p>
-            <w:pPr>
-              <w:spacing w:before="0" w:after="0" w:line="293" w:lineRule="auto"/>
-            </w:pPr>
-            <w:r>
-              <w:rPr>
-                <w:rFonts w:ascii="Aptos" w:hAnsi="Aptos" w:cs="Aptos" w:eastAsia="Aptos"/>
-                <w:b/>
-                <w:i w:val="0"/>
-                <w:color w:val="35506B"/>
-                <w:sz w:val="17"/>
-              </w:rPr>
-              <w:t>Situação</w:t>
-            </w:r>
-          </w:p>
-        </w:tc>
-        <w:tc>
-          <w:tcPr>
-            <w:tcW w:type="dxa" w:w="3231"/>
+            <w:tcW w:type="dxa" w:w="3855"/>
             <w:tcBorders>
               <w:top w:val="nil"/>
               <w:left w:val="nil"/>
@@ -1628,39 +1883,6 @@
             </w:r>
           </w:p>
         </w:tc>
-        <w:tc>
-          <w:tcPr>
-            <w:tcW w:type="dxa" w:w="3118"/>
-            <w:tcBorders>
-              <w:top w:val="nil"/>
-              <w:left w:val="nil"/>
-              <w:bottom w:val="single" w:sz="8" w:space="0" w:color="A9C2D8"/>
-              <w:right w:val="nil"/>
-            </w:tcBorders>
-            <w:shd w:val="clear" w:color="auto" w:fill="E9EFF4"/>
-            <w:tcMar>
-              <w:top w:w="90" w:type="dxa"/>
-              <w:bottom w:w="90" w:type="dxa"/>
-              <w:left w:w="120" w:type="dxa"/>
-              <w:right w:w="120" w:type="dxa"/>
-            </w:tcMar>
-          </w:tcPr>
-          <w:p>
-            <w:pPr>
-              <w:spacing w:before="0" w:after="0" w:line="293" w:lineRule="auto"/>
-            </w:pPr>
-            <w:r>
-              <w:rPr>
-                <w:rFonts w:ascii="Aptos" w:hAnsi="Aptos" w:cs="Aptos" w:eastAsia="Aptos"/>
-                <w:b/>
-                <w:i w:val="0"/>
-                <w:color w:val="35506B"/>
-                <w:sz w:val="17"/>
-              </w:rPr>
-              <w:t>Decreto-Lei n.º 314/2003</w:t>
-            </w:r>
-          </w:p>
-        </w:tc>
       </w:tr>
       <w:tr>
         <w:trPr>
@@ -1668,7 +1890,7 @@
         </w:trPr>
         <w:tc>
           <w:tcPr>
-            <w:tcW w:type="dxa" w:w="3061"/>
+            <w:tcW w:type="dxa" w:w="1814"/>
             <w:tcBorders>
               <w:top w:val="nil"/>
               <w:left w:val="nil"/>
@@ -1695,13 +1917,13 @@
                 <w:color w:val="2B2B2B"/>
                 <w:sz w:val="17"/>
               </w:rPr>
-              <w:t>Uma fêmea reprodutora, uma ninhada por ano, em apartamento</w:t>
+              <w:t>Facto regulado</w:t>
             </w:r>
           </w:p>
         </w:tc>
         <w:tc>
           <w:tcPr>
-            <w:tcW w:type="dxa" w:w="3231"/>
+            <w:tcW w:type="dxa" w:w="3742"/>
             <w:tcBorders>
               <w:top w:val="nil"/>
               <w:left w:val="nil"/>
@@ -1728,13 +1950,13 @@
                 <w:color w:val="2B2B2B"/>
                 <w:sz w:val="17"/>
               </w:rPr>
-              <w:t>Atividade sujeita a mera comunicação prévia</w:t>
+              <w:t>Condições de alojamento num prédio</w:t>
             </w:r>
           </w:p>
         </w:tc>
         <w:tc>
           <w:tcPr>
-            <w:tcW w:type="dxa" w:w="3118"/>
+            <w:tcW w:type="dxa" w:w="3855"/>
             <w:tcBorders>
               <w:top w:val="nil"/>
               <w:left w:val="nil"/>
@@ -1761,7 +1983,7 @@
                 <w:color w:val="2B2B2B"/>
                 <w:sz w:val="17"/>
               </w:rPr>
-              <w:t>Dentro do limite de detenção</w:t>
+              <w:t>Exercício da atividade de exploração de alojamentos e de criação comercial</w:t>
             </w:r>
           </w:p>
         </w:tc>
@@ -1772,7 +1994,7 @@
         </w:trPr>
         <w:tc>
           <w:tcPr>
-            <w:tcW w:type="dxa" w:w="3061"/>
+            <w:tcW w:type="dxa" w:w="1814"/>
             <w:tcBorders>
               <w:top w:val="nil"/>
               <w:left w:val="nil"/>
@@ -1799,13 +2021,13 @@
                 <w:color w:val="2B2B2B"/>
                 <w:sz w:val="17"/>
               </w:rPr>
-              <w:t>Quatro cães adultos sem qualquer reprodução</w:t>
+              <w:t>Intervenção prévia</w:t>
             </w:r>
           </w:p>
         </w:tc>
         <w:tc>
           <w:tcPr>
-            <w:tcW w:type="dxa" w:w="3231"/>
+            <w:tcW w:type="dxa" w:w="3742"/>
             <w:tcBorders>
               <w:top w:val="nil"/>
               <w:left w:val="nil"/>
@@ -1832,13 +2054,13 @@
                 <w:color w:val="2B2B2B"/>
                 <w:sz w:val="17"/>
               </w:rPr>
-              <w:t>Sem atividade; não sujeito</w:t>
+              <w:t>Parecer vinculativo do médico veterinário municipal e do delegado de saúde, a pedido do detentor</w:t>
             </w:r>
           </w:p>
         </w:tc>
         <w:tc>
           <w:tcPr>
-            <w:tcW w:type="dxa" w:w="3118"/>
+            <w:tcW w:type="dxa" w:w="3855"/>
             <w:tcBorders>
               <w:top w:val="nil"/>
               <w:left w:val="nil"/>
@@ -1865,7 +2087,7 @@
                 <w:color w:val="2B2B2B"/>
                 <w:sz w:val="17"/>
               </w:rPr>
-              <w:t>No limite; carece de parecer para exceder</w:t>
+              <w:t>Mera comunicação prévia à DGAV; permissão administrativa nos casos do art.º 3.º, n.º 1, al. b)</w:t>
             </w:r>
           </w:p>
         </w:tc>
@@ -1876,7 +2098,7 @@
         </w:trPr>
         <w:tc>
           <w:tcPr>
-            <w:tcW w:type="dxa" w:w="3061"/>
+            <w:tcW w:type="dxa" w:w="1814"/>
             <w:tcBorders>
               <w:top w:val="nil"/>
               <w:left w:val="nil"/>
@@ -1903,13 +2125,13 @@
                 <w:color w:val="2B2B2B"/>
                 <w:sz w:val="17"/>
               </w:rPr>
-              <w:t>Seis cães adultos em prédio rústico, sem reprodução</w:t>
+              <w:t>Reação ao incumprimento</w:t>
             </w:r>
           </w:p>
         </w:tc>
         <w:tc>
           <w:tcPr>
-            <w:tcW w:type="dxa" w:w="3231"/>
+            <w:tcW w:type="dxa" w:w="3742"/>
             <w:tcBorders>
               <w:top w:val="nil"/>
               <w:left w:val="nil"/>
@@ -1936,13 +2158,13 @@
                 <w:color w:val="2B2B2B"/>
                 <w:sz w:val="17"/>
               </w:rPr>
-              <w:t>Sem atividade; não sujeito</w:t>
+              <w:t>Notificação camarária para remoção dos animais; contraordenação da al. c) do n.º 3 do art.º 14.º</w:t>
             </w:r>
           </w:p>
         </w:tc>
         <w:tc>
           <w:tcPr>
-            <w:tcW w:type="dxa" w:w="3118"/>
+            <w:tcW w:type="dxa" w:w="3855"/>
             <w:tcBorders>
               <w:top w:val="nil"/>
               <w:left w:val="nil"/>
@@ -1969,7 +2191,7 @@
                 <w:color w:val="2B2B2B"/>
                 <w:sz w:val="17"/>
               </w:rPr>
-              <w:t>Dentro do limite</w:t>
+              <w:t>Regime sancionatório próprio dirigido ao titular da exploração, com suspensão e encerramento</w:t>
             </w:r>
           </w:p>
         </w:tc>
@@ -1980,7 +2202,7 @@
         </w:trPr>
         <w:tc>
           <w:tcPr>
-            <w:tcW w:type="dxa" w:w="3061"/>
+            <w:tcW w:type="dxa" w:w="1814"/>
             <w:tcBorders>
               <w:top w:val="nil"/>
               <w:left w:val="nil"/>
@@ -2007,13 +2229,13 @@
                 <w:color w:val="2B2B2B"/>
                 <w:sz w:val="17"/>
               </w:rPr>
-              <w:t>Doze cães adultos em estabelecimento de criação licenciado</w:t>
+              <w:t>Fixação da lotação</w:t>
             </w:r>
           </w:p>
         </w:tc>
         <w:tc>
           <w:tcPr>
-            <w:tcW w:type="dxa" w:w="3231"/>
+            <w:tcW w:type="dxa" w:w="3742"/>
             <w:tcBorders>
               <w:top w:val="nil"/>
               <w:left w:val="nil"/>
@@ -2040,13 +2262,13 @@
                 <w:color w:val="2B2B2B"/>
                 <w:sz w:val="17"/>
               </w:rPr>
-              <w:t>Capacidade declarada e aferida pelo anexo I</w:t>
+              <w:t>Não estabelece procedimento de fixação</w:t>
             </w:r>
           </w:p>
         </w:tc>
         <w:tc>
           <w:tcPr>
-            <w:tcW w:type="dxa" w:w="3118"/>
+            <w:tcW w:type="dxa" w:w="3855"/>
             <w:tcBorders>
               <w:top w:val="nil"/>
               <w:left w:val="nil"/>
@@ -2073,7 +2295,7 @@
                 <w:color w:val="2B2B2B"/>
                 <w:sz w:val="17"/>
               </w:rPr>
-              <w:t>Norma de detenção doméstica não aplicável</w:t>
+              <w:t>Declarada na mera comunicação prévia (art.º 3.º-A, n.º 1, al. h)) e limitada pelas dimensões mínimas do anexo III (art.º 27.º, n.º 1)</w:t>
             </w:r>
           </w:p>
         </w:tc>
@@ -2082,6 +2304,116 @@
     <w:p>
       <w:pPr>
         <w:spacing w:before="40" w:after="180" w:line="293" w:lineRule="auto"/>
+      </w:pPr>
+    </w:p>
+    <w:p>
+      <w:pPr>
+        <w:keepNext/>
+        <w:spacing w:before="200" w:after="60" w:line="293" w:lineRule="auto"/>
+      </w:pPr>
+      <w:r>
+        <w:rPr>
+          <w:rFonts w:ascii="Aptos" w:hAnsi="Aptos" w:cs="Aptos" w:eastAsia="Aptos"/>
+          <w:b/>
+          <w:i w:val="0"/>
+          <w:color w:val="5C7891"/>
+          <w:sz w:val="19"/>
+        </w:rPr>
+        <w:t>3.5  O Decreto-Lei n.º 276/2001 admite expressamente alojamentos em casas de habitação</w:t>
+      </w:r>
+    </w:p>
+    <w:p>
+      <w:pPr>
+        <w:spacing w:before="0" w:after="140" w:line="293" w:lineRule="auto"/>
+        <w:jc w:val="both"/>
+      </w:pPr>
+      <w:r>
+        <w:rPr>
+          <w:rFonts w:ascii="Aptos" w:hAnsi="Aptos" w:cs="Aptos" w:eastAsia="Aptos"/>
+          <w:b w:val="0"/>
+          <w:i w:val="0"/>
+          <w:color w:val="2B2B2B"/>
+          <w:sz w:val="20"/>
+        </w:rPr>
+        <w:t>Se a classificação do prédio fosse determinante para o acesso à atividade, o diploma dos alojamentos não teria de prever o acesso das autoridades a casas de habitação para controlar o alojamento e o seu titular.</w:t>
+      </w:r>
+    </w:p>
+    <w:tbl>
+      <w:tblPr>
+        <w:tblW w:type="auto" w:w="0"/>
+        <w:jc w:val="center"/>
+        <w:tblBorders>
+          <w:top w:val="nil"/>
+          <w:left w:val="nil"/>
+          <w:bottom w:val="nil"/>
+          <w:right w:val="nil"/>
+          <w:insideH w:val="nil"/>
+          <w:insideV w:val="nil"/>
+        </w:tblBorders>
+        <w:tblLayout w:type="fixed"/>
+        <w:tblLook w:firstColumn="1" w:firstRow="1" w:lastColumn="0" w:lastRow="0" w:noHBand="0" w:noVBand="1" w:val="04A0"/>
+      </w:tblPr>
+      <w:tblGrid>
+        <w:gridCol w:w="9412"/>
+      </w:tblGrid>
+      <w:tr>
+        <w:trPr>
+          <w:cantSplit/>
+        </w:trPr>
+        <w:tc>
+          <w:tcPr>
+            <w:tcW w:type="dxa" w:w="9411"/>
+            <w:tcBorders>
+              <w:top w:val="nil"/>
+              <w:left w:val="single" w:sz="18" w:space="0" w:color="A9C2D8"/>
+              <w:bottom w:val="nil"/>
+              <w:right w:val="nil"/>
+            </w:tcBorders>
+            <w:shd w:val="clear" w:color="auto" w:fill="F3F6F9"/>
+            <w:tcMar>
+              <w:top w:w="130" w:type="dxa"/>
+              <w:bottom w:w="130" w:type="dxa"/>
+              <w:left w:w="200" w:type="dxa"/>
+              <w:right w:w="180" w:type="dxa"/>
+            </w:tcMar>
+          </w:tcPr>
+          <w:p>
+            <w:pPr>
+              <w:spacing w:before="0" w:after="0" w:line="293" w:lineRule="auto"/>
+              <w:jc w:val="both"/>
+            </w:pPr>
+            <w:r>
+              <w:rPr>
+                <w:rFonts w:ascii="Aptos" w:hAnsi="Aptos" w:cs="Aptos" w:eastAsia="Aptos"/>
+                <w:b w:val="0"/>
+                <w:i/>
+                <w:color w:val="2B2B2B"/>
+                <w:sz w:val="19"/>
+              </w:rPr>
+              <w:t>2 — Caso o titular da exploração do alojamento se recuse a facultar o acesso ao alojamento, pode ser solicitado mandado judicial para permitir às autoridades competentes o acesso aos locais onde os animais se encontrem, nomeadamente casas de habitação e terrenos privados.</w:t>
+            </w:r>
+          </w:p>
+          <w:p>
+            <w:pPr>
+              <w:spacing w:before="120" w:after="0" w:line="293" w:lineRule="auto"/>
+            </w:pPr>
+            <w:r>
+              <w:rPr>
+                <w:rFonts w:ascii="Aptos" w:hAnsi="Aptos" w:cs="Aptos" w:eastAsia="Aptos"/>
+                <w:b w:val="0"/>
+                <w:i w:val="0"/>
+                <w:color w:val="7C8894"/>
+                <w:sz w:val="15"/>
+              </w:rPr>
+              <w:t>N.º 2 do artigo 67.º-A do Decreto-Lei n.º 276/2001</w:t>
+            </w:r>
+          </w:p>
+        </w:tc>
+      </w:tr>
+    </w:tbl>
+    <w:p>
+      <w:pPr>
+        <w:spacing w:before="0" w:after="180" w:line="293" w:lineRule="auto"/>
       </w:pPr>
     </w:p>
     <w:p>
@@ -2097,13 +2429,13 @@
           <w:color w:val="2B2B2B"/>
           <w:sz w:val="20"/>
         </w:rPr>
-        <w:t>A independência dos critérios demonstra que nenhum deles é condição do outro. Se os limites de detenção funcionassem como limiar de capacidade, o segundo e o terceiro casos configurariam atividade regulada, o que manifestamente não sucede.</w:t>
+        <w:t>A norma pressupõe que um alojamento com titular de exploração possa situar-se numa casa de habitação. É a mesma opção que o Regulamento (UE) 2026/1818 viria a consagrar ao incluir as casas particulares no conceito de estabelecimento.</w:t>
       </w:r>
     </w:p>
     <w:p>
       <w:pPr>
         <w:keepNext/>
-        <w:spacing w:before="360" w:after="40" w:line="293" w:lineRule="auto"/>
+        <w:spacing w:before="200" w:after="60" w:line="293" w:lineRule="auto"/>
       </w:pPr>
       <w:r>
         <w:rPr>
@@ -2111,29 +2443,10 @@
           <w:b/>
           <w:i w:val="0"/>
           <w:color w:val="5C7891"/>
-          <w:sz w:val="27"/>
+          <w:sz w:val="19"/>
         </w:rPr>
-        <w:t xml:space="preserve">5.  </w:t>
+        <w:t>3.6  A capacidade tem regime próprio no diploma dos alojamentos</w:t>
       </w:r>
-      <w:r>
-        <w:rPr>
-          <w:rFonts w:ascii="Aptos" w:hAnsi="Aptos" w:cs="Aptos" w:eastAsia="Aptos"/>
-          <w:b/>
-          <w:i w:val="0"/>
-          <w:color w:val="35506B"/>
-          <w:sz w:val="27"/>
-        </w:rPr>
-        <w:t>A capacidade dos alojamentos tem regime próprio</w:t>
-      </w:r>
-    </w:p>
-    <w:p>
-      <w:pPr>
-        <w:keepNext/>
-        <w:pBdr>
-          <w:bottom w:val="single" w:sz="4" w:space="1" w:color="D7DEE5"/>
-        </w:pBdr>
-        <w:spacing w:before="0" w:after="160" w:line="40" w:lineRule="exact"/>
-      </w:pPr>
     </w:p>
     <w:p>
       <w:pPr>
@@ -2148,7 +2461,7 @@
           <w:color w:val="2B2B2B"/>
           <w:sz w:val="20"/>
         </w:rPr>
-        <w:t>O Decreto-Lei n.º 276/2001 dispõe de mecanismo autónomo e completo de fixação da capacidade. Esta é declarada pelo interessado no procedimento de acesso e aferida por parâmetros dimensionais constantes do próprio diploma.</w:t>
+        <w:t>O Decreto-Lei n.º 276/2001 dispõe de mecanismo completo de fixação e de controlo da lotação: é declarada pelo interessado no título de acesso e materialmente limitada pelos parâmetros mínimos de espaço. Havendo regime especial completo, não há lacuna que justifique ir buscar a norma de capacidade a diploma com outro objeto.</w:t>
       </w:r>
     </w:p>
     <w:tbl>
@@ -2229,104 +2542,10 @@
         <w:spacing w:before="0" w:after="180" w:line="293" w:lineRule="auto"/>
       </w:pPr>
     </w:p>
-    <w:tbl>
-      <w:tblPr>
-        <w:tblW w:type="auto" w:w="0"/>
-        <w:jc w:val="center"/>
-        <w:tblBorders>
-          <w:top w:val="nil"/>
-          <w:left w:val="nil"/>
-          <w:bottom w:val="nil"/>
-          <w:right w:val="nil"/>
-          <w:insideH w:val="nil"/>
-          <w:insideV w:val="nil"/>
-        </w:tblBorders>
-        <w:tblLayout w:type="fixed"/>
-        <w:tblLook w:firstColumn="1" w:firstRow="1" w:lastColumn="0" w:lastRow="0" w:noHBand="0" w:noVBand="1" w:val="04A0"/>
-      </w:tblPr>
-      <w:tblGrid>
-        <w:gridCol w:w="9412"/>
-      </w:tblGrid>
-      <w:tr>
-        <w:trPr>
-          <w:cantSplit/>
-        </w:trPr>
-        <w:tc>
-          <w:tcPr>
-            <w:tcW w:type="dxa" w:w="9411"/>
-            <w:tcBorders>
-              <w:top w:val="nil"/>
-              <w:left w:val="single" w:sz="18" w:space="0" w:color="A9C2D8"/>
-              <w:bottom w:val="nil"/>
-              <w:right w:val="nil"/>
-            </w:tcBorders>
-            <w:shd w:val="clear" w:color="auto" w:fill="F3F6F9"/>
-            <w:tcMar>
-              <w:top w:w="130" w:type="dxa"/>
-              <w:bottom w:w="130" w:type="dxa"/>
-              <w:left w:w="200" w:type="dxa"/>
-              <w:right w:w="180" w:type="dxa"/>
-            </w:tcMar>
-          </w:tcPr>
-          <w:p>
-            <w:pPr>
-              <w:spacing w:before="0" w:after="0" w:line="293" w:lineRule="auto"/>
-              <w:jc w:val="both"/>
-            </w:pPr>
-            <w:r>
-              <w:rPr>
-                <w:rFonts w:ascii="Aptos" w:hAnsi="Aptos" w:cs="Aptos" w:eastAsia="Aptos"/>
-                <w:b w:val="0"/>
-                <w:i/>
-                <w:color w:val="2B2B2B"/>
-                <w:sz w:val="19"/>
-              </w:rPr>
-              <w:t>6 — Os alojamentos referidos neste capítulo devem obedecer aos parâmetros mínimos adequados à espécie, nomeadamente os constantes do anexo i do presente diploma, do qual faz parte integrante.</w:t>
-            </w:r>
-          </w:p>
-          <w:p>
-            <w:pPr>
-              <w:spacing w:before="120" w:after="0" w:line="293" w:lineRule="auto"/>
-            </w:pPr>
-            <w:r>
-              <w:rPr>
-                <w:rFonts w:ascii="Aptos" w:hAnsi="Aptos" w:cs="Aptos" w:eastAsia="Aptos"/>
-                <w:b w:val="0"/>
-                <w:i w:val="0"/>
-                <w:color w:val="7C8894"/>
-                <w:sz w:val="15"/>
-              </w:rPr>
-              <w:t>N.º 6 do artigo 25.º do Decreto-Lei n.º 276/2001</w:t>
-            </w:r>
-          </w:p>
-        </w:tc>
-      </w:tr>
-    </w:tbl>
-    <w:p>
-      <w:pPr>
-        <w:spacing w:before="0" w:after="180" w:line="293" w:lineRule="auto"/>
-      </w:pPr>
-    </w:p>
-    <w:p>
-      <w:pPr>
-        <w:spacing w:before="0" w:after="140" w:line="293" w:lineRule="auto"/>
-        <w:jc w:val="both"/>
-      </w:pPr>
-      <w:r>
-        <w:rPr>
-          <w:rFonts w:ascii="Aptos" w:hAnsi="Aptos" w:cs="Aptos" w:eastAsia="Aptos"/>
-          <w:b w:val="0"/>
-          <w:i w:val="0"/>
-          <w:color w:val="2B2B2B"/>
-          <w:sz w:val="20"/>
-        </w:rPr>
-        <w:t>Havendo regime especial completo para a capacidade dos alojamentos, não há lacuna que justifique recorrer a norma de outro diploma, com objeto diverso, para a integrar. A regra da especialidade impõe a prevalência do Decreto-Lei n.º 276/2001 nesta matéria.</w:t>
-      </w:r>
-    </w:p>
     <w:p>
       <w:pPr>
         <w:keepNext/>
-        <w:spacing w:before="360" w:after="40" w:line="293" w:lineRule="auto"/>
+        <w:spacing w:before="200" w:after="60" w:line="293" w:lineRule="auto"/>
       </w:pPr>
       <w:r>
         <w:rPr>
@@ -2334,189 +2553,9 @@
           <w:b/>
           <w:i w:val="0"/>
           <w:color w:val="5C7891"/>
-          <w:sz w:val="27"/>
+          <w:sz w:val="19"/>
         </w:rPr>
-        <w:t xml:space="preserve">6.  </w:t>
-      </w:r>
-      <w:r>
-        <w:rPr>
-          <w:rFonts w:ascii="Aptos" w:hAnsi="Aptos" w:cs="Aptos" w:eastAsia="Aptos"/>
-          <w:b/>
-          <w:i w:val="0"/>
-          <w:color w:val="35506B"/>
-          <w:sz w:val="27"/>
-        </w:rPr>
-        <w:t>Argumento da arquitetura sancionatória</w:t>
-      </w:r>
-    </w:p>
-    <w:p>
-      <w:pPr>
-        <w:keepNext/>
-        <w:pBdr>
-          <w:bottom w:val="single" w:sz="4" w:space="1" w:color="D7DEE5"/>
-        </w:pBdr>
-        <w:spacing w:before="0" w:after="160" w:line="40" w:lineRule="exact"/>
-      </w:pPr>
-    </w:p>
-    <w:p>
-      <w:pPr>
-        <w:spacing w:before="0" w:after="140" w:line="293" w:lineRule="auto"/>
-        <w:jc w:val="both"/>
-      </w:pPr>
-      <w:r>
-        <w:rPr>
-          <w:rFonts w:ascii="Aptos" w:hAnsi="Aptos" w:cs="Aptos" w:eastAsia="Aptos"/>
-          <w:b w:val="0"/>
-          <w:i w:val="0"/>
-          <w:color w:val="2B2B2B"/>
-          <w:sz w:val="20"/>
-        </w:rPr>
-        <w:t>Os dois diplomas reagem ao incumprimento por vias que não se comunicam. O Decreto-Lei n.º 314/2003 confere à câmara municipal, após vistoria conjunta do delegado de saúde e do médico veterinário municipal, o poder de notificar o detentor para retirar os animais para o canil ou gatil municipal. É medida de polícia sanitária sobre um agregado doméstico.</w:t>
-      </w:r>
-    </w:p>
-    <w:tbl>
-      <w:tblPr>
-        <w:tblW w:type="auto" w:w="0"/>
-        <w:jc w:val="center"/>
-        <w:tblBorders>
-          <w:top w:val="nil"/>
-          <w:left w:val="nil"/>
-          <w:bottom w:val="nil"/>
-          <w:right w:val="nil"/>
-          <w:insideH w:val="nil"/>
-          <w:insideV w:val="nil"/>
-        </w:tblBorders>
-        <w:tblLayout w:type="fixed"/>
-        <w:tblLook w:firstColumn="1" w:firstRow="1" w:lastColumn="0" w:lastRow="0" w:noHBand="0" w:noVBand="1" w:val="04A0"/>
-      </w:tblPr>
-      <w:tblGrid>
-        <w:gridCol w:w="9412"/>
-      </w:tblGrid>
-      <w:tr>
-        <w:trPr>
-          <w:cantSplit/>
-        </w:trPr>
-        <w:tc>
-          <w:tcPr>
-            <w:tcW w:type="dxa" w:w="9411"/>
-            <w:tcBorders>
-              <w:top w:val="nil"/>
-              <w:left w:val="single" w:sz="18" w:space="0" w:color="A9C2D8"/>
-              <w:bottom w:val="nil"/>
-              <w:right w:val="nil"/>
-            </w:tcBorders>
-            <w:shd w:val="clear" w:color="auto" w:fill="F3F6F9"/>
-            <w:tcMar>
-              <w:top w:w="130" w:type="dxa"/>
-              <w:bottom w:w="130" w:type="dxa"/>
-              <w:left w:w="200" w:type="dxa"/>
-              <w:right w:w="180" w:type="dxa"/>
-            </w:tcMar>
-          </w:tcPr>
-          <w:p>
-            <w:pPr>
-              <w:spacing w:before="0" w:after="0" w:line="293" w:lineRule="auto"/>
-              <w:jc w:val="both"/>
-            </w:pPr>
-            <w:r>
-              <w:rPr>
-                <w:rFonts w:ascii="Aptos" w:hAnsi="Aptos" w:cs="Aptos" w:eastAsia="Aptos"/>
-                <w:b w:val="0"/>
-                <w:i/>
-                <w:color w:val="2B2B2B"/>
-                <w:sz w:val="19"/>
-              </w:rPr>
-              <w:t>5 — Em caso de não cumprimento do disposto nos números anteriores, as câmaras municipais, após vistoria conjunta do delegado de saúde e do médico veterinário municipal, notificam o detentor para retirar os animais para o canil ou gatil municipal no prazo estabelecido por aquelas entidades, caso o detentor não opte por outro destino que reúna as condições estabelecidas pelo presente diploma.</w:t>
-            </w:r>
-          </w:p>
-          <w:p>
-            <w:pPr>
-              <w:spacing w:before="120" w:after="0" w:line="293" w:lineRule="auto"/>
-            </w:pPr>
-            <w:r>
-              <w:rPr>
-                <w:rFonts w:ascii="Aptos" w:hAnsi="Aptos" w:cs="Aptos" w:eastAsia="Aptos"/>
-                <w:b w:val="0"/>
-                <w:i w:val="0"/>
-                <w:color w:val="7C8894"/>
-                <w:sz w:val="15"/>
-              </w:rPr>
-              <w:t>N.º 5 do artigo 3.º do Decreto-Lei n.º 314/2003</w:t>
-            </w:r>
-          </w:p>
-        </w:tc>
-      </w:tr>
-    </w:tbl>
-    <w:p>
-      <w:pPr>
-        <w:spacing w:before="0" w:after="180" w:line="293" w:lineRule="auto"/>
-      </w:pPr>
-    </w:p>
-    <w:p>
-      <w:pPr>
-        <w:spacing w:before="0" w:after="140" w:line="293" w:lineRule="auto"/>
-        <w:jc w:val="both"/>
-      </w:pPr>
-      <w:r>
-        <w:rPr>
-          <w:rFonts w:ascii="Aptos" w:hAnsi="Aptos" w:cs="Aptos" w:eastAsia="Aptos"/>
-          <w:b w:val="0"/>
-          <w:i w:val="0"/>
-          <w:color w:val="2B2B2B"/>
-          <w:sz w:val="20"/>
-        </w:rPr>
-        <w:t>O Decreto-Lei n.º 276/2001 dispõe de regime sancionatório próprio aplicável ao titular da exploração, com medidas de suspensão e encerramento e responsabilidade contraordenacional. A diferença de destinatário, de autoridade competente e de consequência jurídica confirma que os planos são distintos.</w:t>
-      </w:r>
-    </w:p>
-    <w:p>
-      <w:pPr>
-        <w:keepNext/>
-        <w:spacing w:before="360" w:after="40" w:line="293" w:lineRule="auto"/>
-      </w:pPr>
-      <w:r>
-        <w:rPr>
-          <w:rFonts w:ascii="Aptos" w:hAnsi="Aptos" w:cs="Aptos" w:eastAsia="Aptos"/>
-          <w:b/>
-          <w:i w:val="0"/>
-          <w:color w:val="5C7891"/>
-          <w:sz w:val="27"/>
-        </w:rPr>
-        <w:t xml:space="preserve">7.  </w:t>
-      </w:r>
-      <w:r>
-        <w:rPr>
-          <w:rFonts w:ascii="Aptos" w:hAnsi="Aptos" w:cs="Aptos" w:eastAsia="Aptos"/>
-          <w:b/>
-          <w:i w:val="0"/>
-          <w:color w:val="35506B"/>
-          <w:sz w:val="27"/>
-        </w:rPr>
-        <w:t>A classificação predial é critério tributário</w:t>
-      </w:r>
-    </w:p>
-    <w:p>
-      <w:pPr>
-        <w:keepNext/>
-        <w:pBdr>
-          <w:bottom w:val="single" w:sz="4" w:space="1" w:color="D7DEE5"/>
-        </w:pBdr>
-        <w:spacing w:before="0" w:after="160" w:line="40" w:lineRule="exact"/>
-      </w:pPr>
-    </w:p>
-    <w:p>
-      <w:pPr>
-        <w:spacing w:before="0" w:after="140" w:line="293" w:lineRule="auto"/>
-        <w:jc w:val="both"/>
-      </w:pPr>
-      <w:r>
-        <w:rPr>
-          <w:rFonts w:ascii="Aptos" w:hAnsi="Aptos" w:cs="Aptos" w:eastAsia="Aptos"/>
-          <w:b w:val="0"/>
-          <w:i w:val="0"/>
-          <w:color w:val="2B2B2B"/>
-          <w:sz w:val="20"/>
-        </w:rPr>
-        <w:t>Prédio urbano, prédio rústico e prédio misto são categorias definidas nos artigos 2.º a 6.º do Código do Imposto Municipal sobre Imóveis, para efeitos de incidência e avaliação. Não exprimem aptidão sanitária, dimensão útil nem adequação ao alojamento de animais. Um apartamento de trezentos metros quadrados com logradouro e uma habitação exígua integram a mesma categoria.</w:t>
+        <w:t>3.7  Doutrina</w:t>
       </w:r>
     </w:p>
     <w:p>
@@ -2532,398 +2571,7 @@
           <w:color w:val="2B2B2B"/>
           <w:sz w:val="20"/>
         </w:rPr>
-        <w:t>Fazer depender a licitude de uma atividade económica, e o respetivo limiar de exercício, da classificação matricial do imóvel conduziria a diferenciação sem fundamento material bastante. A mesma atividade, com o mesmo número de animais e as mesmas condições efetivas, seria lícita ou ilícita consoante a inscrição na matriz predial. Uma interpretação com este resultado não satisfaz as exigências de necessidade e de proporcionalidade que vinculam a restrição de direitos económicos.</w:t>
-      </w:r>
-    </w:p>
-    <w:p>
-      <w:pPr>
-        <w:spacing w:before="0" w:after="140" w:line="293" w:lineRule="auto"/>
-        <w:jc w:val="both"/>
-      </w:pPr>
-      <w:r>
-        <w:rPr>
-          <w:rFonts w:ascii="Aptos" w:hAnsi="Aptos" w:cs="Aptos" w:eastAsia="Aptos"/>
-          <w:b w:val="0"/>
-          <w:i w:val="0"/>
-          <w:color w:val="2B2B2B"/>
-          <w:sz w:val="20"/>
-        </w:rPr>
-        <w:t>Acresce que o Decreto-Lei n.º 314/2003 usa a classificação predial para um fim que lhe é adequado: aproximar, de forma expedita, o risco de conspurcação e de transmissão de zoonoses em contexto de vizinhança. Transpor esse critério para a regulação de uma atividade desvirtua-o.</w:t>
-      </w:r>
-    </w:p>
-    <w:p>
-      <w:pPr>
-        <w:keepNext/>
-        <w:spacing w:before="360" w:after="40" w:line="293" w:lineRule="auto"/>
-      </w:pPr>
-      <w:r>
-        <w:rPr>
-          <w:rFonts w:ascii="Aptos" w:hAnsi="Aptos" w:cs="Aptos" w:eastAsia="Aptos"/>
-          <w:b/>
-          <w:i w:val="0"/>
-          <w:color w:val="5C7891"/>
-          <w:sz w:val="27"/>
-        </w:rPr>
-        <w:t xml:space="preserve">8.  </w:t>
-      </w:r>
-      <w:r>
-        <w:rPr>
-          <w:rFonts w:ascii="Aptos" w:hAnsi="Aptos" w:cs="Aptos" w:eastAsia="Aptos"/>
-          <w:b/>
-          <w:i w:val="0"/>
-          <w:color w:val="35506B"/>
-          <w:sz w:val="27"/>
-        </w:rPr>
-        <w:t>O direito da União afasta a relevância do tipo de prédio</w:t>
-      </w:r>
-    </w:p>
-    <w:p>
-      <w:pPr>
-        <w:keepNext/>
-        <w:pBdr>
-          <w:bottom w:val="single" w:sz="4" w:space="1" w:color="D7DEE5"/>
-        </w:pBdr>
-        <w:spacing w:before="0" w:after="160" w:line="40" w:lineRule="exact"/>
-      </w:pPr>
-    </w:p>
-    <w:p>
-      <w:pPr>
-        <w:spacing w:before="0" w:after="140" w:line="293" w:lineRule="auto"/>
-        <w:jc w:val="both"/>
-      </w:pPr>
-      <w:r>
-        <w:rPr>
-          <w:rFonts w:ascii="Aptos" w:hAnsi="Aptos" w:cs="Aptos" w:eastAsia="Aptos"/>
-          <w:b w:val="0"/>
-          <w:i w:val="0"/>
-          <w:color w:val="2B2B2B"/>
-          <w:sz w:val="20"/>
-        </w:rPr>
-        <w:t>O Regulamento (UE) 2026/1818 define o estabelecimento de criação em termos que abrangem expressamente a habitação particular, sem qualquer distinção quanto à natureza do imóvel.</w:t>
-      </w:r>
-    </w:p>
-    <w:tbl>
-      <w:tblPr>
-        <w:tblW w:type="auto" w:w="0"/>
-        <w:jc w:val="center"/>
-        <w:tblBorders>
-          <w:top w:val="nil"/>
-          <w:left w:val="nil"/>
-          <w:bottom w:val="nil"/>
-          <w:right w:val="nil"/>
-          <w:insideH w:val="nil"/>
-          <w:insideV w:val="nil"/>
-        </w:tblBorders>
-        <w:tblLayout w:type="fixed"/>
-        <w:tblLook w:firstColumn="1" w:firstRow="1" w:lastColumn="0" w:lastRow="0" w:noHBand="0" w:noVBand="1" w:val="04A0"/>
-      </w:tblPr>
-      <w:tblGrid>
-        <w:gridCol w:w="9412"/>
-      </w:tblGrid>
-      <w:tr>
-        <w:trPr>
-          <w:cantSplit/>
-        </w:trPr>
-        <w:tc>
-          <w:tcPr>
-            <w:tcW w:type="dxa" w:w="9411"/>
-            <w:tcBorders>
-              <w:top w:val="nil"/>
-              <w:left w:val="single" w:sz="18" w:space="0" w:color="A9C2D8"/>
-              <w:bottom w:val="nil"/>
-              <w:right w:val="nil"/>
-            </w:tcBorders>
-            <w:shd w:val="clear" w:color="auto" w:fill="F3F6F9"/>
-            <w:tcMar>
-              <w:top w:w="130" w:type="dxa"/>
-              <w:bottom w:w="130" w:type="dxa"/>
-              <w:left w:w="200" w:type="dxa"/>
-              <w:right w:w="180" w:type="dxa"/>
-            </w:tcMar>
-          </w:tcPr>
-          <w:p>
-            <w:pPr>
-              <w:spacing w:before="0" w:after="0" w:line="293" w:lineRule="auto"/>
-              <w:jc w:val="both"/>
-            </w:pPr>
-            <w:r>
-              <w:rPr>
-                <w:rFonts w:ascii="Aptos" w:hAnsi="Aptos" w:cs="Aptos" w:eastAsia="Aptos"/>
-                <w:b w:val="0"/>
-                <w:i/>
-                <w:color w:val="2B2B2B"/>
-                <w:sz w:val="19"/>
-              </w:rPr>
-              <w:t>«Estabelecimento de criação», qualquer instalação ou estrutura, incluindo casas particulares, onde são mantidos cães ou gatos para fins de reprodução com vista à colocação da sua descendência no mercado.</w:t>
-            </w:r>
-          </w:p>
-          <w:p>
-            <w:pPr>
-              <w:spacing w:before="120" w:after="0" w:line="293" w:lineRule="auto"/>
-            </w:pPr>
-            <w:r>
-              <w:rPr>
-                <w:rFonts w:ascii="Aptos" w:hAnsi="Aptos" w:cs="Aptos" w:eastAsia="Aptos"/>
-                <w:b w:val="0"/>
-                <w:i w:val="0"/>
-                <w:color w:val="7C8894"/>
-                <w:sz w:val="15"/>
-              </w:rPr>
-              <w:t>Al. o) do artigo 4.º do Regulamento (UE) 2026/1818</w:t>
-            </w:r>
-          </w:p>
-        </w:tc>
-      </w:tr>
-    </w:tbl>
-    <w:p>
-      <w:pPr>
-        <w:spacing w:before="0" w:after="180" w:line="293" w:lineRule="auto"/>
-      </w:pPr>
-    </w:p>
-    <w:p>
-      <w:pPr>
-        <w:spacing w:before="0" w:after="140" w:line="293" w:lineRule="auto"/>
-        <w:jc w:val="both"/>
-      </w:pPr>
-      <w:r>
-        <w:rPr>
-          <w:rFonts w:ascii="Aptos" w:hAnsi="Aptos" w:cs="Aptos" w:eastAsia="Aptos"/>
-          <w:b w:val="0"/>
-          <w:i w:val="0"/>
-          <w:color w:val="2B2B2B"/>
-          <w:sz w:val="20"/>
-        </w:rPr>
-        <w:t>O critério europeu é funcional: releva a afetação do espaço à reprodução com vista à colocação no mercado, não a sua qualificação jurídica ou tributária. A partir de 31 de agosto de 2028, uma leitura nacional que fizesse depender o conceito de estabelecimento da classificação predial colidiria com esta definição.</w:t>
-      </w:r>
-    </w:p>
-    <w:p>
-      <w:pPr>
-        <w:keepNext/>
-        <w:spacing w:before="360" w:after="40" w:line="293" w:lineRule="auto"/>
-      </w:pPr>
-      <w:r>
-        <w:rPr>
-          <w:rFonts w:ascii="Aptos" w:hAnsi="Aptos" w:cs="Aptos" w:eastAsia="Aptos"/>
-          <w:b/>
-          <w:i w:val="0"/>
-          <w:color w:val="5C7891"/>
-          <w:sz w:val="27"/>
-        </w:rPr>
-        <w:t xml:space="preserve">9.  </w:t>
-      </w:r>
-      <w:r>
-        <w:rPr>
-          <w:rFonts w:ascii="Aptos" w:hAnsi="Aptos" w:cs="Aptos" w:eastAsia="Aptos"/>
-          <w:b/>
-          <w:i w:val="0"/>
-          <w:color w:val="35506B"/>
-          <w:sz w:val="27"/>
-        </w:rPr>
-        <w:t>Consequências da tese contrária</w:t>
-      </w:r>
-    </w:p>
-    <w:p>
-      <w:pPr>
-        <w:keepNext/>
-        <w:pBdr>
-          <w:bottom w:val="single" w:sz="4" w:space="1" w:color="D7DEE5"/>
-        </w:pBdr>
-        <w:spacing w:before="0" w:after="160" w:line="40" w:lineRule="exact"/>
-      </w:pPr>
-    </w:p>
-    <w:p>
-      <w:pPr>
-        <w:spacing w:before="0" w:after="140" w:line="293" w:lineRule="auto"/>
-        <w:jc w:val="both"/>
-      </w:pPr>
-      <w:r>
-        <w:rPr>
-          <w:rFonts w:ascii="Aptos" w:hAnsi="Aptos" w:cs="Aptos" w:eastAsia="Aptos"/>
-          <w:b w:val="0"/>
-          <w:i w:val="0"/>
-          <w:color w:val="2B2B2B"/>
-          <w:sz w:val="20"/>
-        </w:rPr>
-        <w:t>A leitura que converte os limites de detenção em limiar de capacidade produz resultados que o sistema não comporta e que, por isso, a infirmam.</w:t>
-      </w:r>
-    </w:p>
-    <w:p>
-      <w:pPr>
-        <w:spacing w:before="0" w:after="80" w:line="293" w:lineRule="auto"/>
-        <w:ind w:left="351" w:hanging="351"/>
-        <w:jc w:val="both"/>
-      </w:pPr>
-      <w:r>
-        <w:rPr>
-          <w:rFonts w:ascii="Aptos" w:hAnsi="Aptos" w:cs="Aptos" w:eastAsia="Aptos"/>
-          <w:b w:val="0"/>
-          <w:i w:val="0"/>
-          <w:color w:val="7C8894"/>
-          <w:sz w:val="20"/>
-        </w:rPr>
-        <w:t>—</w:t>
-        <w:tab/>
-      </w:r>
-      <w:r>
-        <w:rPr>
-          <w:rFonts w:ascii="Aptos" w:hAnsi="Aptos" w:cs="Aptos" w:eastAsia="Aptos"/>
-          <w:b w:val="0"/>
-          <w:i w:val="0"/>
-          <w:color w:val="2B2B2B"/>
-          <w:sz w:val="20"/>
-        </w:rPr>
-        <w:t>Nenhum estabelecimento de criação instalado em prédio urbano poderia deter mais de quatro animais adultos, ou seis mediante parecer vinculativo. O limiar europeu de mais de cinco cadelas ou gatas reprodutoras, que aciona a aprovação do artigo 10.º do Regulamento, seria inaplicável em meio urbano.</w:t>
-      </w:r>
-    </w:p>
-    <w:p>
-      <w:pPr>
-        <w:spacing w:before="0" w:after="80" w:line="293" w:lineRule="auto"/>
-        <w:ind w:left="351" w:hanging="351"/>
-        <w:jc w:val="both"/>
-      </w:pPr>
-      <w:r>
-        <w:rPr>
-          <w:rFonts w:ascii="Aptos" w:hAnsi="Aptos" w:cs="Aptos" w:eastAsia="Aptos"/>
-          <w:b w:val="0"/>
-          <w:i w:val="0"/>
-          <w:color w:val="7C8894"/>
-          <w:sz w:val="20"/>
-        </w:rPr>
-        <w:t>—</w:t>
-        <w:tab/>
-      </w:r>
-      <w:r>
-        <w:rPr>
-          <w:rFonts w:ascii="Aptos" w:hAnsi="Aptos" w:cs="Aptos" w:eastAsia="Aptos"/>
-          <w:b w:val="0"/>
-          <w:i w:val="0"/>
-          <w:color w:val="2B2B2B"/>
-          <w:sz w:val="20"/>
-        </w:rPr>
-        <w:t>A permissão administrativa prevista na al. b) do n.º 1 do artigo 45.º do projeto de regime ficaria esvaziada de conteúdo quanto a uma parte substancial do território.</w:t>
-      </w:r>
-    </w:p>
-    <w:p>
-      <w:pPr>
-        <w:spacing w:before="0" w:after="80" w:line="293" w:lineRule="auto"/>
-        <w:ind w:left="351" w:hanging="351"/>
-        <w:jc w:val="both"/>
-      </w:pPr>
-      <w:r>
-        <w:rPr>
-          <w:rFonts w:ascii="Aptos" w:hAnsi="Aptos" w:cs="Aptos" w:eastAsia="Aptos"/>
-          <w:b w:val="0"/>
-          <w:i w:val="0"/>
-          <w:color w:val="7C8894"/>
-          <w:sz w:val="20"/>
-        </w:rPr>
-        <w:t>—</w:t>
-        <w:tab/>
-      </w:r>
-      <w:r>
-        <w:rPr>
-          <w:rFonts w:ascii="Aptos" w:hAnsi="Aptos" w:cs="Aptos" w:eastAsia="Aptos"/>
-          <w:b w:val="0"/>
-          <w:i w:val="0"/>
-          <w:color w:val="2B2B2B"/>
-          <w:sz w:val="20"/>
-        </w:rPr>
-        <w:t>A capacidade máxima declarada na mera comunicação prévia e os parâmetros do anexo I do Decreto-Lei n.º 276/2001 tornar-se-iam inúteis, por serem sempre precedidos de um teto fixado alhures.</w:t>
-      </w:r>
-    </w:p>
-    <w:p>
-      <w:pPr>
-        <w:spacing w:before="0" w:after="80" w:line="293" w:lineRule="auto"/>
-        <w:ind w:left="351" w:hanging="351"/>
-        <w:jc w:val="both"/>
-      </w:pPr>
-      <w:r>
-        <w:rPr>
-          <w:rFonts w:ascii="Aptos" w:hAnsi="Aptos" w:cs="Aptos" w:eastAsia="Aptos"/>
-          <w:b w:val="0"/>
-          <w:i w:val="0"/>
-          <w:color w:val="7C8894"/>
-          <w:sz w:val="20"/>
-        </w:rPr>
-        <w:t>—</w:t>
-        <w:tab/>
-      </w:r>
-      <w:r>
-        <w:rPr>
-          <w:rFonts w:ascii="Aptos" w:hAnsi="Aptos" w:cs="Aptos" w:eastAsia="Aptos"/>
-          <w:b w:val="0"/>
-          <w:i w:val="0"/>
-          <w:color w:val="2B2B2B"/>
-          <w:sz w:val="20"/>
-        </w:rPr>
-        <w:t>Um alojamento licenciado com capacidade para doze cães, aprovado pela autoridade competente ao abrigo do Decreto-Lei n.º 276/2001, estaria simultaneamente em infração ao Decreto-Lei n.º 314/2003. A antinomia seria permanente e insanável.</w:t>
-      </w:r>
-    </w:p>
-    <w:p>
-      <w:pPr>
-        <w:spacing w:before="0" w:after="140" w:line="293" w:lineRule="auto"/>
-        <w:jc w:val="both"/>
-      </w:pPr>
-      <w:r>
-        <w:rPr>
-          <w:rFonts w:ascii="Aptos" w:hAnsi="Aptos" w:cs="Aptos" w:eastAsia="Aptos"/>
-          <w:b w:val="0"/>
-          <w:i w:val="0"/>
-          <w:color w:val="2B2B2B"/>
-          <w:sz w:val="20"/>
-        </w:rPr>
-        <w:t>Presumindo o intérprete que o legislador consagrou as soluções mais acertadas e soube exprimir o seu pensamento em termos adequados, nos termos do artigo 9.º do Código Civil, deve ser afastada a interpretação que gera antinomia permanente entre dois diplomas que o próprio legislador articulou no mesmo dia.</w:t>
-      </w:r>
-    </w:p>
-    <w:p>
-      <w:pPr>
-        <w:keepNext/>
-        <w:spacing w:before="360" w:after="40" w:line="293" w:lineRule="auto"/>
-      </w:pPr>
-      <w:r>
-        <w:rPr>
-          <w:rFonts w:ascii="Aptos" w:hAnsi="Aptos" w:cs="Aptos" w:eastAsia="Aptos"/>
-          <w:b/>
-          <w:i w:val="0"/>
-          <w:color w:val="5C7891"/>
-          <w:sz w:val="27"/>
-        </w:rPr>
-        <w:t xml:space="preserve">10.  </w:t>
-      </w:r>
-      <w:r>
-        <w:rPr>
-          <w:rFonts w:ascii="Aptos" w:hAnsi="Aptos" w:cs="Aptos" w:eastAsia="Aptos"/>
-          <w:b/>
-          <w:i w:val="0"/>
-          <w:color w:val="35506B"/>
-          <w:sz w:val="27"/>
-        </w:rPr>
-        <w:t>O que o Decreto-Lei n.º 314/2003 efetivamente impõe a quem comercializa</w:t>
-      </w:r>
-    </w:p>
-    <w:p>
-      <w:pPr>
-        <w:keepNext/>
-        <w:pBdr>
-          <w:bottom w:val="single" w:sz="4" w:space="1" w:color="D7DEE5"/>
-        </w:pBdr>
-        <w:spacing w:before="0" w:after="160" w:line="40" w:lineRule="exact"/>
-      </w:pPr>
-    </w:p>
-    <w:p>
-      <w:pPr>
-        <w:spacing w:before="0" w:after="140" w:line="293" w:lineRule="auto"/>
-        <w:jc w:val="both"/>
-      </w:pPr>
-      <w:r>
-        <w:rPr>
-          <w:rFonts w:ascii="Aptos" w:hAnsi="Aptos" w:cs="Aptos" w:eastAsia="Aptos"/>
-          <w:b w:val="0"/>
-          <w:i w:val="0"/>
-          <w:color w:val="2B2B2B"/>
-          <w:sz w:val="20"/>
-        </w:rPr>
-        <w:t>A única disposição do diploma que intersecta estabelecimentos é o artigo 5.º, e refere-se a estabelecimentos destinados ao comércio. Não menciona criação nem reprodução, e o seu conteúdo esgota-se em documentação sanitária.</w:t>
+        <w:t>A doutrina que se debruçou sobre o artigo 3.º recusou que os seus limites valham fora do domínio sanitário, a propósito da tentativa de deles extrair uma limitação geral aos poderes do proprietário de fracção autónoma.</w:t>
       </w:r>
     </w:p>
     <w:tbl>
@@ -2978,7 +2626,23 @@
                 <w:color w:val="2B2B2B"/>
                 <w:sz w:val="19"/>
               </w:rPr>
-              <w:t>1 — Os cães e gatos que se encontrem em estabelecimentos destinados ao seu comércio devem estar acompanhados do respectivo boletim sanitário de cães e gatos, onde deve estar aposta a etiqueta autocolante comprovativa da identificação electrónica, quando aplicável, e ter asseguradas as acções de profilaxia médica e sanitária obrigatórias ou consideradas adequadas à saúde e idade dos animais pelo médico veterinário.</w:t>
+              <w:t>Seria no mínimo abusivo pretender retirar daqui uma limitação geral em termos de detenção de animais numa fracção autónoma, numa limitação matreira aos poderes conferidos pelo código civil aos proprietários.</w:t>
+            </w:r>
+          </w:p>
+          <w:p>
+            <w:pPr>
+              <w:spacing w:before="0" w:after="80" w:line="293" w:lineRule="auto"/>
+              <w:jc w:val="both"/>
+            </w:pPr>
+            <w:r>
+              <w:rPr>
+                <w:rFonts w:ascii="Aptos" w:hAnsi="Aptos" w:cs="Aptos" w:eastAsia="Aptos"/>
+                <w:b w:val="0"/>
+                <w:i/>
+                <w:color w:val="2B2B2B"/>
+                <w:sz w:val="19"/>
+              </w:rPr>
+              <w:t>A limitação prevista nesta norma vale para efeito de prevenção de zoonoses. […]</w:t>
             </w:r>
           </w:p>
           <w:p>
@@ -2994,7 +2658,7 @@
                 <w:color w:val="2B2B2B"/>
                 <w:sz w:val="19"/>
               </w:rPr>
-              <w:t>2 — Os cães com idade superior a 3 meses de idade devem possuir certificado das acções de profilaxia consideradas obrigatórias para a espécie.</w:t>
+              <w:t>O limite máximo aqui estabelecido releva para efeitos de luta e vigilância epidemiológica, indiciando riscos higío-sanitários, não pretende regular relações de vizinhança, nem tutelar direitos de personalidade dos outros conviventes no prédio.</w:t>
             </w:r>
           </w:p>
           <w:p>
@@ -3009,7 +2673,7 @@
                 <w:color w:val="7C8894"/>
                 <w:sz w:val="15"/>
               </w:rPr>
-              <w:t>Artigo 5.º do Decreto-Lei n.º 314/2003</w:t>
+              <w:t>Sandra Passinhas, «Os animais e o regime português da propriedade horizontal», Revista da Ordem dos Advogados, Ano 66, Vol. II, setembro de 2006</w:t>
             </w:r>
           </w:p>
         </w:tc>
@@ -3018,6 +2682,260 @@
     <w:p>
       <w:pPr>
         <w:spacing w:before="0" w:after="180" w:line="293" w:lineRule="auto"/>
+      </w:pPr>
+    </w:p>
+    <w:tbl>
+      <w:tblPr>
+        <w:tblW w:type="auto" w:w="0"/>
+        <w:jc w:val="center"/>
+        <w:tblBorders>
+          <w:top w:val="nil"/>
+          <w:left w:val="nil"/>
+          <w:bottom w:val="nil"/>
+          <w:right w:val="nil"/>
+          <w:insideH w:val="nil"/>
+          <w:insideV w:val="nil"/>
+        </w:tblBorders>
+        <w:tblLayout w:type="fixed"/>
+        <w:tblLook w:firstColumn="1" w:firstRow="1" w:lastColumn="0" w:lastRow="0" w:noHBand="0" w:noVBand="1" w:val="04A0"/>
+      </w:tblPr>
+      <w:tblGrid>
+        <w:gridCol w:w="9412"/>
+      </w:tblGrid>
+      <w:tr>
+        <w:trPr>
+          <w:cantSplit/>
+        </w:trPr>
+        <w:tc>
+          <w:tcPr>
+            <w:tcW w:type="dxa" w:w="9411"/>
+            <w:tcBorders>
+              <w:top w:val="nil"/>
+              <w:left w:val="single" w:sz="18" w:space="0" w:color="E0BEBA"/>
+              <w:bottom w:val="nil"/>
+              <w:right w:val="nil"/>
+            </w:tcBorders>
+            <w:shd w:val="clear" w:color="auto" w:fill="FAF2F1"/>
+            <w:tcMar>
+              <w:top w:w="130" w:type="dxa"/>
+              <w:bottom w:w="130" w:type="dxa"/>
+              <w:left w:w="200" w:type="dxa"/>
+              <w:right w:w="180" w:type="dxa"/>
+            </w:tcMar>
+          </w:tcPr>
+          <w:p>
+            <w:pPr>
+              <w:spacing w:before="0" w:after="0" w:line="293" w:lineRule="auto"/>
+              <w:jc w:val="both"/>
+            </w:pPr>
+            <w:r>
+              <w:rPr>
+                <w:rFonts w:ascii="Aptos" w:hAnsi="Aptos" w:cs="Aptos" w:eastAsia="Aptos"/>
+                <w:b w:val="0"/>
+                <w:i w:val="0"/>
+                <w:color w:val="2B2B2B"/>
+                <w:sz w:val="19"/>
+              </w:rPr>
+              <w:t xml:space="preserve">Registe-se que esta posição doutrinária </w:t>
+            </w:r>
+            <w:r>
+              <w:rPr>
+                <w:rFonts w:ascii="Aptos" w:hAnsi="Aptos" w:cs="Aptos" w:eastAsia="Aptos"/>
+                <w:b/>
+                <w:i w:val="0"/>
+                <w:color w:val="2B2B2B"/>
+                <w:sz w:val="19"/>
+              </w:rPr>
+              <w:t>não foi acolhida</w:t>
+            </w:r>
+            <w:r>
+              <w:rPr>
+                <w:rFonts w:ascii="Aptos" w:hAnsi="Aptos" w:cs="Aptos" w:eastAsia="Aptos"/>
+                <w:b w:val="0"/>
+                <w:i w:val="0"/>
+                <w:color w:val="2B2B2B"/>
+                <w:sz w:val="19"/>
+              </w:rPr>
+              <w:t xml:space="preserve"> pelo acórdão do Tribunal da Relação de Guimarães referido em 2.6, que mobilizou o artigo 3.º precisamente como regra de vizinhança. A doutrina é, neste ponto, elemento de peso mas não pacífico.</w:t>
+            </w:r>
+          </w:p>
+        </w:tc>
+      </w:tr>
+    </w:tbl>
+    <w:p>
+      <w:pPr>
+        <w:spacing w:before="0" w:after="180" w:line="293" w:lineRule="auto"/>
+      </w:pPr>
+    </w:p>
+    <w:p>
+      <w:pPr>
+        <w:keepNext/>
+        <w:spacing w:before="200" w:after="60" w:line="293" w:lineRule="auto"/>
+      </w:pPr>
+      <w:r>
+        <w:rPr>
+          <w:rFonts w:ascii="Aptos" w:hAnsi="Aptos" w:cs="Aptos" w:eastAsia="Aptos"/>
+          <w:b/>
+          <w:i w:val="0"/>
+          <w:color w:val="5C7891"/>
+          <w:sz w:val="19"/>
+        </w:rPr>
+        <w:t>3.8  A prática administrativa não cruza os dois planos</w:t>
+      </w:r>
+    </w:p>
+    <w:p>
+      <w:pPr>
+        <w:spacing w:before="0" w:after="140" w:line="293" w:lineRule="auto"/>
+        <w:jc w:val="both"/>
+      </w:pPr>
+      <w:r>
+        <w:rPr>
+          <w:rFonts w:ascii="Aptos" w:hAnsi="Aptos" w:cs="Aptos" w:eastAsia="Aptos"/>
+          <w:b w:val="0"/>
+          <w:i w:val="0"/>
+          <w:color w:val="2B2B2B"/>
+          <w:sz w:val="20"/>
+        </w:rPr>
+        <w:t>A prática seguida pelas autoridades competentes é convergente e verificável em fontes públicas atuais.</w:t>
+      </w:r>
+    </w:p>
+    <w:p>
+      <w:pPr>
+        <w:spacing w:before="0" w:after="80" w:line="293" w:lineRule="auto"/>
+        <w:ind w:left="351" w:hanging="351"/>
+        <w:jc w:val="both"/>
+      </w:pPr>
+      <w:r>
+        <w:rPr>
+          <w:rFonts w:ascii="Aptos" w:hAnsi="Aptos" w:cs="Aptos" w:eastAsia="Aptos"/>
+          <w:b w:val="0"/>
+          <w:i w:val="0"/>
+          <w:color w:val="7C8894"/>
+          <w:sz w:val="20"/>
+        </w:rPr>
+        <w:t>—</w:t>
+        <w:tab/>
+      </w:r>
+      <w:r>
+        <w:rPr>
+          <w:rFonts w:ascii="Aptos" w:hAnsi="Aptos" w:cs="Aptos" w:eastAsia="Aptos"/>
+          <w:b w:val="0"/>
+          <w:i w:val="0"/>
+          <w:color w:val="2B2B2B"/>
+          <w:sz w:val="20"/>
+        </w:rPr>
+        <w:t xml:space="preserve">As perguntas frequentes da DGAV para alojamentos de criação, na versão de julho de 2025, descrevem o título de acesso, os documentos exigidos e os requisitos das instalações por remissão para o Decreto-Lei n.º 276/2001, e </w:t>
+      </w:r>
+      <w:r>
+        <w:rPr>
+          <w:rFonts w:ascii="Aptos" w:hAnsi="Aptos" w:cs="Aptos" w:eastAsia="Aptos"/>
+          <w:b/>
+          <w:i w:val="0"/>
+          <w:color w:val="2B2B2B"/>
+          <w:sz w:val="20"/>
+        </w:rPr>
+        <w:t>não invocam em momento algum o Decreto-Lei n.º 314/2003, os limites por fogo ou a classificação do prédio</w:t>
+      </w:r>
+      <w:r>
+        <w:rPr>
+          <w:rFonts w:ascii="Aptos" w:hAnsi="Aptos" w:cs="Aptos" w:eastAsia="Aptos"/>
+          <w:b w:val="0"/>
+          <w:i w:val="0"/>
+          <w:color w:val="2B2B2B"/>
+          <w:sz w:val="20"/>
+        </w:rPr>
+        <w:t>.</w:t>
+      </w:r>
+    </w:p>
+    <w:p>
+      <w:pPr>
+        <w:spacing w:before="0" w:after="80" w:line="293" w:lineRule="auto"/>
+        <w:ind w:left="351" w:hanging="351"/>
+        <w:jc w:val="both"/>
+      </w:pPr>
+      <w:r>
+        <w:rPr>
+          <w:rFonts w:ascii="Aptos" w:hAnsi="Aptos" w:cs="Aptos" w:eastAsia="Aptos"/>
+          <w:b w:val="0"/>
+          <w:i w:val="0"/>
+          <w:color w:val="7C8894"/>
+          <w:sz w:val="20"/>
+        </w:rPr>
+        <w:t>—</w:t>
+        <w:tab/>
+      </w:r>
+      <w:r>
+        <w:rPr>
+          <w:rFonts w:ascii="Aptos" w:hAnsi="Aptos" w:cs="Aptos" w:eastAsia="Aptos"/>
+          <w:b w:val="0"/>
+          <w:i w:val="0"/>
+          <w:color w:val="2B2B2B"/>
+          <w:sz w:val="20"/>
+        </w:rPr>
+        <w:t>O serviço municipal de «autorização de alojamento de animais em n.º superior ao previsto na lei» dirige-se a detentores em prédios urbanos e distingue-o expressamente das situações de alojamento de animais, com ou sem fins comerciais, sujeitas a título próprio.</w:t>
+      </w:r>
+    </w:p>
+    <w:p>
+      <w:pPr>
+        <w:spacing w:before="0" w:after="80" w:line="293" w:lineRule="auto"/>
+        <w:ind w:left="351" w:hanging="351"/>
+        <w:jc w:val="both"/>
+      </w:pPr>
+      <w:r>
+        <w:rPr>
+          <w:rFonts w:ascii="Aptos" w:hAnsi="Aptos" w:cs="Aptos" w:eastAsia="Aptos"/>
+          <w:b w:val="0"/>
+          <w:i w:val="0"/>
+          <w:color w:val="7C8894"/>
+          <w:sz w:val="20"/>
+        </w:rPr>
+        <w:t>—</w:t>
+        <w:tab/>
+      </w:r>
+      <w:r>
+        <w:rPr>
+          <w:rFonts w:ascii="Aptos" w:hAnsi="Aptos" w:cs="Aptos" w:eastAsia="Aptos"/>
+          <w:b w:val="0"/>
+          <w:i w:val="0"/>
+          <w:color w:val="2B2B2B"/>
+          <w:sz w:val="20"/>
+        </w:rPr>
+        <w:t>Os regulamentos municipais recentes reproduzem o artigo 3.º e acrescentam-lhe apenas o procedimento de vistoria e a taxa devida, sem o ligarem ao licenciamento de alojamentos — assim, o artigo 13.º do Regulamento n.º 181/2025, de 31 de janeiro, do Município do Cartaxo.</w:t>
+      </w:r>
+    </w:p>
+    <w:p>
+      <w:pPr>
+        <w:keepNext/>
+        <w:spacing w:before="360" w:after="40" w:line="293" w:lineRule="auto"/>
+      </w:pPr>
+      <w:r>
+        <w:rPr>
+          <w:rFonts w:ascii="Aptos" w:hAnsi="Aptos" w:cs="Aptos" w:eastAsia="Aptos"/>
+          <w:b/>
+          <w:i w:val="0"/>
+          <w:color w:val="5C7891"/>
+          <w:sz w:val="27"/>
+        </w:rPr>
+        <w:t xml:space="preserve">4.  </w:t>
+      </w:r>
+      <w:r>
+        <w:rPr>
+          <w:rFonts w:ascii="Aptos" w:hAnsi="Aptos" w:cs="Aptos" w:eastAsia="Aptos"/>
+          <w:b/>
+          <w:i w:val="0"/>
+          <w:color w:val="35506B"/>
+          <w:sz w:val="27"/>
+        </w:rPr>
+        <w:t>Ponderação</w:t>
+      </w:r>
+    </w:p>
+    <w:p>
+      <w:pPr>
+        <w:keepNext/>
+        <w:pBdr>
+          <w:bottom w:val="single" w:sz="4" w:space="1" w:color="D7DEE5"/>
+        </w:pBdr>
+        <w:spacing w:before="0" w:after="160" w:line="40" w:lineRule="exact"/>
       </w:pPr>
     </w:p>
     <w:p>
@@ -3033,901 +2951,24 @@
           <w:color w:val="2B2B2B"/>
           <w:sz w:val="20"/>
         </w:rPr>
-        <w:t>Estas obrigações são cumulativas com as do Decreto-Lei n.º 276/2001 e serão absorvidas pelo regime de rastreabilidade do Capítulo III do Regulamento. Não têm qualquer incidência sobre a capacidade do estabelecimento nem sobre o título de acesso.</w:t>
+        <w:t>Os elementos do ponto 2 provam que os dois diplomas se tocam: partilham o conceito de detentor, partilham o vocábulo alojamento, e o artigo 3.º é efetivamente aplicado a quem detém muitos animais numa habitação, incluindo quando a situação é materialmente um canil. Não provam, porém, aquilo que seria necessário para a tese da sobreposição: que os números do artigo 3.º operem como limite de lotação de um estabelecimento titulado.</w:t>
       </w:r>
     </w:p>
     <w:p>
       <w:pPr>
-        <w:keepNext/>
-        <w:spacing w:before="360" w:after="40" w:line="293" w:lineRule="auto"/>
+        <w:spacing w:before="0" w:after="140" w:line="293" w:lineRule="auto"/>
+        <w:jc w:val="both"/>
       </w:pPr>
       <w:r>
         <w:rPr>
           <w:rFonts w:ascii="Aptos" w:hAnsi="Aptos" w:cs="Aptos" w:eastAsia="Aptos"/>
-          <w:b/>
+          <w:b w:val="0"/>
           <w:i w:val="0"/>
-          <w:color w:val="5C7891"/>
-          <w:sz w:val="27"/>
+          <w:color w:val="2B2B2B"/>
+          <w:sz w:val="20"/>
         </w:rPr>
-        <w:t xml:space="preserve">11.  </w:t>
+        <w:t>Os elementos do ponto 3 provam que o artigo 3.º não foi construído como norma de acesso a atividade: não tipifica o exercício sem título, não fixa lotação de estabelecimento, é executado por autoridades diferentes e convive com um regime de capacidade completo no diploma dos alojamentos. Não provam, porém, que o artigo 3.º deixe de se aplicar a quem cria.</w:t>
       </w:r>
-      <w:r>
-        <w:rPr>
-          <w:rFonts w:ascii="Aptos" w:hAnsi="Aptos" w:cs="Aptos" w:eastAsia="Aptos"/>
-          <w:b/>
-          <w:i w:val="0"/>
-          <w:color w:val="35506B"/>
-          <w:sz w:val="27"/>
-        </w:rPr>
-        <w:t>Síntese</w:t>
-      </w:r>
-    </w:p>
-    <w:p>
-      <w:pPr>
-        <w:keepNext/>
-        <w:pBdr>
-          <w:bottom w:val="single" w:sz="4" w:space="1" w:color="D7DEE5"/>
-        </w:pBdr>
-        <w:spacing w:before="0" w:after="160" w:line="40" w:lineRule="exact"/>
-      </w:pPr>
-    </w:p>
-    <w:tbl>
-      <w:tblPr>
-        <w:tblW w:type="auto" w:w="0"/>
-        <w:jc w:val="center"/>
-        <w:tblBorders>
-          <w:top w:val="nil"/>
-          <w:left w:val="nil"/>
-          <w:bottom w:val="nil"/>
-          <w:right w:val="nil"/>
-          <w:insideH w:val="nil"/>
-          <w:insideV w:val="nil"/>
-        </w:tblBorders>
-        <w:tblLayout w:type="fixed"/>
-        <w:tblLook w:firstColumn="1" w:firstRow="1" w:lastColumn="0" w:lastRow="0" w:noHBand="0" w:noVBand="1" w:val="04A0"/>
-      </w:tblPr>
-      <w:tblGrid>
-        <w:gridCol w:w="3137"/>
-        <w:gridCol w:w="3137"/>
-        <w:gridCol w:w="3137"/>
-      </w:tblGrid>
-      <w:tr>
-        <w:trPr>
-          <w:cantSplit/>
-          <w:tblHeader/>
-        </w:trPr>
-        <w:tc>
-          <w:tcPr>
-            <w:tcW w:type="dxa" w:w="1871"/>
-            <w:tcBorders>
-              <w:top w:val="nil"/>
-              <w:left w:val="nil"/>
-              <w:bottom w:val="single" w:sz="8" w:space="0" w:color="A9C2D8"/>
-              <w:right w:val="nil"/>
-            </w:tcBorders>
-            <w:shd w:val="clear" w:color="auto" w:fill="E9EFF4"/>
-            <w:tcMar>
-              <w:top w:w="90" w:type="dxa"/>
-              <w:bottom w:w="90" w:type="dxa"/>
-              <w:left w:w="120" w:type="dxa"/>
-              <w:right w:w="120" w:type="dxa"/>
-            </w:tcMar>
-          </w:tcPr>
-          <w:p>
-            <w:pPr>
-              <w:spacing w:before="0" w:after="0" w:line="293" w:lineRule="auto"/>
-            </w:pPr>
-            <w:r>
-              <w:rPr>
-                <w:rFonts w:ascii="Aptos" w:hAnsi="Aptos" w:cs="Aptos" w:eastAsia="Aptos"/>
-                <w:b/>
-                <w:i w:val="0"/>
-                <w:color w:val="35506B"/>
-                <w:sz w:val="17"/>
-              </w:rPr>
-            </w:r>
-          </w:p>
-        </w:tc>
-        <w:tc>
-          <w:tcPr>
-            <w:tcW w:type="dxa" w:w="3742"/>
-            <w:tcBorders>
-              <w:top w:val="nil"/>
-              <w:left w:val="nil"/>
-              <w:bottom w:val="single" w:sz="8" w:space="0" w:color="A9C2D8"/>
-              <w:right w:val="nil"/>
-            </w:tcBorders>
-            <w:shd w:val="clear" w:color="auto" w:fill="E9EFF4"/>
-            <w:tcMar>
-              <w:top w:w="90" w:type="dxa"/>
-              <w:bottom w:w="90" w:type="dxa"/>
-              <w:left w:w="120" w:type="dxa"/>
-              <w:right w:w="120" w:type="dxa"/>
-            </w:tcMar>
-          </w:tcPr>
-          <w:p>
-            <w:pPr>
-              <w:spacing w:before="0" w:after="0" w:line="293" w:lineRule="auto"/>
-            </w:pPr>
-            <w:r>
-              <w:rPr>
-                <w:rFonts w:ascii="Aptos" w:hAnsi="Aptos" w:cs="Aptos" w:eastAsia="Aptos"/>
-                <w:b/>
-                <w:i w:val="0"/>
-                <w:color w:val="35506B"/>
-                <w:sz w:val="17"/>
-              </w:rPr>
-              <w:t>Decreto-Lei n.º 314/2003</w:t>
-            </w:r>
-          </w:p>
-        </w:tc>
-        <w:tc>
-          <w:tcPr>
-            <w:tcW w:type="dxa" w:w="3798"/>
-            <w:tcBorders>
-              <w:top w:val="nil"/>
-              <w:left w:val="nil"/>
-              <w:bottom w:val="single" w:sz="8" w:space="0" w:color="A9C2D8"/>
-              <w:right w:val="nil"/>
-            </w:tcBorders>
-            <w:shd w:val="clear" w:color="auto" w:fill="E9EFF4"/>
-            <w:tcMar>
-              <w:top w:w="90" w:type="dxa"/>
-              <w:bottom w:w="90" w:type="dxa"/>
-              <w:left w:w="120" w:type="dxa"/>
-              <w:right w:w="120" w:type="dxa"/>
-            </w:tcMar>
-          </w:tcPr>
-          <w:p>
-            <w:pPr>
-              <w:spacing w:before="0" w:after="0" w:line="293" w:lineRule="auto"/>
-            </w:pPr>
-            <w:r>
-              <w:rPr>
-                <w:rFonts w:ascii="Aptos" w:hAnsi="Aptos" w:cs="Aptos" w:eastAsia="Aptos"/>
-                <w:b/>
-                <w:i w:val="0"/>
-                <w:color w:val="35506B"/>
-                <w:sz w:val="17"/>
-              </w:rPr>
-              <w:t>Decreto-Lei n.º 276/2001</w:t>
-            </w:r>
-          </w:p>
-        </w:tc>
-      </w:tr>
-      <w:tr>
-        <w:trPr>
-          <w:cantSplit/>
-        </w:trPr>
-        <w:tc>
-          <w:tcPr>
-            <w:tcW w:type="dxa" w:w="1871"/>
-            <w:tcBorders>
-              <w:top w:val="nil"/>
-              <w:left w:val="nil"/>
-              <w:bottom w:val="single" w:sz="4" w:space="0" w:color="D7DEE5"/>
-              <w:right w:val="nil"/>
-            </w:tcBorders>
-            <w:shd w:val="clear" w:color="auto" w:fill="F8FAFC"/>
-            <w:tcMar>
-              <w:top w:w="85" w:type="dxa"/>
-              <w:bottom w:w="85" w:type="dxa"/>
-              <w:left w:w="120" w:type="dxa"/>
-              <w:right w:w="120" w:type="dxa"/>
-            </w:tcMar>
-          </w:tcPr>
-          <w:p>
-            <w:pPr>
-              <w:spacing w:before="0" w:after="0" w:line="274" w:lineRule="auto"/>
-            </w:pPr>
-            <w:r>
-              <w:rPr>
-                <w:rFonts w:ascii="Aptos" w:hAnsi="Aptos" w:cs="Aptos" w:eastAsia="Aptos"/>
-                <w:b w:val="0"/>
-                <w:i w:val="0"/>
-                <w:color w:val="2B2B2B"/>
-                <w:sz w:val="17"/>
-              </w:rPr>
-              <w:t>Objeto</w:t>
-            </w:r>
-          </w:p>
-        </w:tc>
-        <w:tc>
-          <w:tcPr>
-            <w:tcW w:type="dxa" w:w="3742"/>
-            <w:tcBorders>
-              <w:top w:val="nil"/>
-              <w:left w:val="nil"/>
-              <w:bottom w:val="single" w:sz="4" w:space="0" w:color="D7DEE5"/>
-              <w:right w:val="nil"/>
-            </w:tcBorders>
-            <w:shd w:val="clear" w:color="auto" w:fill="F8FAFC"/>
-            <w:tcMar>
-              <w:top w:w="85" w:type="dxa"/>
-              <w:bottom w:w="85" w:type="dxa"/>
-              <w:left w:w="120" w:type="dxa"/>
-              <w:right w:w="120" w:type="dxa"/>
-            </w:tcMar>
-          </w:tcPr>
-          <w:p>
-            <w:pPr>
-              <w:spacing w:before="0" w:after="0" w:line="274" w:lineRule="auto"/>
-            </w:pPr>
-            <w:r>
-              <w:rPr>
-                <w:rFonts w:ascii="Aptos" w:hAnsi="Aptos" w:cs="Aptos" w:eastAsia="Aptos"/>
-                <w:b w:val="0"/>
-                <w:i w:val="0"/>
-                <w:color w:val="2B2B2B"/>
-                <w:sz w:val="17"/>
-              </w:rPr>
-              <w:t>Luta e vigilância epidemiológica da raiva e outras zoonoses; posse e detenção</w:t>
-            </w:r>
-          </w:p>
-        </w:tc>
-        <w:tc>
-          <w:tcPr>
-            <w:tcW w:type="dxa" w:w="3798"/>
-            <w:tcBorders>
-              <w:top w:val="nil"/>
-              <w:left w:val="nil"/>
-              <w:bottom w:val="single" w:sz="4" w:space="0" w:color="D7DEE5"/>
-              <w:right w:val="nil"/>
-            </w:tcBorders>
-            <w:shd w:val="clear" w:color="auto" w:fill="F8FAFC"/>
-            <w:tcMar>
-              <w:top w:w="85" w:type="dxa"/>
-              <w:bottom w:w="85" w:type="dxa"/>
-              <w:left w:w="120" w:type="dxa"/>
-              <w:right w:w="120" w:type="dxa"/>
-            </w:tcMar>
-          </w:tcPr>
-          <w:p>
-            <w:pPr>
-              <w:spacing w:before="0" w:after="0" w:line="274" w:lineRule="auto"/>
-            </w:pPr>
-            <w:r>
-              <w:rPr>
-                <w:rFonts w:ascii="Aptos" w:hAnsi="Aptos" w:cs="Aptos" w:eastAsia="Aptos"/>
-                <w:b w:val="0"/>
-                <w:i w:val="0"/>
-                <w:color w:val="2B2B2B"/>
-                <w:sz w:val="17"/>
-              </w:rPr>
-              <w:t>Exercício da atividade de exploração de alojamentos e de venda</w:t>
-            </w:r>
-          </w:p>
-        </w:tc>
-      </w:tr>
-      <w:tr>
-        <w:trPr>
-          <w:cantSplit/>
-        </w:trPr>
-        <w:tc>
-          <w:tcPr>
-            <w:tcW w:type="dxa" w:w="1871"/>
-            <w:tcBorders>
-              <w:top w:val="nil"/>
-              <w:left w:val="nil"/>
-              <w:bottom w:val="single" w:sz="4" w:space="0" w:color="D7DEE5"/>
-              <w:right w:val="nil"/>
-            </w:tcBorders>
-            <w:shd w:val="clear" w:color="auto" w:fill="FFFFFF"/>
-            <w:tcMar>
-              <w:top w:w="85" w:type="dxa"/>
-              <w:bottom w:w="85" w:type="dxa"/>
-              <w:left w:w="120" w:type="dxa"/>
-              <w:right w:w="120" w:type="dxa"/>
-            </w:tcMar>
-          </w:tcPr>
-          <w:p>
-            <w:pPr>
-              <w:spacing w:before="0" w:after="0" w:line="274" w:lineRule="auto"/>
-            </w:pPr>
-            <w:r>
-              <w:rPr>
-                <w:rFonts w:ascii="Aptos" w:hAnsi="Aptos" w:cs="Aptos" w:eastAsia="Aptos"/>
-                <w:b w:val="0"/>
-                <w:i w:val="0"/>
-                <w:color w:val="2B2B2B"/>
-                <w:sz w:val="17"/>
-              </w:rPr>
-              <w:t>Destinatário</w:t>
-            </w:r>
-          </w:p>
-        </w:tc>
-        <w:tc>
-          <w:tcPr>
-            <w:tcW w:type="dxa" w:w="3742"/>
-            <w:tcBorders>
-              <w:top w:val="nil"/>
-              <w:left w:val="nil"/>
-              <w:bottom w:val="single" w:sz="4" w:space="0" w:color="D7DEE5"/>
-              <w:right w:val="nil"/>
-            </w:tcBorders>
-            <w:shd w:val="clear" w:color="auto" w:fill="FFFFFF"/>
-            <w:tcMar>
-              <w:top w:w="85" w:type="dxa"/>
-              <w:bottom w:w="85" w:type="dxa"/>
-              <w:left w:w="120" w:type="dxa"/>
-              <w:right w:w="120" w:type="dxa"/>
-            </w:tcMar>
-          </w:tcPr>
-          <w:p>
-            <w:pPr>
-              <w:spacing w:before="0" w:after="0" w:line="274" w:lineRule="auto"/>
-            </w:pPr>
-            <w:r>
-              <w:rPr>
-                <w:rFonts w:ascii="Aptos" w:hAnsi="Aptos" w:cs="Aptos" w:eastAsia="Aptos"/>
-                <w:b w:val="0"/>
-                <w:i w:val="0"/>
-                <w:color w:val="2B2B2B"/>
-                <w:sz w:val="17"/>
-              </w:rPr>
-              <w:t>Detentor</w:t>
-            </w:r>
-          </w:p>
-        </w:tc>
-        <w:tc>
-          <w:tcPr>
-            <w:tcW w:type="dxa" w:w="3798"/>
-            <w:tcBorders>
-              <w:top w:val="nil"/>
-              <w:left w:val="nil"/>
-              <w:bottom w:val="single" w:sz="4" w:space="0" w:color="D7DEE5"/>
-              <w:right w:val="nil"/>
-            </w:tcBorders>
-            <w:shd w:val="clear" w:color="auto" w:fill="FFFFFF"/>
-            <w:tcMar>
-              <w:top w:w="85" w:type="dxa"/>
-              <w:bottom w:w="85" w:type="dxa"/>
-              <w:left w:w="120" w:type="dxa"/>
-              <w:right w:w="120" w:type="dxa"/>
-            </w:tcMar>
-          </w:tcPr>
-          <w:p>
-            <w:pPr>
-              <w:spacing w:before="0" w:after="0" w:line="274" w:lineRule="auto"/>
-            </w:pPr>
-            <w:r>
-              <w:rPr>
-                <w:rFonts w:ascii="Aptos" w:hAnsi="Aptos" w:cs="Aptos" w:eastAsia="Aptos"/>
-                <w:b w:val="0"/>
-                <w:i w:val="0"/>
-                <w:color w:val="2B2B2B"/>
-                <w:sz w:val="17"/>
-              </w:rPr>
-              <w:t>Titular da exploração</w:t>
-            </w:r>
-          </w:p>
-        </w:tc>
-      </w:tr>
-      <w:tr>
-        <w:trPr>
-          <w:cantSplit/>
-        </w:trPr>
-        <w:tc>
-          <w:tcPr>
-            <w:tcW w:type="dxa" w:w="1871"/>
-            <w:tcBorders>
-              <w:top w:val="nil"/>
-              <w:left w:val="nil"/>
-              <w:bottom w:val="single" w:sz="4" w:space="0" w:color="D7DEE5"/>
-              <w:right w:val="nil"/>
-            </w:tcBorders>
-            <w:shd w:val="clear" w:color="auto" w:fill="F8FAFC"/>
-            <w:tcMar>
-              <w:top w:w="85" w:type="dxa"/>
-              <w:bottom w:w="85" w:type="dxa"/>
-              <w:left w:w="120" w:type="dxa"/>
-              <w:right w:w="120" w:type="dxa"/>
-            </w:tcMar>
-          </w:tcPr>
-          <w:p>
-            <w:pPr>
-              <w:spacing w:before="0" w:after="0" w:line="274" w:lineRule="auto"/>
-            </w:pPr>
-            <w:r>
-              <w:rPr>
-                <w:rFonts w:ascii="Aptos" w:hAnsi="Aptos" w:cs="Aptos" w:eastAsia="Aptos"/>
-                <w:b w:val="0"/>
-                <w:i w:val="0"/>
-                <w:color w:val="2B2B2B"/>
-                <w:sz w:val="17"/>
-              </w:rPr>
-              <w:t>Unidade de referência</w:t>
-            </w:r>
-          </w:p>
-        </w:tc>
-        <w:tc>
-          <w:tcPr>
-            <w:tcW w:type="dxa" w:w="3742"/>
-            <w:tcBorders>
-              <w:top w:val="nil"/>
-              <w:left w:val="nil"/>
-              <w:bottom w:val="single" w:sz="4" w:space="0" w:color="D7DEE5"/>
-              <w:right w:val="nil"/>
-            </w:tcBorders>
-            <w:shd w:val="clear" w:color="auto" w:fill="F8FAFC"/>
-            <w:tcMar>
-              <w:top w:w="85" w:type="dxa"/>
-              <w:bottom w:w="85" w:type="dxa"/>
-              <w:left w:w="120" w:type="dxa"/>
-              <w:right w:w="120" w:type="dxa"/>
-            </w:tcMar>
-          </w:tcPr>
-          <w:p>
-            <w:pPr>
-              <w:spacing w:before="0" w:after="0" w:line="274" w:lineRule="auto"/>
-            </w:pPr>
-            <w:r>
-              <w:rPr>
-                <w:rFonts w:ascii="Aptos" w:hAnsi="Aptos" w:cs="Aptos" w:eastAsia="Aptos"/>
-                <w:b w:val="0"/>
-                <w:i w:val="0"/>
-                <w:color w:val="2B2B2B"/>
-                <w:sz w:val="17"/>
-              </w:rPr>
-              <w:t>Fogo; prédio urbano, rústico ou misto</w:t>
-            </w:r>
-          </w:p>
-        </w:tc>
-        <w:tc>
-          <w:tcPr>
-            <w:tcW w:type="dxa" w:w="3798"/>
-            <w:tcBorders>
-              <w:top w:val="nil"/>
-              <w:left w:val="nil"/>
-              <w:bottom w:val="single" w:sz="4" w:space="0" w:color="D7DEE5"/>
-              <w:right w:val="nil"/>
-            </w:tcBorders>
-            <w:shd w:val="clear" w:color="auto" w:fill="F8FAFC"/>
-            <w:tcMar>
-              <w:top w:w="85" w:type="dxa"/>
-              <w:bottom w:w="85" w:type="dxa"/>
-              <w:left w:w="120" w:type="dxa"/>
-              <w:right w:w="120" w:type="dxa"/>
-            </w:tcMar>
-          </w:tcPr>
-          <w:p>
-            <w:pPr>
-              <w:spacing w:before="0" w:after="0" w:line="274" w:lineRule="auto"/>
-            </w:pPr>
-            <w:r>
-              <w:rPr>
-                <w:rFonts w:ascii="Aptos" w:hAnsi="Aptos" w:cs="Aptos" w:eastAsia="Aptos"/>
-                <w:b w:val="0"/>
-                <w:i w:val="0"/>
-                <w:color w:val="2B2B2B"/>
-                <w:sz w:val="17"/>
-              </w:rPr>
-              <w:t>Alojamento</w:t>
-            </w:r>
-          </w:p>
-        </w:tc>
-      </w:tr>
-      <w:tr>
-        <w:trPr>
-          <w:cantSplit/>
-        </w:trPr>
-        <w:tc>
-          <w:tcPr>
-            <w:tcW w:type="dxa" w:w="1871"/>
-            <w:tcBorders>
-              <w:top w:val="nil"/>
-              <w:left w:val="nil"/>
-              <w:bottom w:val="single" w:sz="4" w:space="0" w:color="D7DEE5"/>
-              <w:right w:val="nil"/>
-            </w:tcBorders>
-            <w:shd w:val="clear" w:color="auto" w:fill="FFFFFF"/>
-            <w:tcMar>
-              <w:top w:w="85" w:type="dxa"/>
-              <w:bottom w:w="85" w:type="dxa"/>
-              <w:left w:w="120" w:type="dxa"/>
-              <w:right w:w="120" w:type="dxa"/>
-            </w:tcMar>
-          </w:tcPr>
-          <w:p>
-            <w:pPr>
-              <w:spacing w:before="0" w:after="0" w:line="274" w:lineRule="auto"/>
-            </w:pPr>
-            <w:r>
-              <w:rPr>
-                <w:rFonts w:ascii="Aptos" w:hAnsi="Aptos" w:cs="Aptos" w:eastAsia="Aptos"/>
-                <w:b w:val="0"/>
-                <w:i w:val="0"/>
-                <w:color w:val="2B2B2B"/>
-                <w:sz w:val="17"/>
-              </w:rPr>
-              <w:t>Facto gerador</w:t>
-            </w:r>
-          </w:p>
-        </w:tc>
-        <w:tc>
-          <w:tcPr>
-            <w:tcW w:type="dxa" w:w="3742"/>
-            <w:tcBorders>
-              <w:top w:val="nil"/>
-              <w:left w:val="nil"/>
-              <w:bottom w:val="single" w:sz="4" w:space="0" w:color="D7DEE5"/>
-              <w:right w:val="nil"/>
-            </w:tcBorders>
-            <w:shd w:val="clear" w:color="auto" w:fill="FFFFFF"/>
-            <w:tcMar>
-              <w:top w:w="85" w:type="dxa"/>
-              <w:bottom w:w="85" w:type="dxa"/>
-              <w:left w:w="120" w:type="dxa"/>
-              <w:right w:w="120" w:type="dxa"/>
-            </w:tcMar>
-          </w:tcPr>
-          <w:p>
-            <w:pPr>
-              <w:spacing w:before="0" w:after="0" w:line="274" w:lineRule="auto"/>
-            </w:pPr>
-            <w:r>
-              <w:rPr>
-                <w:rFonts w:ascii="Aptos" w:hAnsi="Aptos" w:cs="Aptos" w:eastAsia="Aptos"/>
-                <w:b w:val="0"/>
-                <w:i w:val="0"/>
-                <w:color w:val="2B2B2B"/>
-                <w:sz w:val="17"/>
-              </w:rPr>
-              <w:t>Número de animais adultos no fogo</w:t>
-            </w:r>
-          </w:p>
-        </w:tc>
-        <w:tc>
-          <w:tcPr>
-            <w:tcW w:type="dxa" w:w="3798"/>
-            <w:tcBorders>
-              <w:top w:val="nil"/>
-              <w:left w:val="nil"/>
-              <w:bottom w:val="single" w:sz="4" w:space="0" w:color="D7DEE5"/>
-              <w:right w:val="nil"/>
-            </w:tcBorders>
-            <w:shd w:val="clear" w:color="auto" w:fill="FFFFFF"/>
-            <w:tcMar>
-              <w:top w:w="85" w:type="dxa"/>
-              <w:bottom w:w="85" w:type="dxa"/>
-              <w:left w:w="120" w:type="dxa"/>
-              <w:right w:w="120" w:type="dxa"/>
-            </w:tcMar>
-          </w:tcPr>
-          <w:p>
-            <w:pPr>
-              <w:spacing w:before="0" w:after="0" w:line="274" w:lineRule="auto"/>
-            </w:pPr>
-            <w:r>
-              <w:rPr>
-                <w:rFonts w:ascii="Aptos" w:hAnsi="Aptos" w:cs="Aptos" w:eastAsia="Aptos"/>
-                <w:b w:val="0"/>
-                <w:i w:val="0"/>
-                <w:color w:val="2B2B2B"/>
-                <w:sz w:val="17"/>
-              </w:rPr>
-              <w:t>Exercício da atividade; uma fêmea reprodutora basta</w:t>
-            </w:r>
-          </w:p>
-        </w:tc>
-      </w:tr>
-      <w:tr>
-        <w:trPr>
-          <w:cantSplit/>
-        </w:trPr>
-        <w:tc>
-          <w:tcPr>
-            <w:tcW w:type="dxa" w:w="1871"/>
-            <w:tcBorders>
-              <w:top w:val="nil"/>
-              <w:left w:val="nil"/>
-              <w:bottom w:val="single" w:sz="4" w:space="0" w:color="D7DEE5"/>
-              <w:right w:val="nil"/>
-            </w:tcBorders>
-            <w:shd w:val="clear" w:color="auto" w:fill="F8FAFC"/>
-            <w:tcMar>
-              <w:top w:w="85" w:type="dxa"/>
-              <w:bottom w:w="85" w:type="dxa"/>
-              <w:left w:w="120" w:type="dxa"/>
-              <w:right w:w="120" w:type="dxa"/>
-            </w:tcMar>
-          </w:tcPr>
-          <w:p>
-            <w:pPr>
-              <w:spacing w:before="0" w:after="0" w:line="274" w:lineRule="auto"/>
-            </w:pPr>
-            <w:r>
-              <w:rPr>
-                <w:rFonts w:ascii="Aptos" w:hAnsi="Aptos" w:cs="Aptos" w:eastAsia="Aptos"/>
-                <w:b w:val="0"/>
-                <w:i w:val="0"/>
-                <w:color w:val="2B2B2B"/>
-                <w:sz w:val="17"/>
-              </w:rPr>
-              <w:t>Bem jurídico</w:t>
-            </w:r>
-          </w:p>
-        </w:tc>
-        <w:tc>
-          <w:tcPr>
-            <w:tcW w:type="dxa" w:w="3742"/>
-            <w:tcBorders>
-              <w:top w:val="nil"/>
-              <w:left w:val="nil"/>
-              <w:bottom w:val="single" w:sz="4" w:space="0" w:color="D7DEE5"/>
-              <w:right w:val="nil"/>
-            </w:tcBorders>
-            <w:shd w:val="clear" w:color="auto" w:fill="F8FAFC"/>
-            <w:tcMar>
-              <w:top w:w="85" w:type="dxa"/>
-              <w:bottom w:w="85" w:type="dxa"/>
-              <w:left w:w="120" w:type="dxa"/>
-              <w:right w:w="120" w:type="dxa"/>
-            </w:tcMar>
-          </w:tcPr>
-          <w:p>
-            <w:pPr>
-              <w:spacing w:before="0" w:after="0" w:line="274" w:lineRule="auto"/>
-            </w:pPr>
-            <w:r>
-              <w:rPr>
-                <w:rFonts w:ascii="Aptos" w:hAnsi="Aptos" w:cs="Aptos" w:eastAsia="Aptos"/>
-                <w:b w:val="0"/>
-                <w:i w:val="0"/>
-                <w:color w:val="2B2B2B"/>
-                <w:sz w:val="17"/>
-              </w:rPr>
-              <w:t>Saúde pública e salubridade de vizinhança</w:t>
-            </w:r>
-          </w:p>
-        </w:tc>
-        <w:tc>
-          <w:tcPr>
-            <w:tcW w:type="dxa" w:w="3798"/>
-            <w:tcBorders>
-              <w:top w:val="nil"/>
-              <w:left w:val="nil"/>
-              <w:bottom w:val="single" w:sz="4" w:space="0" w:color="D7DEE5"/>
-              <w:right w:val="nil"/>
-            </w:tcBorders>
-            <w:shd w:val="clear" w:color="auto" w:fill="F8FAFC"/>
-            <w:tcMar>
-              <w:top w:w="85" w:type="dxa"/>
-              <w:bottom w:w="85" w:type="dxa"/>
-              <w:left w:w="120" w:type="dxa"/>
-              <w:right w:w="120" w:type="dxa"/>
-            </w:tcMar>
-          </w:tcPr>
-          <w:p>
-            <w:pPr>
-              <w:spacing w:before="0" w:after="0" w:line="274" w:lineRule="auto"/>
-            </w:pPr>
-            <w:r>
-              <w:rPr>
-                <w:rFonts w:ascii="Aptos" w:hAnsi="Aptos" w:cs="Aptos" w:eastAsia="Aptos"/>
-                <w:b w:val="0"/>
-                <w:i w:val="0"/>
-                <w:color w:val="2B2B2B"/>
-                <w:sz w:val="17"/>
-              </w:rPr>
-              <w:t>Saúde e bem-estar animal na atividade económica</w:t>
-            </w:r>
-          </w:p>
-        </w:tc>
-      </w:tr>
-      <w:tr>
-        <w:trPr>
-          <w:cantSplit/>
-        </w:trPr>
-        <w:tc>
-          <w:tcPr>
-            <w:tcW w:type="dxa" w:w="1871"/>
-            <w:tcBorders>
-              <w:top w:val="nil"/>
-              <w:left w:val="nil"/>
-              <w:bottom w:val="single" w:sz="4" w:space="0" w:color="D7DEE5"/>
-              <w:right w:val="nil"/>
-            </w:tcBorders>
-            <w:shd w:val="clear" w:color="auto" w:fill="FFFFFF"/>
-            <w:tcMar>
-              <w:top w:w="85" w:type="dxa"/>
-              <w:bottom w:w="85" w:type="dxa"/>
-              <w:left w:w="120" w:type="dxa"/>
-              <w:right w:w="120" w:type="dxa"/>
-            </w:tcMar>
-          </w:tcPr>
-          <w:p>
-            <w:pPr>
-              <w:spacing w:before="0" w:after="0" w:line="274" w:lineRule="auto"/>
-            </w:pPr>
-            <w:r>
-              <w:rPr>
-                <w:rFonts w:ascii="Aptos" w:hAnsi="Aptos" w:cs="Aptos" w:eastAsia="Aptos"/>
-                <w:b w:val="0"/>
-                <w:i w:val="0"/>
-                <w:color w:val="2B2B2B"/>
-                <w:sz w:val="17"/>
-              </w:rPr>
-              <w:t>Reação ao incumprimento</w:t>
-            </w:r>
-          </w:p>
-        </w:tc>
-        <w:tc>
-          <w:tcPr>
-            <w:tcW w:type="dxa" w:w="3742"/>
-            <w:tcBorders>
-              <w:top w:val="nil"/>
-              <w:left w:val="nil"/>
-              <w:bottom w:val="single" w:sz="4" w:space="0" w:color="D7DEE5"/>
-              <w:right w:val="nil"/>
-            </w:tcBorders>
-            <w:shd w:val="clear" w:color="auto" w:fill="FFFFFF"/>
-            <w:tcMar>
-              <w:top w:w="85" w:type="dxa"/>
-              <w:bottom w:w="85" w:type="dxa"/>
-              <w:left w:w="120" w:type="dxa"/>
-              <w:right w:w="120" w:type="dxa"/>
-            </w:tcMar>
-          </w:tcPr>
-          <w:p>
-            <w:pPr>
-              <w:spacing w:before="0" w:after="0" w:line="274" w:lineRule="auto"/>
-            </w:pPr>
-            <w:r>
-              <w:rPr>
-                <w:rFonts w:ascii="Aptos" w:hAnsi="Aptos" w:cs="Aptos" w:eastAsia="Aptos"/>
-                <w:b w:val="0"/>
-                <w:i w:val="0"/>
-                <w:color w:val="2B2B2B"/>
-                <w:sz w:val="17"/>
-              </w:rPr>
-              <w:t>Notificação municipal para remoção dos animais, após vistoria conjunta</w:t>
-            </w:r>
-          </w:p>
-        </w:tc>
-        <w:tc>
-          <w:tcPr>
-            <w:tcW w:type="dxa" w:w="3798"/>
-            <w:tcBorders>
-              <w:top w:val="nil"/>
-              <w:left w:val="nil"/>
-              <w:bottom w:val="single" w:sz="4" w:space="0" w:color="D7DEE5"/>
-              <w:right w:val="nil"/>
-            </w:tcBorders>
-            <w:shd w:val="clear" w:color="auto" w:fill="FFFFFF"/>
-            <w:tcMar>
-              <w:top w:w="85" w:type="dxa"/>
-              <w:bottom w:w="85" w:type="dxa"/>
-              <w:left w:w="120" w:type="dxa"/>
-              <w:right w:w="120" w:type="dxa"/>
-            </w:tcMar>
-          </w:tcPr>
-          <w:p>
-            <w:pPr>
-              <w:spacing w:before="0" w:after="0" w:line="274" w:lineRule="auto"/>
-            </w:pPr>
-            <w:r>
-              <w:rPr>
-                <w:rFonts w:ascii="Aptos" w:hAnsi="Aptos" w:cs="Aptos" w:eastAsia="Aptos"/>
-                <w:b w:val="0"/>
-                <w:i w:val="0"/>
-                <w:color w:val="2B2B2B"/>
-                <w:sz w:val="17"/>
-              </w:rPr>
-              <w:t>Suspensão, encerramento e contraordenação</w:t>
-            </w:r>
-          </w:p>
-        </w:tc>
-      </w:tr>
-      <w:tr>
-        <w:trPr>
-          <w:cantSplit/>
-        </w:trPr>
-        <w:tc>
-          <w:tcPr>
-            <w:tcW w:type="dxa" w:w="1871"/>
-            <w:tcBorders>
-              <w:top w:val="nil"/>
-              <w:left w:val="nil"/>
-              <w:bottom w:val="single" w:sz="4" w:space="0" w:color="D7DEE5"/>
-              <w:right w:val="nil"/>
-            </w:tcBorders>
-            <w:shd w:val="clear" w:color="auto" w:fill="F8FAFC"/>
-            <w:tcMar>
-              <w:top w:w="85" w:type="dxa"/>
-              <w:bottom w:w="85" w:type="dxa"/>
-              <w:left w:w="120" w:type="dxa"/>
-              <w:right w:w="120" w:type="dxa"/>
-            </w:tcMar>
-          </w:tcPr>
-          <w:p>
-            <w:pPr>
-              <w:spacing w:before="0" w:after="0" w:line="274" w:lineRule="auto"/>
-            </w:pPr>
-            <w:r>
-              <w:rPr>
-                <w:rFonts w:ascii="Aptos" w:hAnsi="Aptos" w:cs="Aptos" w:eastAsia="Aptos"/>
-                <w:b w:val="0"/>
-                <w:i w:val="0"/>
-                <w:color w:val="2B2B2B"/>
-                <w:sz w:val="17"/>
-              </w:rPr>
-              <w:t>Fixação da capacidade</w:t>
-            </w:r>
-          </w:p>
-        </w:tc>
-        <w:tc>
-          <w:tcPr>
-            <w:tcW w:type="dxa" w:w="3742"/>
-            <w:tcBorders>
-              <w:top w:val="nil"/>
-              <w:left w:val="nil"/>
-              <w:bottom w:val="single" w:sz="4" w:space="0" w:color="D7DEE5"/>
-              <w:right w:val="nil"/>
-            </w:tcBorders>
-            <w:shd w:val="clear" w:color="auto" w:fill="F8FAFC"/>
-            <w:tcMar>
-              <w:top w:w="85" w:type="dxa"/>
-              <w:bottom w:w="85" w:type="dxa"/>
-              <w:left w:w="120" w:type="dxa"/>
-              <w:right w:w="120" w:type="dxa"/>
-            </w:tcMar>
-          </w:tcPr>
-          <w:p>
-            <w:pPr>
-              <w:spacing w:before="0" w:after="0" w:line="274" w:lineRule="auto"/>
-            </w:pPr>
-            <w:r>
-              <w:rPr>
-                <w:rFonts w:ascii="Aptos" w:hAnsi="Aptos" w:cs="Aptos" w:eastAsia="Aptos"/>
-                <w:b w:val="0"/>
-                <w:i w:val="0"/>
-                <w:color w:val="2B2B2B"/>
-                <w:sz w:val="17"/>
-              </w:rPr>
-              <w:t>Não regula</w:t>
-            </w:r>
-          </w:p>
-        </w:tc>
-        <w:tc>
-          <w:tcPr>
-            <w:tcW w:type="dxa" w:w="3798"/>
-            <w:tcBorders>
-              <w:top w:val="nil"/>
-              <w:left w:val="nil"/>
-              <w:bottom w:val="single" w:sz="4" w:space="0" w:color="D7DEE5"/>
-              <w:right w:val="nil"/>
-            </w:tcBorders>
-            <w:shd w:val="clear" w:color="auto" w:fill="F8FAFC"/>
-            <w:tcMar>
-              <w:top w:w="85" w:type="dxa"/>
-              <w:bottom w:w="85" w:type="dxa"/>
-              <w:left w:w="120" w:type="dxa"/>
-              <w:right w:w="120" w:type="dxa"/>
-            </w:tcMar>
-          </w:tcPr>
-          <w:p>
-            <w:pPr>
-              <w:spacing w:before="0" w:after="0" w:line="274" w:lineRule="auto"/>
-            </w:pPr>
-            <w:r>
-              <w:rPr>
-                <w:rFonts w:ascii="Aptos" w:hAnsi="Aptos" w:cs="Aptos" w:eastAsia="Aptos"/>
-                <w:b w:val="0"/>
-                <w:i w:val="0"/>
-                <w:color w:val="2B2B2B"/>
-                <w:sz w:val="17"/>
-              </w:rPr>
-              <w:t>Declarada na mera comunicação prévia e aferida pelo anexo I</w:t>
-            </w:r>
-          </w:p>
-        </w:tc>
-      </w:tr>
-    </w:tbl>
-    <w:p>
-      <w:pPr>
-        <w:spacing w:before="40" w:after="180" w:line="293" w:lineRule="auto"/>
-      </w:pPr>
     </w:p>
     <w:tbl>
       <w:tblPr>
@@ -3981,7 +3022,7 @@
                 <w:color w:val="2B2B2B"/>
                 <w:sz w:val="20"/>
               </w:rPr>
-              <w:t xml:space="preserve">Os dois diplomas são cumulativamente aplicáveis a quem cria cães ou gatos na sua habitação: enquanto detentor, observa os limites e as condições higiossanitárias do Decreto-Lei n.º 314/2003; enquanto operador, cumpre o Decreto-Lei n.º 276/2001 e, a partir de 2028, o Regulamento. </w:t>
+              <w:t xml:space="preserve">As duas séries de elementos são compatíveis entre si, e a incompatibilidade só surge se se insistir em formular a questão como exclusão recíproca. </w:t>
             </w:r>
             <w:r>
               <w:rPr>
@@ -3991,7 +3032,7 @@
                 <w:color w:val="2B2B2B"/>
                 <w:sz w:val="20"/>
               </w:rPr>
-              <w:t>Cumulação não é sobreposição.</w:t>
+              <w:t>Os regimes são cumulativos.</w:t>
             </w:r>
             <w:r>
               <w:rPr>
@@ -4001,7 +3042,7 @@
                 <w:color w:val="2B2B2B"/>
                 <w:sz w:val="20"/>
               </w:rPr>
-              <w:t xml:space="preserve"> Nenhum dos regimes fixa o limiar do outro.</w:t>
+              <w:t xml:space="preserve"> Quem cria cães na sua habitação é, simultaneamente, detentor para efeitos do diploma sanitário e — se a atividade for de criação comercial — operador para efeitos do diploma dos alojamentos. Cumular não é sobrepor: nenhum dos regimes fixa o limiar do outro.</w:t>
             </w:r>
           </w:p>
         </w:tc>
@@ -4025,7 +3066,7 @@
           <w:color w:val="5C7891"/>
           <w:sz w:val="27"/>
         </w:rPr>
-        <w:t xml:space="preserve">12.  </w:t>
+        <w:t xml:space="preserve">5.  </w:t>
       </w:r>
       <w:r>
         <w:rPr>
@@ -4035,7 +3076,1322 @@
           <w:color w:val="35506B"/>
           <w:sz w:val="27"/>
         </w:rPr>
-        <w:t>Recomendação</w:t>
+        <w:t>O ponto de fricção real</w:t>
+      </w:r>
+    </w:p>
+    <w:p>
+      <w:pPr>
+        <w:keepNext/>
+        <w:pBdr>
+          <w:bottom w:val="single" w:sz="4" w:space="1" w:color="D7DEE5"/>
+        </w:pBdr>
+        <w:spacing w:before="0" w:after="160" w:line="40" w:lineRule="exact"/>
+      </w:pPr>
+    </w:p>
+    <w:p>
+      <w:pPr>
+        <w:spacing w:before="0" w:after="140" w:line="293" w:lineRule="auto"/>
+        <w:jc w:val="both"/>
+      </w:pPr>
+      <w:r>
+        <w:rPr>
+          <w:rFonts w:ascii="Aptos" w:hAnsi="Aptos" w:cs="Aptos" w:eastAsia="Aptos"/>
+          <w:b w:val="0"/>
+          <w:i w:val="0"/>
+          <w:color w:val="2B2B2B"/>
+          <w:sz w:val="20"/>
+        </w:rPr>
+        <w:t>Assente a cumulação, a questão prática reduz-se muito, e convém enunciá-la com exatidão, porque é mais estreita do que o debate público sugere.</w:t>
+      </w:r>
+    </w:p>
+    <w:p>
+      <w:pPr>
+        <w:spacing w:before="0" w:after="140" w:line="293" w:lineRule="auto"/>
+        <w:jc w:val="both"/>
+      </w:pPr>
+      <w:r>
+        <w:rPr>
+          <w:rFonts w:ascii="Aptos" w:hAnsi="Aptos" w:cs="Aptos" w:eastAsia="Aptos"/>
+          <w:b w:val="0"/>
+          <w:i w:val="0"/>
+          <w:color w:val="2B2B2B"/>
+          <w:sz w:val="20"/>
+        </w:rPr>
+        <w:t xml:space="preserve">Nos prédios rústicos e mistos </w:t>
+      </w:r>
+      <w:r>
+        <w:rPr>
+          <w:rFonts w:ascii="Aptos" w:hAnsi="Aptos" w:cs="Aptos" w:eastAsia="Aptos"/>
+          <w:b/>
+          <w:i w:val="0"/>
+          <w:color w:val="2B2B2B"/>
+          <w:sz w:val="20"/>
+        </w:rPr>
+        <w:t>não existe teto</w:t>
+      </w:r>
+      <w:r>
+        <w:rPr>
+          <w:rFonts w:ascii="Aptos" w:hAnsi="Aptos" w:cs="Aptos" w:eastAsia="Aptos"/>
+          <w:b w:val="0"/>
+          <w:i w:val="0"/>
+          <w:color w:val="2B2B2B"/>
+          <w:sz w:val="20"/>
+        </w:rPr>
+        <w:t>: o n.º 4 admite exceder os seis animais sempre que a dimensão do terreno o permita e se verifiquem as condições do n.º 1. Nestes prédios, portanto, o artigo 3.º não constitui obstáculo à existência de um estabelecimento de criação de qualquer dimensão, desde que salubre. É neles que se situa a esmagadora maioria dos estabelecimentos.</w:t>
+      </w:r>
+    </w:p>
+    <w:p>
+      <w:pPr>
+        <w:spacing w:before="0" w:after="140" w:line="293" w:lineRule="auto"/>
+        <w:jc w:val="both"/>
+      </w:pPr>
+      <w:r>
+        <w:rPr>
+          <w:rFonts w:ascii="Aptos" w:hAnsi="Aptos" w:cs="Aptos" w:eastAsia="Aptos"/>
+          <w:b w:val="0"/>
+          <w:i w:val="0"/>
+          <w:color w:val="2B2B2B"/>
+          <w:sz w:val="20"/>
+        </w:rPr>
+        <w:t>Nos prédios urbanos existe um máximo absoluto de seis animais adultos, alcançável apenas mediante parecer vinculativo do médico veterinário municipal e do delegado de saúde. Aqui, e só aqui, há colisão possível entre o que o artigo 3.º consente ao detentor e o que a mera comunicação prévia permitiria declarar ao operador.</w:t>
+      </w:r>
+    </w:p>
+    <w:tbl>
+      <w:tblPr>
+        <w:tblW w:type="auto" w:w="0"/>
+        <w:jc w:val="center"/>
+        <w:tblBorders>
+          <w:top w:val="nil"/>
+          <w:left w:val="nil"/>
+          <w:bottom w:val="nil"/>
+          <w:right w:val="nil"/>
+          <w:insideH w:val="nil"/>
+          <w:insideV w:val="nil"/>
+        </w:tblBorders>
+        <w:tblLayout w:type="fixed"/>
+        <w:tblLook w:firstColumn="1" w:firstRow="1" w:lastColumn="0" w:lastRow="0" w:noHBand="0" w:noVBand="1" w:val="04A0"/>
+      </w:tblPr>
+      <w:tblGrid>
+        <w:gridCol w:w="3137"/>
+        <w:gridCol w:w="3137"/>
+        <w:gridCol w:w="3137"/>
+      </w:tblGrid>
+      <w:tr>
+        <w:trPr>
+          <w:cantSplit/>
+          <w:tblHeader/>
+        </w:trPr>
+        <w:tc>
+          <w:tcPr>
+            <w:tcW w:type="dxa" w:w="2211"/>
+            <w:tcBorders>
+              <w:top w:val="nil"/>
+              <w:left w:val="nil"/>
+              <w:bottom w:val="single" w:sz="8" w:space="0" w:color="A9C2D8"/>
+              <w:right w:val="nil"/>
+            </w:tcBorders>
+            <w:shd w:val="clear" w:color="auto" w:fill="E9EFF4"/>
+            <w:tcMar>
+              <w:top w:w="90" w:type="dxa"/>
+              <w:bottom w:w="90" w:type="dxa"/>
+              <w:left w:w="120" w:type="dxa"/>
+              <w:right w:w="120" w:type="dxa"/>
+            </w:tcMar>
+          </w:tcPr>
+          <w:p>
+            <w:pPr>
+              <w:spacing w:before="0" w:after="0" w:line="293" w:lineRule="auto"/>
+            </w:pPr>
+            <w:r>
+              <w:rPr>
+                <w:rFonts w:ascii="Aptos" w:hAnsi="Aptos" w:cs="Aptos" w:eastAsia="Aptos"/>
+                <w:b/>
+                <w:i w:val="0"/>
+                <w:color w:val="35506B"/>
+                <w:sz w:val="17"/>
+              </w:rPr>
+              <w:t>Situação</w:t>
+            </w:r>
+          </w:p>
+        </w:tc>
+        <w:tc>
+          <w:tcPr>
+            <w:tcW w:type="dxa" w:w="3628"/>
+            <w:tcBorders>
+              <w:top w:val="nil"/>
+              <w:left w:val="nil"/>
+              <w:bottom w:val="single" w:sz="8" w:space="0" w:color="A9C2D8"/>
+              <w:right w:val="nil"/>
+            </w:tcBorders>
+            <w:shd w:val="clear" w:color="auto" w:fill="E9EFF4"/>
+            <w:tcMar>
+              <w:top w:w="90" w:type="dxa"/>
+              <w:bottom w:w="90" w:type="dxa"/>
+              <w:left w:w="120" w:type="dxa"/>
+              <w:right w:w="120" w:type="dxa"/>
+            </w:tcMar>
+          </w:tcPr>
+          <w:p>
+            <w:pPr>
+              <w:spacing w:before="0" w:after="0" w:line="293" w:lineRule="auto"/>
+            </w:pPr>
+            <w:r>
+              <w:rPr>
+                <w:rFonts w:ascii="Aptos" w:hAnsi="Aptos" w:cs="Aptos" w:eastAsia="Aptos"/>
+                <w:b/>
+                <w:i w:val="0"/>
+                <w:color w:val="35506B"/>
+                <w:sz w:val="17"/>
+              </w:rPr>
+              <w:t>Artigo 3.º do DL n.º 314/2003</w:t>
+            </w:r>
+          </w:p>
+        </w:tc>
+        <w:tc>
+          <w:tcPr>
+            <w:tcW w:type="dxa" w:w="3572"/>
+            <w:tcBorders>
+              <w:top w:val="nil"/>
+              <w:left w:val="nil"/>
+              <w:bottom w:val="single" w:sz="8" w:space="0" w:color="A9C2D8"/>
+              <w:right w:val="nil"/>
+            </w:tcBorders>
+            <w:shd w:val="clear" w:color="auto" w:fill="E9EFF4"/>
+            <w:tcMar>
+              <w:top w:w="90" w:type="dxa"/>
+              <w:bottom w:w="90" w:type="dxa"/>
+              <w:left w:w="120" w:type="dxa"/>
+              <w:right w:w="120" w:type="dxa"/>
+            </w:tcMar>
+          </w:tcPr>
+          <w:p>
+            <w:pPr>
+              <w:spacing w:before="0" w:after="0" w:line="293" w:lineRule="auto"/>
+            </w:pPr>
+            <w:r>
+              <w:rPr>
+                <w:rFonts w:ascii="Aptos" w:hAnsi="Aptos" w:cs="Aptos" w:eastAsia="Aptos"/>
+                <w:b/>
+                <w:i w:val="0"/>
+                <w:color w:val="35506B"/>
+                <w:sz w:val="17"/>
+              </w:rPr>
+              <w:t>Efeito prático</w:t>
+            </w:r>
+          </w:p>
+        </w:tc>
+      </w:tr>
+      <w:tr>
+        <w:trPr>
+          <w:cantSplit/>
+        </w:trPr>
+        <w:tc>
+          <w:tcPr>
+            <w:tcW w:type="dxa" w:w="2211"/>
+            <w:tcBorders>
+              <w:top w:val="nil"/>
+              <w:left w:val="nil"/>
+              <w:bottom w:val="single" w:sz="4" w:space="0" w:color="D7DEE5"/>
+              <w:right w:val="nil"/>
+            </w:tcBorders>
+            <w:shd w:val="clear" w:color="auto" w:fill="F8FAFC"/>
+            <w:tcMar>
+              <w:top w:w="85" w:type="dxa"/>
+              <w:bottom w:w="85" w:type="dxa"/>
+              <w:left w:w="120" w:type="dxa"/>
+              <w:right w:w="120" w:type="dxa"/>
+            </w:tcMar>
+          </w:tcPr>
+          <w:p>
+            <w:pPr>
+              <w:spacing w:before="0" w:after="0" w:line="274" w:lineRule="auto"/>
+            </w:pPr>
+            <w:r>
+              <w:rPr>
+                <w:rFonts w:ascii="Aptos" w:hAnsi="Aptos" w:cs="Aptos" w:eastAsia="Aptos"/>
+                <w:b w:val="0"/>
+                <w:i w:val="0"/>
+                <w:color w:val="2B2B2B"/>
+                <w:sz w:val="17"/>
+              </w:rPr>
+              <w:t>Prédio rústico ou misto</w:t>
+            </w:r>
+          </w:p>
+        </w:tc>
+        <w:tc>
+          <w:tcPr>
+            <w:tcW w:type="dxa" w:w="3628"/>
+            <w:tcBorders>
+              <w:top w:val="nil"/>
+              <w:left w:val="nil"/>
+              <w:bottom w:val="single" w:sz="4" w:space="0" w:color="D7DEE5"/>
+              <w:right w:val="nil"/>
+            </w:tcBorders>
+            <w:shd w:val="clear" w:color="auto" w:fill="F8FAFC"/>
+            <w:tcMar>
+              <w:top w:w="85" w:type="dxa"/>
+              <w:bottom w:w="85" w:type="dxa"/>
+              <w:left w:w="120" w:type="dxa"/>
+              <w:right w:w="120" w:type="dxa"/>
+            </w:tcMar>
+          </w:tcPr>
+          <w:p>
+            <w:pPr>
+              <w:spacing w:before="0" w:after="0" w:line="274" w:lineRule="auto"/>
+            </w:pPr>
+            <w:r>
+              <w:rPr>
+                <w:rFonts w:ascii="Aptos" w:hAnsi="Aptos" w:cs="Aptos" w:eastAsia="Aptos"/>
+                <w:b w:val="0"/>
+                <w:i w:val="0"/>
+                <w:color w:val="2B2B2B"/>
+                <w:sz w:val="17"/>
+              </w:rPr>
+              <w:t>Sem teto; depende da dimensão do terreno e da salubridade (n.º 4)</w:t>
+            </w:r>
+          </w:p>
+        </w:tc>
+        <w:tc>
+          <w:tcPr>
+            <w:tcW w:type="dxa" w:w="3572"/>
+            <w:tcBorders>
+              <w:top w:val="nil"/>
+              <w:left w:val="nil"/>
+              <w:bottom w:val="single" w:sz="4" w:space="0" w:color="D7DEE5"/>
+              <w:right w:val="nil"/>
+            </w:tcBorders>
+            <w:shd w:val="clear" w:color="auto" w:fill="F8FAFC"/>
+            <w:tcMar>
+              <w:top w:w="85" w:type="dxa"/>
+              <w:bottom w:w="85" w:type="dxa"/>
+              <w:left w:w="120" w:type="dxa"/>
+              <w:right w:w="120" w:type="dxa"/>
+            </w:tcMar>
+          </w:tcPr>
+          <w:p>
+            <w:pPr>
+              <w:spacing w:before="0" w:after="0" w:line="274" w:lineRule="auto"/>
+            </w:pPr>
+            <w:r>
+              <w:rPr>
+                <w:rFonts w:ascii="Aptos" w:hAnsi="Aptos" w:cs="Aptos" w:eastAsia="Aptos"/>
+                <w:b w:val="0"/>
+                <w:i w:val="0"/>
+                <w:color w:val="2B2B2B"/>
+                <w:sz w:val="17"/>
+              </w:rPr>
+              <w:t>Não limita a lotação do estabelecimento</w:t>
+            </w:r>
+          </w:p>
+        </w:tc>
+      </w:tr>
+      <w:tr>
+        <w:trPr>
+          <w:cantSplit/>
+        </w:trPr>
+        <w:tc>
+          <w:tcPr>
+            <w:tcW w:type="dxa" w:w="2211"/>
+            <w:tcBorders>
+              <w:top w:val="nil"/>
+              <w:left w:val="nil"/>
+              <w:bottom w:val="single" w:sz="4" w:space="0" w:color="D7DEE5"/>
+              <w:right w:val="nil"/>
+            </w:tcBorders>
+            <w:shd w:val="clear" w:color="auto" w:fill="FFFFFF"/>
+            <w:tcMar>
+              <w:top w:w="85" w:type="dxa"/>
+              <w:bottom w:w="85" w:type="dxa"/>
+              <w:left w:w="120" w:type="dxa"/>
+              <w:right w:w="120" w:type="dxa"/>
+            </w:tcMar>
+          </w:tcPr>
+          <w:p>
+            <w:pPr>
+              <w:spacing w:before="0" w:after="0" w:line="274" w:lineRule="auto"/>
+            </w:pPr>
+            <w:r>
+              <w:rPr>
+                <w:rFonts w:ascii="Aptos" w:hAnsi="Aptos" w:cs="Aptos" w:eastAsia="Aptos"/>
+                <w:b w:val="0"/>
+                <w:i w:val="0"/>
+                <w:color w:val="2B2B2B"/>
+                <w:sz w:val="17"/>
+              </w:rPr>
+              <w:t>Prédio urbano, até 4 animais</w:t>
+            </w:r>
+          </w:p>
+        </w:tc>
+        <w:tc>
+          <w:tcPr>
+            <w:tcW w:type="dxa" w:w="3628"/>
+            <w:tcBorders>
+              <w:top w:val="nil"/>
+              <w:left w:val="nil"/>
+              <w:bottom w:val="single" w:sz="4" w:space="0" w:color="D7DEE5"/>
+              <w:right w:val="nil"/>
+            </w:tcBorders>
+            <w:shd w:val="clear" w:color="auto" w:fill="FFFFFF"/>
+            <w:tcMar>
+              <w:top w:w="85" w:type="dxa"/>
+              <w:bottom w:w="85" w:type="dxa"/>
+              <w:left w:w="120" w:type="dxa"/>
+              <w:right w:w="120" w:type="dxa"/>
+            </w:tcMar>
+          </w:tcPr>
+          <w:p>
+            <w:pPr>
+              <w:spacing w:before="0" w:after="0" w:line="274" w:lineRule="auto"/>
+            </w:pPr>
+            <w:r>
+              <w:rPr>
+                <w:rFonts w:ascii="Aptos" w:hAnsi="Aptos" w:cs="Aptos" w:eastAsia="Aptos"/>
+                <w:b w:val="0"/>
+                <w:i w:val="0"/>
+                <w:color w:val="2B2B2B"/>
+                <w:sz w:val="17"/>
+              </w:rPr>
+              <w:t>Admitido sem formalidade (n.º 2, 1.ª parte)</w:t>
+            </w:r>
+          </w:p>
+        </w:tc>
+        <w:tc>
+          <w:tcPr>
+            <w:tcW w:type="dxa" w:w="3572"/>
+            <w:tcBorders>
+              <w:top w:val="nil"/>
+              <w:left w:val="nil"/>
+              <w:bottom w:val="single" w:sz="4" w:space="0" w:color="D7DEE5"/>
+              <w:right w:val="nil"/>
+            </w:tcBorders>
+            <w:shd w:val="clear" w:color="auto" w:fill="FFFFFF"/>
+            <w:tcMar>
+              <w:top w:w="85" w:type="dxa"/>
+              <w:bottom w:w="85" w:type="dxa"/>
+              <w:left w:w="120" w:type="dxa"/>
+              <w:right w:w="120" w:type="dxa"/>
+            </w:tcMar>
+          </w:tcPr>
+          <w:p>
+            <w:pPr>
+              <w:spacing w:before="0" w:after="0" w:line="274" w:lineRule="auto"/>
+            </w:pPr>
+            <w:r>
+              <w:rPr>
+                <w:rFonts w:ascii="Aptos" w:hAnsi="Aptos" w:cs="Aptos" w:eastAsia="Aptos"/>
+                <w:b w:val="0"/>
+                <w:i w:val="0"/>
+                <w:color w:val="2B2B2B"/>
+                <w:sz w:val="17"/>
+              </w:rPr>
+              <w:t>Não limita a lotação do estabelecimento</w:t>
+            </w:r>
+          </w:p>
+        </w:tc>
+      </w:tr>
+      <w:tr>
+        <w:trPr>
+          <w:cantSplit/>
+        </w:trPr>
+        <w:tc>
+          <w:tcPr>
+            <w:tcW w:type="dxa" w:w="2211"/>
+            <w:tcBorders>
+              <w:top w:val="nil"/>
+              <w:left w:val="nil"/>
+              <w:bottom w:val="single" w:sz="4" w:space="0" w:color="D7DEE5"/>
+              <w:right w:val="nil"/>
+            </w:tcBorders>
+            <w:shd w:val="clear" w:color="auto" w:fill="F8FAFC"/>
+            <w:tcMar>
+              <w:top w:w="85" w:type="dxa"/>
+              <w:bottom w:w="85" w:type="dxa"/>
+              <w:left w:w="120" w:type="dxa"/>
+              <w:right w:w="120" w:type="dxa"/>
+            </w:tcMar>
+          </w:tcPr>
+          <w:p>
+            <w:pPr>
+              <w:spacing w:before="0" w:after="0" w:line="274" w:lineRule="auto"/>
+            </w:pPr>
+            <w:r>
+              <w:rPr>
+                <w:rFonts w:ascii="Aptos" w:hAnsi="Aptos" w:cs="Aptos" w:eastAsia="Aptos"/>
+                <w:b w:val="0"/>
+                <w:i w:val="0"/>
+                <w:color w:val="2B2B2B"/>
+                <w:sz w:val="17"/>
+              </w:rPr>
+              <w:t>Prédio urbano, 5 ou 6 animais</w:t>
+            </w:r>
+          </w:p>
+        </w:tc>
+        <w:tc>
+          <w:tcPr>
+            <w:tcW w:type="dxa" w:w="3628"/>
+            <w:tcBorders>
+              <w:top w:val="nil"/>
+              <w:left w:val="nil"/>
+              <w:bottom w:val="single" w:sz="4" w:space="0" w:color="D7DEE5"/>
+              <w:right w:val="nil"/>
+            </w:tcBorders>
+            <w:shd w:val="clear" w:color="auto" w:fill="F8FAFC"/>
+            <w:tcMar>
+              <w:top w:w="85" w:type="dxa"/>
+              <w:bottom w:w="85" w:type="dxa"/>
+              <w:left w:w="120" w:type="dxa"/>
+              <w:right w:w="120" w:type="dxa"/>
+            </w:tcMar>
+          </w:tcPr>
+          <w:p>
+            <w:pPr>
+              <w:spacing w:before="0" w:after="0" w:line="274" w:lineRule="auto"/>
+            </w:pPr>
+            <w:r>
+              <w:rPr>
+                <w:rFonts w:ascii="Aptos" w:hAnsi="Aptos" w:cs="Aptos" w:eastAsia="Aptos"/>
+                <w:b w:val="0"/>
+                <w:i w:val="0"/>
+                <w:color w:val="2B2B2B"/>
+                <w:sz w:val="17"/>
+              </w:rPr>
+              <w:t>Admitido mediante parecer vinculativo (n.º 2, parte final)</w:t>
+            </w:r>
+          </w:p>
+        </w:tc>
+        <w:tc>
+          <w:tcPr>
+            <w:tcW w:type="dxa" w:w="3572"/>
+            <w:tcBorders>
+              <w:top w:val="nil"/>
+              <w:left w:val="nil"/>
+              <w:bottom w:val="single" w:sz="4" w:space="0" w:color="D7DEE5"/>
+              <w:right w:val="nil"/>
+            </w:tcBorders>
+            <w:shd w:val="clear" w:color="auto" w:fill="F8FAFC"/>
+            <w:tcMar>
+              <w:top w:w="85" w:type="dxa"/>
+              <w:bottom w:w="85" w:type="dxa"/>
+              <w:left w:w="120" w:type="dxa"/>
+              <w:right w:w="120" w:type="dxa"/>
+            </w:tcMar>
+          </w:tcPr>
+          <w:p>
+            <w:pPr>
+              <w:spacing w:before="0" w:after="0" w:line="274" w:lineRule="auto"/>
+            </w:pPr>
+            <w:r>
+              <w:rPr>
+                <w:rFonts w:ascii="Aptos" w:hAnsi="Aptos" w:cs="Aptos" w:eastAsia="Aptos"/>
+                <w:b w:val="0"/>
+                <w:i w:val="0"/>
+                <w:color w:val="2B2B2B"/>
+                <w:sz w:val="17"/>
+              </w:rPr>
+              <w:t>Exigência sanitária cumulativa, não título de acesso</w:t>
+            </w:r>
+          </w:p>
+        </w:tc>
+      </w:tr>
+      <w:tr>
+        <w:trPr>
+          <w:cantSplit/>
+        </w:trPr>
+        <w:tc>
+          <w:tcPr>
+            <w:tcW w:type="dxa" w:w="2211"/>
+            <w:tcBorders>
+              <w:top w:val="nil"/>
+              <w:left w:val="nil"/>
+              <w:bottom w:val="single" w:sz="4" w:space="0" w:color="D7DEE5"/>
+              <w:right w:val="nil"/>
+            </w:tcBorders>
+            <w:shd w:val="clear" w:color="auto" w:fill="FAF0EF"/>
+            <w:tcMar>
+              <w:top w:w="85" w:type="dxa"/>
+              <w:bottom w:w="85" w:type="dxa"/>
+              <w:left w:w="120" w:type="dxa"/>
+              <w:right w:w="120" w:type="dxa"/>
+            </w:tcMar>
+          </w:tcPr>
+          <w:p>
+            <w:pPr>
+              <w:spacing w:before="0" w:after="0" w:line="274" w:lineRule="auto"/>
+            </w:pPr>
+            <w:r>
+              <w:rPr>
+                <w:rFonts w:ascii="Aptos" w:hAnsi="Aptos" w:cs="Aptos" w:eastAsia="Aptos"/>
+                <w:b w:val="0"/>
+                <w:i w:val="0"/>
+                <w:color w:val="2B2B2B"/>
+                <w:sz w:val="17"/>
+              </w:rPr>
+              <w:t>Prédio urbano, mais de 6 animais</w:t>
+            </w:r>
+          </w:p>
+        </w:tc>
+        <w:tc>
+          <w:tcPr>
+            <w:tcW w:type="dxa" w:w="3628"/>
+            <w:tcBorders>
+              <w:top w:val="nil"/>
+              <w:left w:val="nil"/>
+              <w:bottom w:val="single" w:sz="4" w:space="0" w:color="D7DEE5"/>
+              <w:right w:val="nil"/>
+            </w:tcBorders>
+            <w:shd w:val="clear" w:color="auto" w:fill="FAF0EF"/>
+            <w:tcMar>
+              <w:top w:w="85" w:type="dxa"/>
+              <w:bottom w:w="85" w:type="dxa"/>
+              <w:left w:w="120" w:type="dxa"/>
+              <w:right w:w="120" w:type="dxa"/>
+            </w:tcMar>
+          </w:tcPr>
+          <w:p>
+            <w:pPr>
+              <w:spacing w:before="0" w:after="0" w:line="274" w:lineRule="auto"/>
+            </w:pPr>
+            <w:r>
+              <w:rPr>
+                <w:rFonts w:ascii="Aptos" w:hAnsi="Aptos" w:cs="Aptos" w:eastAsia="Aptos"/>
+                <w:b w:val="0"/>
+                <w:i w:val="0"/>
+                <w:color w:val="2B2B2B"/>
+                <w:sz w:val="17"/>
+              </w:rPr>
+              <w:t>Não admitido pela letra do n.º 2</w:t>
+            </w:r>
+          </w:p>
+        </w:tc>
+        <w:tc>
+          <w:tcPr>
+            <w:tcW w:type="dxa" w:w="3572"/>
+            <w:tcBorders>
+              <w:top w:val="nil"/>
+              <w:left w:val="nil"/>
+              <w:bottom w:val="single" w:sz="4" w:space="0" w:color="D7DEE5"/>
+              <w:right w:val="nil"/>
+            </w:tcBorders>
+            <w:shd w:val="clear" w:color="auto" w:fill="FAF0EF"/>
+            <w:tcMar>
+              <w:top w:w="85" w:type="dxa"/>
+              <w:bottom w:w="85" w:type="dxa"/>
+              <w:left w:w="120" w:type="dxa"/>
+              <w:right w:w="120" w:type="dxa"/>
+            </w:tcMar>
+          </w:tcPr>
+          <w:p>
+            <w:pPr>
+              <w:spacing w:before="0" w:after="0" w:line="274" w:lineRule="auto"/>
+            </w:pPr>
+            <w:r>
+              <w:rPr>
+                <w:rFonts w:ascii="Aptos" w:hAnsi="Aptos" w:cs="Aptos" w:eastAsia="Aptos"/>
+                <w:b w:val="0"/>
+                <w:i w:val="0"/>
+                <w:color w:val="2B2B2B"/>
+                <w:sz w:val="17"/>
+              </w:rPr>
+              <w:t>Ponto de fricção — ver texto</w:t>
+            </w:r>
+          </w:p>
+        </w:tc>
+      </w:tr>
+    </w:tbl>
+    <w:p>
+      <w:pPr>
+        <w:spacing w:before="40" w:after="180" w:line="293" w:lineRule="auto"/>
+      </w:pPr>
+    </w:p>
+    <w:p>
+      <w:pPr>
+        <w:spacing w:before="0" w:after="140" w:line="293" w:lineRule="auto"/>
+        <w:jc w:val="both"/>
+      </w:pPr>
+      <w:r>
+        <w:rPr>
+          <w:rFonts w:ascii="Aptos" w:hAnsi="Aptos" w:cs="Aptos" w:eastAsia="Aptos"/>
+          <w:b w:val="0"/>
+          <w:i w:val="0"/>
+          <w:color w:val="2B2B2B"/>
+          <w:sz w:val="20"/>
+        </w:rPr>
+        <w:t>Sobre a última linha, a posição que os elementos consentem é a seguinte. O n.º 2 não proíbe o exercício da atividade nem revoga o título de acesso; impõe uma condição higiossanitária ao alojamento naquele prédio. Um estabelecimento de criação em prédio urbano com mais de seis adultos encontra-se, à face da letra da lei, em incumprimento do artigo 3.º, com a consequência prevista no seu n.º 5 e a contraordenação da al. c) do n.º 3 do artigo 14.º — e não com a consequência de o título de acesso ser inválido. É matéria de conformidade sanitária, não de acesso à atividade.</w:t>
+      </w:r>
+    </w:p>
+    <w:tbl>
+      <w:tblPr>
+        <w:tblW w:type="auto" w:w="0"/>
+        <w:jc w:val="center"/>
+        <w:tblBorders>
+          <w:top w:val="nil"/>
+          <w:left w:val="nil"/>
+          <w:bottom w:val="nil"/>
+          <w:right w:val="nil"/>
+          <w:insideH w:val="nil"/>
+          <w:insideV w:val="nil"/>
+        </w:tblBorders>
+        <w:tblLayout w:type="fixed"/>
+        <w:tblLook w:firstColumn="1" w:firstRow="1" w:lastColumn="0" w:lastRow="0" w:noHBand="0" w:noVBand="1" w:val="04A0"/>
+      </w:tblPr>
+      <w:tblGrid>
+        <w:gridCol w:w="9412"/>
+      </w:tblGrid>
+      <w:tr>
+        <w:trPr>
+          <w:cantSplit/>
+        </w:trPr>
+        <w:tc>
+          <w:tcPr>
+            <w:tcW w:type="dxa" w:w="9411"/>
+            <w:tcBorders>
+              <w:top w:val="nil"/>
+              <w:left w:val="single" w:sz="18" w:space="0" w:color="E0BEBA"/>
+              <w:bottom w:val="nil"/>
+              <w:right w:val="nil"/>
+            </w:tcBorders>
+            <w:shd w:val="clear" w:color="auto" w:fill="FAF2F1"/>
+            <w:tcMar>
+              <w:top w:w="130" w:type="dxa"/>
+              <w:bottom w:w="130" w:type="dxa"/>
+              <w:left w:w="200" w:type="dxa"/>
+              <w:right w:w="180" w:type="dxa"/>
+            </w:tcMar>
+          </w:tcPr>
+          <w:p>
+            <w:pPr>
+              <w:spacing w:before="0" w:after="0" w:line="293" w:lineRule="auto"/>
+              <w:jc w:val="both"/>
+            </w:pPr>
+            <w:r>
+              <w:rPr>
+                <w:rFonts w:ascii="Aptos" w:hAnsi="Aptos" w:cs="Aptos" w:eastAsia="Aptos"/>
+                <w:b w:val="0"/>
+                <w:i w:val="0"/>
+                <w:color w:val="2B2B2B"/>
+                <w:sz w:val="19"/>
+              </w:rPr>
+              <w:t>Este é o único ponto em que a resposta não é inteiramente segura e em que a interpretação contrária é sustentável. Não se conhece decisão judicial nem parecer publicado que o tenha resolvido. É também o ponto que o futuro regime deve resolver por via expressa, em vez de o deixar à interpretação.</w:t>
+            </w:r>
+          </w:p>
+        </w:tc>
+      </w:tr>
+    </w:tbl>
+    <w:p>
+      <w:pPr>
+        <w:spacing w:before="0" w:after="180" w:line="293" w:lineRule="auto"/>
+      </w:pPr>
+    </w:p>
+    <w:p>
+      <w:pPr>
+        <w:keepNext/>
+        <w:spacing w:before="360" w:after="40" w:line="293" w:lineRule="auto"/>
+      </w:pPr>
+      <w:r>
+        <w:rPr>
+          <w:rFonts w:ascii="Aptos" w:hAnsi="Aptos" w:cs="Aptos" w:eastAsia="Aptos"/>
+          <w:b/>
+          <w:i w:val="0"/>
+          <w:color w:val="5C7891"/>
+          <w:sz w:val="27"/>
+        </w:rPr>
+        <w:t xml:space="preserve">6.  </w:t>
+      </w:r>
+      <w:r>
+        <w:rPr>
+          <w:rFonts w:ascii="Aptos" w:hAnsi="Aptos" w:cs="Aptos" w:eastAsia="Aptos"/>
+          <w:b/>
+          <w:i w:val="0"/>
+          <w:color w:val="35506B"/>
+          <w:sz w:val="27"/>
+        </w:rPr>
+        <w:t>O que a prática revela — dedução a partir da aplicação</w:t>
+      </w:r>
+    </w:p>
+    <w:p>
+      <w:pPr>
+        <w:keepNext/>
+        <w:pBdr>
+          <w:bottom w:val="single" w:sz="4" w:space="1" w:color="D7DEE5"/>
+        </w:pBdr>
+        <w:spacing w:before="0" w:after="160" w:line="40" w:lineRule="exact"/>
+      </w:pPr>
+    </w:p>
+    <w:p>
+      <w:pPr>
+        <w:spacing w:before="0" w:after="140" w:line="293" w:lineRule="auto"/>
+        <w:jc w:val="both"/>
+      </w:pPr>
+      <w:r>
+        <w:rPr>
+          <w:rFonts w:ascii="Aptos" w:hAnsi="Aptos" w:cs="Aptos" w:eastAsia="Aptos"/>
+          <w:b w:val="0"/>
+          <w:i w:val="0"/>
+          <w:color w:val="2B2B2B"/>
+          <w:sz w:val="20"/>
+        </w:rPr>
+        <w:t>Vale a pena olhar para o que efetivamente acontece, e não apenas para o que os textos consentem.</w:t>
+      </w:r>
+    </w:p>
+    <w:p>
+      <w:pPr>
+        <w:spacing w:before="0" w:after="140" w:line="293" w:lineRule="auto"/>
+        <w:jc w:val="both"/>
+      </w:pPr>
+      <w:r>
+        <w:rPr>
+          <w:rFonts w:ascii="Aptos" w:hAnsi="Aptos" w:cs="Aptos" w:eastAsia="Aptos"/>
+          <w:b w:val="0"/>
+          <w:i w:val="0"/>
+          <w:color w:val="2B2B2B"/>
+          <w:sz w:val="20"/>
+        </w:rPr>
+        <w:t>Na pesquisa realizada na base de dados de jurisprudência das relações, do Supremo Tribunal de Justiça, dos tribunais centrais administrativos e do Supremo Tribunal Administrativo, foram identificadas e lidas trinta e duas decisões que citam o Decreto-Lei n.º 314/2003 e trinta e seis que citam o Decreto-Lei n.º 276/2001. Em nenhuma delas alguém foi sancionado por criar ou alojar animais de companhia sem o título de acesso do Decreto-Lei n.º 276/2001. As situações de detenção em massa que chegaram aos tribunais — incluindo um canil de facto com mais de cinquenta cães em logradouro urbano — foram tratadas pela via sanitária municipal ou pela via dos direitos de personalidade.</w:t>
+      </w:r>
+    </w:p>
+    <w:p>
+      <w:pPr>
+        <w:spacing w:before="0" w:after="140" w:line="293" w:lineRule="auto"/>
+        <w:jc w:val="both"/>
+      </w:pPr>
+      <w:r>
+        <w:rPr>
+          <w:rFonts w:ascii="Aptos" w:hAnsi="Aptos" w:cs="Aptos" w:eastAsia="Aptos"/>
+          <w:b w:val="0"/>
+          <w:i w:val="0"/>
+          <w:color w:val="2B2B2B"/>
+          <w:sz w:val="20"/>
+        </w:rPr>
+        <w:t>Acrescente-se um elemento sistemático. A única hipótese em que a lei tipifica autonomamente a criação sem título é a dos cães potencialmente perigosos, na al. j) do artigo 38.º do Decreto-Lei n.º 315/2009. Para as restantes raças não existe tipo equivalente.</w:t>
+      </w:r>
+    </w:p>
+    <w:tbl>
+      <w:tblPr>
+        <w:tblW w:type="auto" w:w="0"/>
+        <w:jc w:val="center"/>
+        <w:tblBorders>
+          <w:top w:val="nil"/>
+          <w:left w:val="nil"/>
+          <w:bottom w:val="nil"/>
+          <w:right w:val="nil"/>
+          <w:insideH w:val="nil"/>
+          <w:insideV w:val="nil"/>
+        </w:tblBorders>
+        <w:tblLayout w:type="fixed"/>
+        <w:tblLook w:firstColumn="1" w:firstRow="1" w:lastColumn="0" w:lastRow="0" w:noHBand="0" w:noVBand="1" w:val="04A0"/>
+      </w:tblPr>
+      <w:tblGrid>
+        <w:gridCol w:w="9412"/>
+      </w:tblGrid>
+      <w:tr>
+        <w:trPr>
+          <w:cantSplit/>
+        </w:trPr>
+        <w:tc>
+          <w:tcPr>
+            <w:tcW w:type="dxa" w:w="9411"/>
+            <w:tcBorders>
+              <w:top w:val="nil"/>
+              <w:left w:val="single" w:sz="18" w:space="0" w:color="D8C9AE"/>
+              <w:bottom w:val="nil"/>
+              <w:right w:val="nil"/>
+            </w:tcBorders>
+            <w:shd w:val="clear" w:color="auto" w:fill="F7F4ED"/>
+            <w:tcMar>
+              <w:top w:w="130" w:type="dxa"/>
+              <w:bottom w:w="130" w:type="dxa"/>
+              <w:left w:w="200" w:type="dxa"/>
+              <w:right w:w="180" w:type="dxa"/>
+            </w:tcMar>
+          </w:tcPr>
+          <w:p>
+            <w:pPr>
+              <w:spacing w:before="0" w:after="0" w:line="293" w:lineRule="auto"/>
+              <w:jc w:val="both"/>
+            </w:pPr>
+            <w:r>
+              <w:rPr>
+                <w:rFonts w:ascii="Aptos" w:hAnsi="Aptos" w:cs="Aptos" w:eastAsia="Aptos"/>
+                <w:b w:val="0"/>
+                <w:i w:val="0"/>
+                <w:color w:val="2B2B2B"/>
+                <w:sz w:val="20"/>
+              </w:rPr>
+              <w:t xml:space="preserve">A dedução que daqui se retira é relevante para o debate em curso: </w:t>
+            </w:r>
+            <w:r>
+              <w:rPr>
+                <w:rFonts w:ascii="Aptos" w:hAnsi="Aptos" w:cs="Aptos" w:eastAsia="Aptos"/>
+                <w:b/>
+                <w:i w:val="0"/>
+                <w:color w:val="2B2B2B"/>
+                <w:sz w:val="20"/>
+              </w:rPr>
+              <w:t>o chamado «criador informal» não existe por falta de norma, mas por ausência de aplicação da que existe.</w:t>
+            </w:r>
+            <w:r>
+              <w:rPr>
+                <w:rFonts w:ascii="Aptos" w:hAnsi="Aptos" w:cs="Aptos" w:eastAsia="Aptos"/>
+                <w:b w:val="0"/>
+                <w:i w:val="0"/>
+                <w:color w:val="2B2B2B"/>
+                <w:sz w:val="20"/>
+              </w:rPr>
+              <w:t xml:space="preserve"> A criação comercial já depende de mera comunicação prévia desde 2001, e a ausência de casuística mostra que o incumprimento desse dever não tem sido objeto de reação. Transferir a discussão para os limites de detenção por prédio desloca o problema do plano em que ele efetivamente se coloca.</w:t>
+            </w:r>
+          </w:p>
+        </w:tc>
+      </w:tr>
+    </w:tbl>
+    <w:p>
+      <w:pPr>
+        <w:spacing w:before="0" w:after="180" w:line="293" w:lineRule="auto"/>
+      </w:pPr>
+    </w:p>
+    <w:p>
+      <w:pPr>
+        <w:spacing w:before="0" w:after="140" w:line="293" w:lineRule="auto"/>
+        <w:jc w:val="both"/>
+      </w:pPr>
+      <w:r>
+        <w:rPr>
+          <w:rFonts w:ascii="Aptos" w:hAnsi="Aptos" w:cs="Aptos" w:eastAsia="Aptos"/>
+          <w:b w:val="0"/>
+          <w:i w:val="0"/>
+          <w:color w:val="2B2B2B"/>
+          <w:sz w:val="20"/>
+        </w:rPr>
+        <w:t>A isto acresce um segundo fator, que o exame dos requisitos exigidos torna evidente. As condições que a DGAV enuncia para os alojamentos de criação — instalações individualizadas para maternidade e criação até à idade adulta, enfermaria, quarentena, zonas separadas de armazenagem e manuseamento de alimentos, sistema de proteção contra incêndios com alarme de avaria, área de recreio coberta e descoberta — não são cumpríveis numa habitação corrente. O obstáculo ao cumprimento não está na classificação do prédio nem no número de animais: está na calibração dos requisitos, concebidos para estabelecimentos de dimensão industrial e aplicados sem graduação a quem tem uma ninhada por ano.</w:t>
+      </w:r>
+    </w:p>
+    <w:p>
+      <w:pPr>
+        <w:keepNext/>
+        <w:spacing w:before="360" w:after="40" w:line="293" w:lineRule="auto"/>
+      </w:pPr>
+      <w:r>
+        <w:rPr>
+          <w:rFonts w:ascii="Aptos" w:hAnsi="Aptos" w:cs="Aptos" w:eastAsia="Aptos"/>
+          <w:b/>
+          <w:i w:val="0"/>
+          <w:color w:val="5C7891"/>
+          <w:sz w:val="27"/>
+        </w:rPr>
+        <w:t xml:space="preserve">7.  </w:t>
+      </w:r>
+      <w:r>
+        <w:rPr>
+          <w:rFonts w:ascii="Aptos" w:hAnsi="Aptos" w:cs="Aptos" w:eastAsia="Aptos"/>
+          <w:b/>
+          <w:i w:val="0"/>
+          <w:color w:val="35506B"/>
+          <w:sz w:val="27"/>
+        </w:rPr>
+        <w:t>A incidência do Regulamento (UE) 2026/1818</w:t>
+      </w:r>
+    </w:p>
+    <w:p>
+      <w:pPr>
+        <w:keepNext/>
+        <w:pBdr>
+          <w:bottom w:val="single" w:sz="4" w:space="1" w:color="D7DEE5"/>
+        </w:pBdr>
+        <w:spacing w:before="0" w:after="160" w:line="40" w:lineRule="exact"/>
+      </w:pPr>
+    </w:p>
+    <w:p>
+      <w:pPr>
+        <w:spacing w:before="0" w:after="140" w:line="293" w:lineRule="auto"/>
+        <w:jc w:val="both"/>
+      </w:pPr>
+      <w:r>
+        <w:rPr>
+          <w:rFonts w:ascii="Aptos" w:hAnsi="Aptos" w:cs="Aptos" w:eastAsia="Aptos"/>
+          <w:b w:val="0"/>
+          <w:i w:val="0"/>
+          <w:color w:val="2B2B2B"/>
+          <w:sz w:val="20"/>
+        </w:rPr>
+        <w:t>O Regulamento aplica-se aos estabelecimentos de criação independentemente do local em que se situem, incluindo casas particulares, e prevê para os criadores de pequena dimensão um regime aligeirado. A partir de 31 de agosto de 2028 a questão nacional passa a colocar-se num quadro diferente.</w:t>
+      </w:r>
+    </w:p>
+    <w:p>
+      <w:pPr>
+        <w:spacing w:before="0" w:after="80" w:line="293" w:lineRule="auto"/>
+        <w:ind w:left="351" w:hanging="351"/>
+        <w:jc w:val="both"/>
+      </w:pPr>
+      <w:r>
+        <w:rPr>
+          <w:rFonts w:ascii="Aptos" w:hAnsi="Aptos" w:cs="Aptos" w:eastAsia="Aptos"/>
+          <w:b w:val="0"/>
+          <w:i w:val="0"/>
+          <w:color w:val="7C8894"/>
+          <w:sz w:val="20"/>
+        </w:rPr>
+        <w:t>—</w:t>
+        <w:tab/>
+      </w:r>
+      <w:r>
+        <w:rPr>
+          <w:rFonts w:ascii="Aptos" w:hAnsi="Aptos" w:cs="Aptos" w:eastAsia="Aptos"/>
+          <w:b w:val="0"/>
+          <w:i w:val="0"/>
+          <w:color w:val="2B2B2B"/>
+          <w:sz w:val="20"/>
+        </w:rPr>
+        <w:t xml:space="preserve">Se Portugal quiser manter os limites de detenção por prédio como restrição oponível a estabelecimentos abrangidos pelo Regulamento, está a manter uma regra nacional mais restritiva, sujeita ao artigo 30.º e ao dever de notificação à Comissão </w:t>
+      </w:r>
+      <w:r>
+        <w:rPr>
+          <w:rFonts w:ascii="Aptos" w:hAnsi="Aptos" w:cs="Aptos" w:eastAsia="Aptos"/>
+          <w:b/>
+          <w:i w:val="0"/>
+          <w:color w:val="2B2B2B"/>
+          <w:sz w:val="20"/>
+        </w:rPr>
+        <w:t>até 31 de agosto de 2028</w:t>
+      </w:r>
+      <w:r>
+        <w:rPr>
+          <w:rFonts w:ascii="Aptos" w:hAnsi="Aptos" w:cs="Aptos" w:eastAsia="Aptos"/>
+          <w:b w:val="0"/>
+          <w:i w:val="0"/>
+          <w:color w:val="2B2B2B"/>
+          <w:sz w:val="20"/>
+        </w:rPr>
+        <w:t>.</w:t>
+      </w:r>
+    </w:p>
+    <w:p>
+      <w:pPr>
+        <w:spacing w:before="0" w:after="80" w:line="293" w:lineRule="auto"/>
+        <w:ind w:left="351" w:hanging="351"/>
+        <w:jc w:val="both"/>
+      </w:pPr>
+      <w:r>
+        <w:rPr>
+          <w:rFonts w:ascii="Aptos" w:hAnsi="Aptos" w:cs="Aptos" w:eastAsia="Aptos"/>
+          <w:b w:val="0"/>
+          <w:i w:val="0"/>
+          <w:color w:val="7C8894"/>
+          <w:sz w:val="20"/>
+        </w:rPr>
+        <w:t>—</w:t>
+        <w:tab/>
+      </w:r>
+      <w:r>
+        <w:rPr>
+          <w:rFonts w:ascii="Aptos" w:hAnsi="Aptos" w:cs="Aptos" w:eastAsia="Aptos"/>
+          <w:b w:val="0"/>
+          <w:i w:val="0"/>
+          <w:color w:val="2B2B2B"/>
+          <w:sz w:val="20"/>
+        </w:rPr>
+        <w:t>Se entender, como aqui se conclui, que os limites operam no plano sanitário da detenção e não no plano do acesso à atividade, nada há a notificar quanto a este ponto — mas a clarificação deve ficar expressa no diploma nacional, para que a questão não continue a ser decidida caso a caso.</w:t>
+      </w:r>
+    </w:p>
+    <w:tbl>
+      <w:tblPr>
+        <w:tblW w:type="auto" w:w="0"/>
+        <w:jc w:val="center"/>
+        <w:tblBorders>
+          <w:top w:val="nil"/>
+          <w:left w:val="nil"/>
+          <w:bottom w:val="nil"/>
+          <w:right w:val="nil"/>
+          <w:insideH w:val="nil"/>
+          <w:insideV w:val="nil"/>
+        </w:tblBorders>
+        <w:tblLayout w:type="fixed"/>
+        <w:tblLook w:firstColumn="1" w:firstRow="1" w:lastColumn="0" w:lastRow="0" w:noHBand="0" w:noVBand="1" w:val="04A0"/>
+      </w:tblPr>
+      <w:tblGrid>
+        <w:gridCol w:w="9412"/>
+      </w:tblGrid>
+      <w:tr>
+        <w:trPr>
+          <w:cantSplit/>
+        </w:trPr>
+        <w:tc>
+          <w:tcPr>
+            <w:tcW w:type="dxa" w:w="9411"/>
+            <w:tcBorders>
+              <w:top w:val="nil"/>
+              <w:left w:val="single" w:sz="18" w:space="0" w:color="E0BEBA"/>
+              <w:bottom w:val="nil"/>
+              <w:right w:val="nil"/>
+            </w:tcBorders>
+            <w:shd w:val="clear" w:color="auto" w:fill="FAF2F1"/>
+            <w:tcMar>
+              <w:top w:w="130" w:type="dxa"/>
+              <w:bottom w:w="130" w:type="dxa"/>
+              <w:left w:w="200" w:type="dxa"/>
+              <w:right w:w="180" w:type="dxa"/>
+            </w:tcMar>
+          </w:tcPr>
+          <w:p>
+            <w:pPr>
+              <w:spacing w:before="0" w:after="0" w:line="293" w:lineRule="auto"/>
+              <w:jc w:val="both"/>
+            </w:pPr>
+            <w:r>
+              <w:rPr>
+                <w:rFonts w:ascii="Aptos" w:hAnsi="Aptos" w:cs="Aptos" w:eastAsia="Aptos"/>
+                <w:b w:val="0"/>
+                <w:i w:val="0"/>
+                <w:color w:val="2B2B2B"/>
+                <w:sz w:val="19"/>
+              </w:rPr>
+              <w:t>A escolha entre as duas vias não é técnica; é uma opção de política legislativa com prazo. Não a fazer é, na prática, fazer a primeira sem a notificar.</w:t>
+            </w:r>
+          </w:p>
+        </w:tc>
+      </w:tr>
+    </w:tbl>
+    <w:p>
+      <w:pPr>
+        <w:spacing w:before="0" w:after="180" w:line="293" w:lineRule="auto"/>
+      </w:pPr>
+    </w:p>
+    <w:p>
+      <w:pPr>
+        <w:keepNext/>
+        <w:spacing w:before="360" w:after="40" w:line="293" w:lineRule="auto"/>
+      </w:pPr>
+      <w:r>
+        <w:rPr>
+          <w:rFonts w:ascii="Aptos" w:hAnsi="Aptos" w:cs="Aptos" w:eastAsia="Aptos"/>
+          <w:b/>
+          <w:i w:val="0"/>
+          <w:color w:val="5C7891"/>
+          <w:sz w:val="27"/>
+        </w:rPr>
+        <w:t xml:space="preserve">8.  </w:t>
+      </w:r>
+      <w:r>
+        <w:rPr>
+          <w:rFonts w:ascii="Aptos" w:hAnsi="Aptos" w:cs="Aptos" w:eastAsia="Aptos"/>
+          <w:b/>
+          <w:i w:val="0"/>
+          <w:color w:val="35506B"/>
+          <w:sz w:val="27"/>
+        </w:rPr>
+        <w:t>Nota sobre a estabilidade do artigo 3.º</w:t>
+      </w:r>
+    </w:p>
+    <w:p>
+      <w:pPr>
+        <w:keepNext/>
+        <w:pBdr>
+          <w:bottom w:val="single" w:sz="4" w:space="1" w:color="D7DEE5"/>
+        </w:pBdr>
+        <w:spacing w:before="0" w:after="160" w:line="40" w:lineRule="exact"/>
+      </w:pPr>
+    </w:p>
+    <w:p>
+      <w:pPr>
+        <w:spacing w:before="0" w:after="140" w:line="293" w:lineRule="auto"/>
+        <w:jc w:val="both"/>
+      </w:pPr>
+      <w:r>
+        <w:rPr>
+          <w:rFonts w:ascii="Aptos" w:hAnsi="Aptos" w:cs="Aptos" w:eastAsia="Aptos"/>
+          <w:b w:val="0"/>
+          <w:i w:val="0"/>
+          <w:color w:val="2B2B2B"/>
+          <w:sz w:val="20"/>
+        </w:rPr>
+        <w:t>O artigo 3.º nunca foi alterado. A verificação é direta: o seu texto é idêntico, palavra por palavra, nas três versões oficiais do Decreto-Lei n.º 314/2003 — a redação originária de 17 de dezembro de 2003, a resultante do Decreto-Lei n.º 20/2019, de 30 de janeiro, e a versão em vigor. As duas alterações sofridas pelo diploma incidiram sobre o n.º 2 do artigo 4.º e sobre o artigo 14.º, e a Resolução da Assembleia da República n.º 138/2019, de 8 de agosto, fez cessar a vigência das normas alteradas, repristinando nessa parte a redação de 2003.</w:t>
+      </w:r>
+    </w:p>
+    <w:p>
+      <w:pPr>
+        <w:spacing w:before="0" w:after="140" w:line="293" w:lineRule="auto"/>
+        <w:jc w:val="both"/>
+      </w:pPr>
+      <w:r>
+        <w:rPr>
+          <w:rFonts w:ascii="Aptos" w:hAnsi="Aptos" w:cs="Aptos" w:eastAsia="Aptos"/>
+          <w:b w:val="0"/>
+          <w:i w:val="0"/>
+          <w:color w:val="2B2B2B"/>
+          <w:sz w:val="20"/>
+        </w:rPr>
+        <w:t>Em consequência, o n.º 3 para que remete a al. p) do n.º 1 do artigo 2.º do Decreto-Lei n.º 276/2001 é hoje o mesmo que era em 2003 — a regra do regulamento do condomínio. A remissão não está desatualizada por efeito de renumeração; está apenas mal calibrada quanto ao seu alcance, pelas razões expostas em 2.4.</w:t>
+      </w:r>
+    </w:p>
+    <w:p>
+      <w:pPr>
+        <w:keepNext/>
+        <w:spacing w:before="360" w:after="40" w:line="293" w:lineRule="auto"/>
+      </w:pPr>
+      <w:r>
+        <w:rPr>
+          <w:rFonts w:ascii="Aptos" w:hAnsi="Aptos" w:cs="Aptos" w:eastAsia="Aptos"/>
+          <w:b/>
+          <w:i w:val="0"/>
+          <w:color w:val="5C7891"/>
+          <w:sz w:val="27"/>
+        </w:rPr>
+        <w:t xml:space="preserve">9.  </w:t>
+      </w:r>
+      <w:r>
+        <w:rPr>
+          <w:rFonts w:ascii="Aptos" w:hAnsi="Aptos" w:cs="Aptos" w:eastAsia="Aptos"/>
+          <w:b/>
+          <w:i w:val="0"/>
+          <w:color w:val="35506B"/>
+          <w:sz w:val="27"/>
+        </w:rPr>
+        <w:t>Limites desta análise</w:t>
+      </w:r>
+    </w:p>
+    <w:p>
+      <w:pPr>
+        <w:keepNext/>
+        <w:pBdr>
+          <w:bottom w:val="single" w:sz="4" w:space="1" w:color="D7DEE5"/>
+        </w:pBdr>
+        <w:spacing w:before="0" w:after="160" w:line="40" w:lineRule="exact"/>
+      </w:pPr>
+    </w:p>
+    <w:p>
+      <w:pPr>
+        <w:spacing w:before="0" w:after="80" w:line="293" w:lineRule="auto"/>
+        <w:ind w:left="351" w:hanging="351"/>
+        <w:jc w:val="both"/>
+      </w:pPr>
+      <w:r>
+        <w:rPr>
+          <w:rFonts w:ascii="Aptos" w:hAnsi="Aptos" w:cs="Aptos" w:eastAsia="Aptos"/>
+          <w:b w:val="0"/>
+          <w:i w:val="0"/>
+          <w:color w:val="7C8894"/>
+          <w:sz w:val="20"/>
+        </w:rPr>
+        <w:t>—</w:t>
+        <w:tab/>
+      </w:r>
+      <w:r>
+        <w:rPr>
+          <w:rFonts w:ascii="Aptos" w:hAnsi="Aptos" w:cs="Aptos" w:eastAsia="Aptos"/>
+          <w:b w:val="0"/>
+          <w:i w:val="0"/>
+          <w:color w:val="2B2B2B"/>
+          <w:sz w:val="20"/>
+        </w:rPr>
+        <w:t>Não se localizou decisão judicial, parecer publicado nem orientação administrativa que resolva expressamente a questão do prédio urbano com mais de seis animais em estabelecimento titulado. A conclusão formulada em 5. é, nesse ponto, interpretativa.</w:t>
+      </w:r>
+    </w:p>
+    <w:p>
+      <w:pPr>
+        <w:spacing w:before="0" w:after="80" w:line="293" w:lineRule="auto"/>
+        <w:ind w:left="351" w:hanging="351"/>
+        <w:jc w:val="both"/>
+      </w:pPr>
+      <w:r>
+        <w:rPr>
+          <w:rFonts w:ascii="Aptos" w:hAnsi="Aptos" w:cs="Aptos" w:eastAsia="Aptos"/>
+          <w:b w:val="0"/>
+          <w:i w:val="0"/>
+          <w:color w:val="7C8894"/>
+          <w:sz w:val="20"/>
+        </w:rPr>
+        <w:t>—</w:t>
+        <w:tab/>
+      </w:r>
+      <w:r>
+        <w:rPr>
+          <w:rFonts w:ascii="Aptos" w:hAnsi="Aptos" w:cs="Aptos" w:eastAsia="Aptos"/>
+          <w:b w:val="0"/>
+          <w:i w:val="0"/>
+          <w:color w:val="2B2B2B"/>
+          <w:sz w:val="20"/>
+        </w:rPr>
+        <w:t>A pesquisa jurisprudencial foi feita na base de dados pública dos tribunais superiores. Não cobre a primeira instância, onde se decide a maior parte das impugnações de atos municipais, nem os processos de contraordenação decididos administrativamente. A inexistência de casuística publicada não equivale, por isso, a inexistência de casos.</w:t>
+      </w:r>
+    </w:p>
+    <w:p>
+      <w:pPr>
+        <w:spacing w:before="0" w:after="80" w:line="293" w:lineRule="auto"/>
+        <w:ind w:left="351" w:hanging="351"/>
+        <w:jc w:val="both"/>
+      </w:pPr>
+      <w:r>
+        <w:rPr>
+          <w:rFonts w:ascii="Aptos" w:hAnsi="Aptos" w:cs="Aptos" w:eastAsia="Aptos"/>
+          <w:b w:val="0"/>
+          <w:i w:val="0"/>
+          <w:color w:val="7C8894"/>
+          <w:sz w:val="20"/>
+        </w:rPr>
+        <w:t>—</w:t>
+        <w:tab/>
+      </w:r>
+      <w:r>
+        <w:rPr>
+          <w:rFonts w:ascii="Aptos" w:hAnsi="Aptos" w:cs="Aptos" w:eastAsia="Aptos"/>
+          <w:b w:val="0"/>
+          <w:i w:val="0"/>
+          <w:color w:val="2B2B2B"/>
+          <w:sz w:val="20"/>
+        </w:rPr>
+        <w:t>O motor de pesquisa dessa base devolve zero resultados quando se combina o operador AND com termos que contenham barra ou acentuação, ainda que existam documentos que satisfazem a consulta. As pesquisas foram por isso feitas com termos simples e o cruzamento realizado sobre o texto integral das decisões descarregadas.</w:t>
+      </w:r>
+    </w:p>
+    <w:p>
+      <w:pPr>
+        <w:spacing w:before="0" w:after="80" w:line="293" w:lineRule="auto"/>
+        <w:ind w:left="351" w:hanging="351"/>
+        <w:jc w:val="both"/>
+      </w:pPr>
+      <w:r>
+        <w:rPr>
+          <w:rFonts w:ascii="Aptos" w:hAnsi="Aptos" w:cs="Aptos" w:eastAsia="Aptos"/>
+          <w:b w:val="0"/>
+          <w:i w:val="0"/>
+          <w:color w:val="7C8894"/>
+          <w:sz w:val="20"/>
+        </w:rPr>
+        <w:t>—</w:t>
+        <w:tab/>
+      </w:r>
+      <w:r>
+        <w:rPr>
+          <w:rFonts w:ascii="Aptos" w:hAnsi="Aptos" w:cs="Aptos" w:eastAsia="Aptos"/>
+          <w:b w:val="0"/>
+          <w:i w:val="0"/>
+          <w:color w:val="2B2B2B"/>
+          <w:sz w:val="20"/>
+        </w:rPr>
+        <w:t>Não foi consultado o texto original do Diário da República de 17 de dezembro de 2003 em suporte oficial, nem o processo legislativo do Decreto-Lei n.º 315/2003, que poderiam esclarecer a génese da ressalva da al. p).</w:t>
+      </w:r>
+    </w:p>
+    <w:p>
+      <w:pPr>
+        <w:keepNext/>
+        <w:spacing w:before="360" w:after="40" w:line="293" w:lineRule="auto"/>
+      </w:pPr>
+      <w:r>
+        <w:rPr>
+          <w:rFonts w:ascii="Aptos" w:hAnsi="Aptos" w:cs="Aptos" w:eastAsia="Aptos"/>
+          <w:b/>
+          <w:i w:val="0"/>
+          <w:color w:val="5C7891"/>
+          <w:sz w:val="27"/>
+        </w:rPr>
+        <w:t xml:space="preserve">10.  </w:t>
+      </w:r>
+      <w:r>
+        <w:rPr>
+          <w:rFonts w:ascii="Aptos" w:hAnsi="Aptos" w:cs="Aptos" w:eastAsia="Aptos"/>
+          <w:b/>
+          <w:i w:val="0"/>
+          <w:color w:val="35506B"/>
+          <w:sz w:val="27"/>
+        </w:rPr>
+        <w:t>Conclusões</w:t>
       </w:r>
     </w:p>
     <w:p>
@@ -4072,7 +4428,27 @@
           <w:color w:val="2B2B2B"/>
           <w:sz w:val="20"/>
         </w:rPr>
-        <w:t>Explicitar no futuro regime que os limites de detenção previstos na legislação sanitária não constituem limiar de capacidade dos estabelecimentos, cuja lotação é declarada no título de acesso e aferida pelos parâmetros técnicos aplicáveis.</w:t>
+        <w:t xml:space="preserve">O Decreto-Lei n.º 314/2003 </w:t>
+      </w:r>
+      <w:r>
+        <w:rPr>
+          <w:rFonts w:ascii="Aptos" w:hAnsi="Aptos" w:cs="Aptos" w:eastAsia="Aptos"/>
+          <w:b/>
+          <w:i w:val="0"/>
+          <w:color w:val="2B2B2B"/>
+          <w:sz w:val="20"/>
+        </w:rPr>
+        <w:t>aplica-se</w:t>
+      </w:r>
+      <w:r>
+        <w:rPr>
+          <w:rFonts w:ascii="Aptos" w:hAnsi="Aptos" w:cs="Aptos" w:eastAsia="Aptos"/>
+          <w:b w:val="0"/>
+          <w:i w:val="0"/>
+          <w:color w:val="2B2B2B"/>
+          <w:sz w:val="20"/>
+        </w:rPr>
+        <w:t xml:space="preserve"> a quem cria cães ou gatos: o criador é detentor nos termos da al. d) do seu artigo 2.º. Afirmar o contrário é insustentável.</w:t>
       </w:r>
     </w:p>
     <w:p>
@@ -4100,7 +4476,27 @@
           <w:color w:val="2B2B2B"/>
           <w:sz w:val="20"/>
         </w:rPr>
-        <w:t>Reformular a exceção da al. p) do artigo 2.º do Decreto-Lei n.º 276/2001. Deve excecionar diretamente a detenção doméstica, sem remissão, corrigindo simultaneamente a designação do diploma remetido, hoje incorreta, e a assimetria entre quem detém animais em fracção autónoma e quem os detém em moradia ou em prédio rústico.</w:t>
+        <w:t xml:space="preserve">O artigo 3.º </w:t>
+      </w:r>
+      <w:r>
+        <w:rPr>
+          <w:rFonts w:ascii="Aptos" w:hAnsi="Aptos" w:cs="Aptos" w:eastAsia="Aptos"/>
+          <w:b/>
+          <w:i w:val="0"/>
+          <w:color w:val="2B2B2B"/>
+          <w:sz w:val="20"/>
+        </w:rPr>
+        <w:t>não é norma de acesso à atividade</w:t>
+      </w:r>
+      <w:r>
+        <w:rPr>
+          <w:rFonts w:ascii="Aptos" w:hAnsi="Aptos" w:cs="Aptos" w:eastAsia="Aptos"/>
+          <w:b w:val="0"/>
+          <w:i w:val="0"/>
+          <w:color w:val="2B2B2B"/>
+          <w:sz w:val="20"/>
+        </w:rPr>
+        <w:t xml:space="preserve"> e os seus números não constituem a lotação dos estabelecimentos, que é declarada no título de acesso e aferida pelos parâmetros de espaço do Decreto-Lei n.º 276/2001.</w:t>
       </w:r>
     </w:p>
     <w:p>
@@ -4128,7 +4524,27 @@
           <w:color w:val="2B2B2B"/>
           <w:sz w:val="20"/>
         </w:rPr>
-        <w:t>Manter a alínea q), relativa ao alojamento para reprodução, criação, manutenção e venda, sem qualquer exceção fundada em limites de detenção, em linha com a opção seguida desde 2001.</w:t>
+        <w:t xml:space="preserve">Os dois regimes são </w:t>
+      </w:r>
+      <w:r>
+        <w:rPr>
+          <w:rFonts w:ascii="Aptos" w:hAnsi="Aptos" w:cs="Aptos" w:eastAsia="Aptos"/>
+          <w:b/>
+          <w:i w:val="0"/>
+          <w:color w:val="2B2B2B"/>
+          <w:sz w:val="20"/>
+        </w:rPr>
+        <w:t>cumulativos</w:t>
+      </w:r>
+      <w:r>
+        <w:rPr>
+          <w:rFonts w:ascii="Aptos" w:hAnsi="Aptos" w:cs="Aptos" w:eastAsia="Aptos"/>
+          <w:b w:val="0"/>
+          <w:i w:val="0"/>
+          <w:color w:val="2B2B2B"/>
+          <w:sz w:val="20"/>
+        </w:rPr>
+        <w:t>. Em prédios rústicos e mistos não há teto legal de animais; em prédios urbanos há um máximo de seis adultos, que constitui exigência sanitária e não condição de validade do título.</w:t>
       </w:r>
     </w:p>
     <w:p>
@@ -4156,7 +4572,210 @@
           <w:color w:val="2B2B2B"/>
           <w:sz w:val="20"/>
         </w:rPr>
-        <w:t>Assegurar que a definição nacional de estabelecimento de criação acompanha o Regulamento quanto à inclusão das casas particulares, afastando qualquer relevância da classificação predial.</w:t>
+        <w:t>A situação do estabelecimento de criação em prédio urbano com mais de seis adultos é o único ponto genuinamente duvidoso e deve ser resolvido por norma expressa no futuro regime.</w:t>
+      </w:r>
+    </w:p>
+    <w:p>
+      <w:pPr>
+        <w:spacing w:before="0" w:after="100" w:line="293" w:lineRule="auto"/>
+        <w:ind w:left="408" w:hanging="408"/>
+        <w:jc w:val="both"/>
+      </w:pPr>
+      <w:r>
+        <w:rPr>
+          <w:rFonts w:ascii="Aptos" w:hAnsi="Aptos" w:cs="Aptos" w:eastAsia="Aptos"/>
+          <w:b/>
+          <w:i w:val="0"/>
+          <w:color w:val="5C7891"/>
+          <w:sz w:val="20"/>
+        </w:rPr>
+        <w:t>5.</w:t>
+        <w:tab/>
+      </w:r>
+      <w:r>
+        <w:rPr>
+          <w:rFonts w:ascii="Aptos" w:hAnsi="Aptos" w:cs="Aptos" w:eastAsia="Aptos"/>
+          <w:b w:val="0"/>
+          <w:i w:val="0"/>
+          <w:color w:val="2B2B2B"/>
+          <w:sz w:val="20"/>
+        </w:rPr>
+        <w:t>A ausência de casuística sobre criação sem título indica que a questão prática do «criador informal» é de fiscalização e de calibração dos requisitos, e não de insuficiência normativa.</w:t>
+      </w:r>
+    </w:p>
+    <w:p>
+      <w:pPr>
+        <w:spacing w:before="0" w:after="100" w:line="293" w:lineRule="auto"/>
+        <w:ind w:left="408" w:hanging="408"/>
+        <w:jc w:val="both"/>
+      </w:pPr>
+      <w:r>
+        <w:rPr>
+          <w:rFonts w:ascii="Aptos" w:hAnsi="Aptos" w:cs="Aptos" w:eastAsia="Aptos"/>
+          <w:b/>
+          <w:i w:val="0"/>
+          <w:color w:val="5C7891"/>
+          <w:sz w:val="20"/>
+        </w:rPr>
+        <w:t>6.</w:t>
+        <w:tab/>
+      </w:r>
+      <w:r>
+        <w:rPr>
+          <w:rFonts w:ascii="Aptos" w:hAnsi="Aptos" w:cs="Aptos" w:eastAsia="Aptos"/>
+          <w:b w:val="0"/>
+          <w:i w:val="0"/>
+          <w:color w:val="2B2B2B"/>
+          <w:sz w:val="20"/>
+        </w:rPr>
+        <w:t>Qualquer opção que mantenha os limites por prédio como restrição a estabelecimentos abrangidos pelo Regulamento tem de ser notificada à Comissão ao abrigo do artigo 30.º até 31 de agosto de 2028.</w:t>
+      </w:r>
+    </w:p>
+    <w:p>
+      <w:pPr>
+        <w:keepNext/>
+        <w:spacing w:before="360" w:after="40" w:line="293" w:lineRule="auto"/>
+      </w:pPr>
+      <w:r>
+        <w:rPr>
+          <w:rFonts w:ascii="Aptos" w:hAnsi="Aptos" w:cs="Aptos" w:eastAsia="Aptos"/>
+          <w:b/>
+          <w:i w:val="0"/>
+          <w:color w:val="5C7891"/>
+          <w:sz w:val="27"/>
+        </w:rPr>
+        <w:t xml:space="preserve">11.  </w:t>
+      </w:r>
+      <w:r>
+        <w:rPr>
+          <w:rFonts w:ascii="Aptos" w:hAnsi="Aptos" w:cs="Aptos" w:eastAsia="Aptos"/>
+          <w:b/>
+          <w:i w:val="0"/>
+          <w:color w:val="35506B"/>
+          <w:sz w:val="27"/>
+        </w:rPr>
+        <w:t>Recomendações</w:t>
+      </w:r>
+    </w:p>
+    <w:p>
+      <w:pPr>
+        <w:keepNext/>
+        <w:pBdr>
+          <w:bottom w:val="single" w:sz="4" w:space="1" w:color="D7DEE5"/>
+        </w:pBdr>
+        <w:spacing w:before="0" w:after="160" w:line="40" w:lineRule="exact"/>
+      </w:pPr>
+    </w:p>
+    <w:p>
+      <w:pPr>
+        <w:spacing w:before="0" w:after="100" w:line="293" w:lineRule="auto"/>
+        <w:ind w:left="408" w:hanging="408"/>
+        <w:jc w:val="both"/>
+      </w:pPr>
+      <w:r>
+        <w:rPr>
+          <w:rFonts w:ascii="Aptos" w:hAnsi="Aptos" w:cs="Aptos" w:eastAsia="Aptos"/>
+          <w:b/>
+          <w:i w:val="0"/>
+          <w:color w:val="5C7891"/>
+          <w:sz w:val="20"/>
+        </w:rPr>
+        <w:t>1.</w:t>
+        <w:tab/>
+      </w:r>
+      <w:r>
+        <w:rPr>
+          <w:rFonts w:ascii="Aptos" w:hAnsi="Aptos" w:cs="Aptos" w:eastAsia="Aptos"/>
+          <w:b w:val="0"/>
+          <w:i w:val="0"/>
+          <w:color w:val="2B2B2B"/>
+          <w:sz w:val="20"/>
+        </w:rPr>
+        <w:t>Explicitar no futuro regime que os limites de detenção previstos na legislação sanitária não constituem limiar de capacidade dos estabelecimentos, e regular expressamente a situação do estabelecimento em prédio urbano.</w:t>
+      </w:r>
+    </w:p>
+    <w:p>
+      <w:pPr>
+        <w:spacing w:before="0" w:after="100" w:line="293" w:lineRule="auto"/>
+        <w:ind w:left="408" w:hanging="408"/>
+        <w:jc w:val="both"/>
+      </w:pPr>
+      <w:r>
+        <w:rPr>
+          <w:rFonts w:ascii="Aptos" w:hAnsi="Aptos" w:cs="Aptos" w:eastAsia="Aptos"/>
+          <w:b/>
+          <w:i w:val="0"/>
+          <w:color w:val="5C7891"/>
+          <w:sz w:val="20"/>
+        </w:rPr>
+        <w:t>2.</w:t>
+        <w:tab/>
+      </w:r>
+      <w:r>
+        <w:rPr>
+          <w:rFonts w:ascii="Aptos" w:hAnsi="Aptos" w:cs="Aptos" w:eastAsia="Aptos"/>
+          <w:b w:val="0"/>
+          <w:i w:val="0"/>
+          <w:color w:val="2B2B2B"/>
+          <w:sz w:val="20"/>
+        </w:rPr>
+        <w:t>Reformular a ressalva da al. p) do n.º 1 do artigo 2.º do Decreto-Lei n.º 276/2001, excecionando diretamente a detenção doméstica sem remissão e sem a assimetria atual entre fracção autónoma, moradia e prédio rústico.</w:t>
+      </w:r>
+    </w:p>
+    <w:p>
+      <w:pPr>
+        <w:spacing w:before="0" w:after="100" w:line="293" w:lineRule="auto"/>
+        <w:ind w:left="408" w:hanging="408"/>
+        <w:jc w:val="both"/>
+      </w:pPr>
+      <w:r>
+        <w:rPr>
+          <w:rFonts w:ascii="Aptos" w:hAnsi="Aptos" w:cs="Aptos" w:eastAsia="Aptos"/>
+          <w:b/>
+          <w:i w:val="0"/>
+          <w:color w:val="5C7891"/>
+          <w:sz w:val="20"/>
+        </w:rPr>
+        <w:t>3.</w:t>
+        <w:tab/>
+      </w:r>
+      <w:r>
+        <w:rPr>
+          <w:rFonts w:ascii="Aptos" w:hAnsi="Aptos" w:cs="Aptos" w:eastAsia="Aptos"/>
+          <w:b w:val="0"/>
+          <w:i w:val="0"/>
+          <w:color w:val="2B2B2B"/>
+          <w:sz w:val="20"/>
+        </w:rPr>
+        <w:t>Graduar os requisitos das instalações em função da escala da criação, à semelhança do que o Regulamento faz, em vez de manter um padrão único calibrado para estabelecimentos de grande dimensão.</w:t>
+      </w:r>
+    </w:p>
+    <w:p>
+      <w:pPr>
+        <w:spacing w:before="0" w:after="100" w:line="293" w:lineRule="auto"/>
+        <w:ind w:left="408" w:hanging="408"/>
+        <w:jc w:val="both"/>
+      </w:pPr>
+      <w:r>
+        <w:rPr>
+          <w:rFonts w:ascii="Aptos" w:hAnsi="Aptos" w:cs="Aptos" w:eastAsia="Aptos"/>
+          <w:b/>
+          <w:i w:val="0"/>
+          <w:color w:val="5C7891"/>
+          <w:sz w:val="20"/>
+        </w:rPr>
+        <w:t>4.</w:t>
+        <w:tab/>
+      </w:r>
+      <w:r>
+        <w:rPr>
+          <w:rFonts w:ascii="Aptos" w:hAnsi="Aptos" w:cs="Aptos" w:eastAsia="Aptos"/>
+          <w:b w:val="0"/>
+          <w:i w:val="0"/>
+          <w:color w:val="2B2B2B"/>
+          <w:sz w:val="20"/>
+        </w:rPr>
+        <w:t>Decidir, e fundamentar, a opção quanto ao artigo 30.º do Regulamento dentro do prazo de notificação.</w:t>
       </w:r>
     </w:p>
     <w:sectPr>
